--- a/Documents/sensor connection.docx
+++ b/Documents/sensor connection.docx
@@ -1635,6 +1635,728 @@
     </w:tbl>
     <w:p/>
     <w:p/>
+    <w:p/>
+    <w:p/>
+    <w:p/>
+    <w:p/>
+    <w:p>
+      <w:pPr>
+        <w:pStyle w:val="Heading1"/>
+      </w:pPr>
+      <w:r>
+        <w:lastRenderedPageBreak/>
+        <w:t>HC-SR04 Ultrasonic Sensor Pin Connections</w:t>
+      </w:r>
+    </w:p>
+    <w:tbl>
+      <w:tblPr>
+        <w:tblW w:w="5000" w:type="pct"/>
+        <w:tblCellMar>
+          <w:top w:w="15" w:type="dxa"/>
+          <w:left w:w="15" w:type="dxa"/>
+          <w:bottom w:w="15" w:type="dxa"/>
+          <w:right w:w="15" w:type="dxa"/>
+        </w:tblCellMar>
+        <w:tblLook w:val="04A0" w:firstRow="1" w:lastRow="0" w:firstColumn="1" w:lastColumn="0" w:noHBand="0" w:noVBand="1"/>
+      </w:tblPr>
+      <w:tblGrid>
+        <w:gridCol w:w="2127"/>
+        <w:gridCol w:w="506"/>
+        <w:gridCol w:w="4134"/>
+        <w:gridCol w:w="2577"/>
+      </w:tblGrid>
+      <w:tr>
+        <w:trPr>
+          <w:tblHeader/>
+        </w:trPr>
+        <w:tc>
+          <w:tcPr>
+            <w:tcW w:w="0" w:type="auto"/>
+            <w:tcBorders>
+              <w:top w:val="single" w:sz="6" w:space="0" w:color="DDDDDD"/>
+              <w:left w:val="single" w:sz="6" w:space="0" w:color="DDDDDD"/>
+              <w:bottom w:val="single" w:sz="6" w:space="0" w:color="DDDDDD"/>
+              <w:right w:val="single" w:sz="6" w:space="0" w:color="DDDDDD"/>
+            </w:tcBorders>
+            <w:shd w:val="clear" w:color="auto" w:fill="F2F2F2"/>
+            <w:tcMar>
+              <w:top w:w="120" w:type="dxa"/>
+              <w:left w:w="120" w:type="dxa"/>
+              <w:bottom w:w="120" w:type="dxa"/>
+              <w:right w:w="120" w:type="dxa"/>
+            </w:tcMar>
+            <w:vAlign w:val="center"/>
+            <w:hideMark/>
+          </w:tcPr>
+          <w:p>
+            <w:pPr>
+              <w:rPr>
+                <w:b/>
+                <w:bCs/>
+              </w:rPr>
+            </w:pPr>
+            <w:r>
+              <w:rPr>
+                <w:b/>
+                <w:bCs/>
+              </w:rPr>
+              <w:t>HC-SR04 Pin</w:t>
+            </w:r>
+          </w:p>
+        </w:tc>
+        <w:tc>
+          <w:tcPr>
+            <w:tcW w:w="0" w:type="auto"/>
+            <w:tcBorders>
+              <w:top w:val="single" w:sz="6" w:space="0" w:color="DDDDDD"/>
+              <w:left w:val="single" w:sz="6" w:space="0" w:color="DDDDDD"/>
+              <w:bottom w:val="single" w:sz="6" w:space="0" w:color="DDDDDD"/>
+              <w:right w:val="single" w:sz="6" w:space="0" w:color="DDDDDD"/>
+            </w:tcBorders>
+            <w:shd w:val="clear" w:color="auto" w:fill="F2F2F2"/>
+            <w:tcMar>
+              <w:top w:w="120" w:type="dxa"/>
+              <w:left w:w="120" w:type="dxa"/>
+              <w:bottom w:w="120" w:type="dxa"/>
+              <w:right w:w="120" w:type="dxa"/>
+            </w:tcMar>
+            <w:vAlign w:val="center"/>
+            <w:hideMark/>
+          </w:tcPr>
+          <w:p>
+            <w:pPr>
+              <w:rPr>
+                <w:b/>
+                <w:bCs/>
+              </w:rPr>
+            </w:pPr>
+            <w:r>
+              <w:rPr>
+                <w:b/>
+                <w:bCs/>
+              </w:rPr>
+              <w:t>→</w:t>
+            </w:r>
+          </w:p>
+        </w:tc>
+        <w:tc>
+          <w:tcPr>
+            <w:tcW w:w="0" w:type="auto"/>
+            <w:tcBorders>
+              <w:top w:val="single" w:sz="6" w:space="0" w:color="DDDDDD"/>
+              <w:left w:val="single" w:sz="6" w:space="0" w:color="DDDDDD"/>
+              <w:bottom w:val="single" w:sz="6" w:space="0" w:color="DDDDDD"/>
+              <w:right w:val="single" w:sz="6" w:space="0" w:color="DDDDDD"/>
+            </w:tcBorders>
+            <w:shd w:val="clear" w:color="auto" w:fill="F2F2F2"/>
+            <w:tcMar>
+              <w:top w:w="120" w:type="dxa"/>
+              <w:left w:w="120" w:type="dxa"/>
+              <w:bottom w:w="120" w:type="dxa"/>
+              <w:right w:w="120" w:type="dxa"/>
+            </w:tcMar>
+            <w:vAlign w:val="center"/>
+            <w:hideMark/>
+          </w:tcPr>
+          <w:p>
+            <w:pPr>
+              <w:rPr>
+                <w:b/>
+                <w:bCs/>
+              </w:rPr>
+            </w:pPr>
+            <w:r>
+              <w:rPr>
+                <w:b/>
+                <w:bCs/>
+              </w:rPr>
+              <w:t>Raspberry Pi Pin</w:t>
+            </w:r>
+          </w:p>
+        </w:tc>
+        <w:tc>
+          <w:tcPr>
+            <w:tcW w:w="0" w:type="auto"/>
+            <w:tcBorders>
+              <w:top w:val="single" w:sz="6" w:space="0" w:color="DDDDDD"/>
+              <w:left w:val="single" w:sz="6" w:space="0" w:color="DDDDDD"/>
+              <w:bottom w:val="single" w:sz="6" w:space="0" w:color="DDDDDD"/>
+              <w:right w:val="single" w:sz="6" w:space="0" w:color="DDDDDD"/>
+            </w:tcBorders>
+            <w:shd w:val="clear" w:color="auto" w:fill="F2F2F2"/>
+            <w:tcMar>
+              <w:top w:w="120" w:type="dxa"/>
+              <w:left w:w="120" w:type="dxa"/>
+              <w:bottom w:w="120" w:type="dxa"/>
+              <w:right w:w="120" w:type="dxa"/>
+            </w:tcMar>
+            <w:vAlign w:val="center"/>
+            <w:hideMark/>
+          </w:tcPr>
+          <w:p>
+            <w:pPr>
+              <w:rPr>
+                <w:b/>
+                <w:bCs/>
+              </w:rPr>
+            </w:pPr>
+            <w:r>
+              <w:rPr>
+                <w:b/>
+                <w:bCs/>
+              </w:rPr>
+              <w:t>GPIO/Function</w:t>
+            </w:r>
+          </w:p>
+        </w:tc>
+      </w:tr>
+      <w:tr>
+        <w:tc>
+          <w:tcPr>
+            <w:tcW w:w="0" w:type="auto"/>
+            <w:tcBorders>
+              <w:top w:val="single" w:sz="6" w:space="0" w:color="DDDDDD"/>
+              <w:left w:val="single" w:sz="6" w:space="0" w:color="DDDDDD"/>
+              <w:bottom w:val="single" w:sz="6" w:space="0" w:color="DDDDDD"/>
+              <w:right w:val="single" w:sz="6" w:space="0" w:color="DDDDDD"/>
+            </w:tcBorders>
+            <w:tcMar>
+              <w:top w:w="120" w:type="dxa"/>
+              <w:left w:w="120" w:type="dxa"/>
+              <w:bottom w:w="120" w:type="dxa"/>
+              <w:right w:w="120" w:type="dxa"/>
+            </w:tcMar>
+            <w:vAlign w:val="center"/>
+            <w:hideMark/>
+          </w:tcPr>
+          <w:p>
+            <w:r>
+              <w:t>VCC</w:t>
+            </w:r>
+          </w:p>
+        </w:tc>
+        <w:tc>
+          <w:tcPr>
+            <w:tcW w:w="0" w:type="auto"/>
+            <w:tcBorders>
+              <w:top w:val="single" w:sz="6" w:space="0" w:color="DDDDDD"/>
+              <w:left w:val="single" w:sz="6" w:space="0" w:color="DDDDDD"/>
+              <w:bottom w:val="single" w:sz="6" w:space="0" w:color="DDDDDD"/>
+              <w:right w:val="single" w:sz="6" w:space="0" w:color="DDDDDD"/>
+            </w:tcBorders>
+            <w:tcMar>
+              <w:top w:w="120" w:type="dxa"/>
+              <w:left w:w="120" w:type="dxa"/>
+              <w:bottom w:w="120" w:type="dxa"/>
+              <w:right w:w="120" w:type="dxa"/>
+            </w:tcMar>
+            <w:vAlign w:val="center"/>
+            <w:hideMark/>
+          </w:tcPr>
+          <w:p>
+            <w:r>
+              <w:t>→</w:t>
+            </w:r>
+          </w:p>
+        </w:tc>
+        <w:tc>
+          <w:tcPr>
+            <w:tcW w:w="0" w:type="auto"/>
+            <w:tcBorders>
+              <w:top w:val="single" w:sz="6" w:space="0" w:color="DDDDDD"/>
+              <w:left w:val="single" w:sz="6" w:space="0" w:color="DDDDDD"/>
+              <w:bottom w:val="single" w:sz="6" w:space="0" w:color="DDDDDD"/>
+              <w:right w:val="single" w:sz="6" w:space="0" w:color="DDDDDD"/>
+            </w:tcBorders>
+            <w:tcMar>
+              <w:top w:w="120" w:type="dxa"/>
+              <w:left w:w="120" w:type="dxa"/>
+              <w:bottom w:w="120" w:type="dxa"/>
+              <w:right w:w="120" w:type="dxa"/>
+            </w:tcMar>
+            <w:vAlign w:val="center"/>
+            <w:hideMark/>
+          </w:tcPr>
+          <w:p>
+            <w:r>
+              <w:t>Pin 2</w:t>
+            </w:r>
+          </w:p>
+        </w:tc>
+        <w:tc>
+          <w:tcPr>
+            <w:tcW w:w="0" w:type="auto"/>
+            <w:tcBorders>
+              <w:top w:val="single" w:sz="6" w:space="0" w:color="DDDDDD"/>
+              <w:left w:val="single" w:sz="6" w:space="0" w:color="DDDDDD"/>
+              <w:bottom w:val="single" w:sz="6" w:space="0" w:color="DDDDDD"/>
+              <w:right w:val="single" w:sz="6" w:space="0" w:color="DDDDDD"/>
+            </w:tcBorders>
+            <w:tcMar>
+              <w:top w:w="120" w:type="dxa"/>
+              <w:left w:w="120" w:type="dxa"/>
+              <w:bottom w:w="120" w:type="dxa"/>
+              <w:right w:w="120" w:type="dxa"/>
+            </w:tcMar>
+            <w:vAlign w:val="center"/>
+            <w:hideMark/>
+          </w:tcPr>
+          <w:p>
+            <w:r>
+              <w:t>5V Power</w:t>
+            </w:r>
+          </w:p>
+        </w:tc>
+      </w:tr>
+      <w:tr>
+        <w:tc>
+          <w:tcPr>
+            <w:tcW w:w="0" w:type="auto"/>
+            <w:tcBorders>
+              <w:top w:val="single" w:sz="6" w:space="0" w:color="DDDDDD"/>
+              <w:left w:val="single" w:sz="6" w:space="0" w:color="DDDDDD"/>
+              <w:bottom w:val="single" w:sz="6" w:space="0" w:color="DDDDDD"/>
+              <w:right w:val="single" w:sz="6" w:space="0" w:color="DDDDDD"/>
+            </w:tcBorders>
+            <w:tcMar>
+              <w:top w:w="120" w:type="dxa"/>
+              <w:left w:w="120" w:type="dxa"/>
+              <w:bottom w:w="120" w:type="dxa"/>
+              <w:right w:w="120" w:type="dxa"/>
+            </w:tcMar>
+            <w:vAlign w:val="center"/>
+            <w:hideMark/>
+          </w:tcPr>
+          <w:p>
+            <w:r>
+              <w:t>GND</w:t>
+            </w:r>
+          </w:p>
+        </w:tc>
+        <w:tc>
+          <w:tcPr>
+            <w:tcW w:w="0" w:type="auto"/>
+            <w:tcBorders>
+              <w:top w:val="single" w:sz="6" w:space="0" w:color="DDDDDD"/>
+              <w:left w:val="single" w:sz="6" w:space="0" w:color="DDDDDD"/>
+              <w:bottom w:val="single" w:sz="6" w:space="0" w:color="DDDDDD"/>
+              <w:right w:val="single" w:sz="6" w:space="0" w:color="DDDDDD"/>
+            </w:tcBorders>
+            <w:tcMar>
+              <w:top w:w="120" w:type="dxa"/>
+              <w:left w:w="120" w:type="dxa"/>
+              <w:bottom w:w="120" w:type="dxa"/>
+              <w:right w:w="120" w:type="dxa"/>
+            </w:tcMar>
+            <w:vAlign w:val="center"/>
+            <w:hideMark/>
+          </w:tcPr>
+          <w:p>
+            <w:r>
+              <w:t>→</w:t>
+            </w:r>
+          </w:p>
+        </w:tc>
+        <w:tc>
+          <w:tcPr>
+            <w:tcW w:w="0" w:type="auto"/>
+            <w:tcBorders>
+              <w:top w:val="single" w:sz="6" w:space="0" w:color="DDDDDD"/>
+              <w:left w:val="single" w:sz="6" w:space="0" w:color="DDDDDD"/>
+              <w:bottom w:val="single" w:sz="6" w:space="0" w:color="DDDDDD"/>
+              <w:right w:val="single" w:sz="6" w:space="0" w:color="DDDDDD"/>
+            </w:tcBorders>
+            <w:tcMar>
+              <w:top w:w="120" w:type="dxa"/>
+              <w:left w:w="120" w:type="dxa"/>
+              <w:bottom w:w="120" w:type="dxa"/>
+              <w:right w:w="120" w:type="dxa"/>
+            </w:tcMar>
+            <w:vAlign w:val="center"/>
+            <w:hideMark/>
+          </w:tcPr>
+          <w:p>
+            <w:r>
+              <w:t>Pin 6</w:t>
+            </w:r>
+          </w:p>
+        </w:tc>
+        <w:tc>
+          <w:tcPr>
+            <w:tcW w:w="0" w:type="auto"/>
+            <w:tcBorders>
+              <w:top w:val="single" w:sz="6" w:space="0" w:color="DDDDDD"/>
+              <w:left w:val="single" w:sz="6" w:space="0" w:color="DDDDDD"/>
+              <w:bottom w:val="single" w:sz="6" w:space="0" w:color="DDDDDD"/>
+              <w:right w:val="single" w:sz="6" w:space="0" w:color="DDDDDD"/>
+            </w:tcBorders>
+            <w:tcMar>
+              <w:top w:w="120" w:type="dxa"/>
+              <w:left w:w="120" w:type="dxa"/>
+              <w:bottom w:w="120" w:type="dxa"/>
+              <w:right w:w="120" w:type="dxa"/>
+            </w:tcMar>
+            <w:vAlign w:val="center"/>
+            <w:hideMark/>
+          </w:tcPr>
+          <w:p>
+            <w:r>
+              <w:t>Ground</w:t>
+            </w:r>
+          </w:p>
+        </w:tc>
+      </w:tr>
+      <w:tr>
+        <w:tc>
+          <w:tcPr>
+            <w:tcW w:w="0" w:type="auto"/>
+            <w:tcBorders>
+              <w:top w:val="single" w:sz="6" w:space="0" w:color="DDDDDD"/>
+              <w:left w:val="single" w:sz="6" w:space="0" w:color="DDDDDD"/>
+              <w:bottom w:val="single" w:sz="6" w:space="0" w:color="DDDDDD"/>
+              <w:right w:val="single" w:sz="6" w:space="0" w:color="DDDDDD"/>
+            </w:tcBorders>
+            <w:tcMar>
+              <w:top w:w="120" w:type="dxa"/>
+              <w:left w:w="120" w:type="dxa"/>
+              <w:bottom w:w="120" w:type="dxa"/>
+              <w:right w:w="120" w:type="dxa"/>
+            </w:tcMar>
+            <w:vAlign w:val="center"/>
+            <w:hideMark/>
+          </w:tcPr>
+          <w:p>
+            <w:r>
+              <w:t>TRIG</w:t>
+            </w:r>
+          </w:p>
+        </w:tc>
+        <w:tc>
+          <w:tcPr>
+            <w:tcW w:w="0" w:type="auto"/>
+            <w:tcBorders>
+              <w:top w:val="single" w:sz="6" w:space="0" w:color="DDDDDD"/>
+              <w:left w:val="single" w:sz="6" w:space="0" w:color="DDDDDD"/>
+              <w:bottom w:val="single" w:sz="6" w:space="0" w:color="DDDDDD"/>
+              <w:right w:val="single" w:sz="6" w:space="0" w:color="DDDDDD"/>
+            </w:tcBorders>
+            <w:tcMar>
+              <w:top w:w="120" w:type="dxa"/>
+              <w:left w:w="120" w:type="dxa"/>
+              <w:bottom w:w="120" w:type="dxa"/>
+              <w:right w:w="120" w:type="dxa"/>
+            </w:tcMar>
+            <w:vAlign w:val="center"/>
+            <w:hideMark/>
+          </w:tcPr>
+          <w:p>
+            <w:r>
+              <w:t>→</w:t>
+            </w:r>
+          </w:p>
+        </w:tc>
+        <w:tc>
+          <w:tcPr>
+            <w:tcW w:w="0" w:type="auto"/>
+            <w:tcBorders>
+              <w:top w:val="single" w:sz="6" w:space="0" w:color="DDDDDD"/>
+              <w:left w:val="single" w:sz="6" w:space="0" w:color="DDDDDD"/>
+              <w:bottom w:val="single" w:sz="6" w:space="0" w:color="DDDDDD"/>
+              <w:right w:val="single" w:sz="6" w:space="0" w:color="DDDDDD"/>
+            </w:tcBorders>
+            <w:tcMar>
+              <w:top w:w="120" w:type="dxa"/>
+              <w:left w:w="120" w:type="dxa"/>
+              <w:bottom w:w="120" w:type="dxa"/>
+              <w:right w:w="120" w:type="dxa"/>
+            </w:tcMar>
+            <w:vAlign w:val="center"/>
+            <w:hideMark/>
+          </w:tcPr>
+          <w:p>
+            <w:r>
+              <w:t>Pin 16</w:t>
+            </w:r>
+          </w:p>
+        </w:tc>
+        <w:tc>
+          <w:tcPr>
+            <w:tcW w:w="0" w:type="auto"/>
+            <w:tcBorders>
+              <w:top w:val="single" w:sz="6" w:space="0" w:color="DDDDDD"/>
+              <w:left w:val="single" w:sz="6" w:space="0" w:color="DDDDDD"/>
+              <w:bottom w:val="single" w:sz="6" w:space="0" w:color="DDDDDD"/>
+              <w:right w:val="single" w:sz="6" w:space="0" w:color="DDDDDD"/>
+            </w:tcBorders>
+            <w:tcMar>
+              <w:top w:w="120" w:type="dxa"/>
+              <w:left w:w="120" w:type="dxa"/>
+              <w:bottom w:w="120" w:type="dxa"/>
+              <w:right w:w="120" w:type="dxa"/>
+            </w:tcMar>
+            <w:vAlign w:val="center"/>
+            <w:hideMark/>
+          </w:tcPr>
+          <w:p>
+            <w:r>
+              <w:t>GPIO 23 (Trigger)</w:t>
+            </w:r>
+          </w:p>
+        </w:tc>
+      </w:tr>
+      <w:tr>
+        <w:tc>
+          <w:tcPr>
+            <w:tcW w:w="0" w:type="auto"/>
+            <w:tcBorders>
+              <w:top w:val="single" w:sz="6" w:space="0" w:color="DDDDDD"/>
+              <w:left w:val="single" w:sz="6" w:space="0" w:color="DDDDDD"/>
+              <w:bottom w:val="single" w:sz="6" w:space="0" w:color="DDDDDD"/>
+              <w:right w:val="single" w:sz="6" w:space="0" w:color="DDDDDD"/>
+            </w:tcBorders>
+            <w:tcMar>
+              <w:top w:w="120" w:type="dxa"/>
+              <w:left w:w="120" w:type="dxa"/>
+              <w:bottom w:w="120" w:type="dxa"/>
+              <w:right w:w="120" w:type="dxa"/>
+            </w:tcMar>
+            <w:vAlign w:val="center"/>
+            <w:hideMark/>
+          </w:tcPr>
+          <w:p>
+            <w:r>
+              <w:t>ECHO</w:t>
+            </w:r>
+          </w:p>
+        </w:tc>
+        <w:tc>
+          <w:tcPr>
+            <w:tcW w:w="0" w:type="auto"/>
+            <w:tcBorders>
+              <w:top w:val="single" w:sz="6" w:space="0" w:color="DDDDDD"/>
+              <w:left w:val="single" w:sz="6" w:space="0" w:color="DDDDDD"/>
+              <w:bottom w:val="single" w:sz="6" w:space="0" w:color="DDDDDD"/>
+              <w:right w:val="single" w:sz="6" w:space="0" w:color="DDDDDD"/>
+            </w:tcBorders>
+            <w:tcMar>
+              <w:top w:w="120" w:type="dxa"/>
+              <w:left w:w="120" w:type="dxa"/>
+              <w:bottom w:w="120" w:type="dxa"/>
+              <w:right w:w="120" w:type="dxa"/>
+            </w:tcMar>
+            <w:vAlign w:val="center"/>
+            <w:hideMark/>
+          </w:tcPr>
+          <w:p>
+            <w:r>
+              <w:t>→</w:t>
+            </w:r>
+          </w:p>
+        </w:tc>
+        <w:tc>
+          <w:tcPr>
+            <w:tcW w:w="0" w:type="auto"/>
+            <w:tcBorders>
+              <w:top w:val="single" w:sz="6" w:space="0" w:color="DDDDDD"/>
+              <w:left w:val="single" w:sz="6" w:space="0" w:color="DDDDDD"/>
+              <w:bottom w:val="single" w:sz="6" w:space="0" w:color="DDDDDD"/>
+              <w:right w:val="single" w:sz="6" w:space="0" w:color="DDDDDD"/>
+            </w:tcBorders>
+            <w:tcMar>
+              <w:top w:w="120" w:type="dxa"/>
+              <w:left w:w="120" w:type="dxa"/>
+              <w:bottom w:w="120" w:type="dxa"/>
+              <w:right w:w="120" w:type="dxa"/>
+            </w:tcMar>
+            <w:vAlign w:val="center"/>
+            <w:hideMark/>
+          </w:tcPr>
+          <w:p>
+            <w:r>
+              <w:rPr>
+                <w:b/>
+                <w:bCs/>
+              </w:rPr>
+              <w:t>Via Voltage Divider</w:t>
+            </w:r>
+            <w:r>
+              <w:t xml:space="preserve"> → Pin 18</w:t>
+            </w:r>
+          </w:p>
+        </w:tc>
+        <w:tc>
+          <w:tcPr>
+            <w:tcW w:w="0" w:type="auto"/>
+            <w:tcBorders>
+              <w:top w:val="single" w:sz="6" w:space="0" w:color="DDDDDD"/>
+              <w:left w:val="single" w:sz="6" w:space="0" w:color="DDDDDD"/>
+              <w:bottom w:val="single" w:sz="6" w:space="0" w:color="DDDDDD"/>
+              <w:right w:val="single" w:sz="6" w:space="0" w:color="DDDDDD"/>
+            </w:tcBorders>
+            <w:tcMar>
+              <w:top w:w="120" w:type="dxa"/>
+              <w:left w:w="120" w:type="dxa"/>
+              <w:bottom w:w="120" w:type="dxa"/>
+              <w:right w:w="120" w:type="dxa"/>
+            </w:tcMar>
+            <w:vAlign w:val="center"/>
+            <w:hideMark/>
+          </w:tcPr>
+          <w:p>
+            <w:r>
+              <w:t>GPIO 24 (Echo)</w:t>
+            </w:r>
+          </w:p>
+        </w:tc>
+      </w:tr>
+    </w:tbl>
+    <w:p/>
+    <w:p>
+      <w:r>
+        <w:drawing>
+          <wp:inline distT="0" distB="0" distL="0" distR="0" wp14:anchorId="4DEC3CBB" wp14:editId="7AE2BB34">
+            <wp:extent cx="4791744" cy="1590897"/>
+            <wp:effectExtent l="0" t="0" r="8890" b="9525"/>
+            <wp:docPr id="380794298" name="Picture 1"/>
+            <wp:cNvGraphicFramePr>
+              <a:graphicFrameLocks xmlns:a="http://schemas.openxmlformats.org/drawingml/2006/main" noChangeAspect="1"/>
+            </wp:cNvGraphicFramePr>
+            <a:graphic xmlns:a="http://schemas.openxmlformats.org/drawingml/2006/main">
+              <a:graphicData uri="http://schemas.openxmlformats.org/drawingml/2006/picture">
+                <pic:pic xmlns:pic="http://schemas.openxmlformats.org/drawingml/2006/picture">
+                  <pic:nvPicPr>
+                    <pic:cNvPr id="380794298" name=""/>
+                    <pic:cNvPicPr/>
+                  </pic:nvPicPr>
+                  <pic:blipFill>
+                    <a:blip r:embed="rId7"/>
+                    <a:stretch>
+                      <a:fillRect/>
+                    </a:stretch>
+                  </pic:blipFill>
+                  <pic:spPr>
+                    <a:xfrm>
+                      <a:off x="0" y="0"/>
+                      <a:ext cx="4791744" cy="1590897"/>
+                    </a:xfrm>
+                    <a:prstGeom prst="rect">
+                      <a:avLst/>
+                    </a:prstGeom>
+                  </pic:spPr>
+                </pic:pic>
+              </a:graphicData>
+            </a:graphic>
+          </wp:inline>
+        </w:drawing>
+      </w:r>
+    </w:p>
+    <w:p>
+      <w:proofErr w:type="gramStart"/>
+      <w:r>
+        <w:rPr>
+          <w:b/>
+          <w:bCs/>
+        </w:rPr>
+        <w:t>Step-by-step</w:t>
+      </w:r>
+      <w:proofErr w:type="gramEnd"/>
+      <w:r>
+        <w:rPr>
+          <w:b/>
+          <w:bCs/>
+        </w:rPr>
+        <w:t>:</w:t>
+      </w:r>
+    </w:p>
+    <w:p>
+      <w:pPr>
+        <w:numPr>
+          <w:ilvl w:val="0"/>
+          <w:numId w:val="1"/>
+        </w:numPr>
+      </w:pPr>
+      <w:r>
+        <w:t>HC-SR04 ECHO → One end of </w:t>
+      </w:r>
+      <w:r>
+        <w:rPr>
+          <w:b/>
+          <w:bCs/>
+        </w:rPr>
+        <w:t>1kΩ resistor</w:t>
+      </w:r>
+    </w:p>
+    <w:p>
+      <w:pPr>
+        <w:numPr>
+          <w:ilvl w:val="0"/>
+          <w:numId w:val="1"/>
+        </w:numPr>
+      </w:pPr>
+      <w:r>
+        <w:t>Other end of 1kΩ → Connect to TWO things:</w:t>
+      </w:r>
+    </w:p>
+    <w:p>
+      <w:pPr>
+        <w:numPr>
+          <w:ilvl w:val="1"/>
+          <w:numId w:val="1"/>
+        </w:numPr>
+      </w:pPr>
+      <w:r>
+        <w:t>Raspberry Pi </w:t>
+      </w:r>
+      <w:r>
+        <w:rPr>
+          <w:b/>
+          <w:bCs/>
+        </w:rPr>
+        <w:t>Pin 18 (GPIO 24)</w:t>
+      </w:r>
+    </w:p>
+    <w:p>
+      <w:pPr>
+        <w:numPr>
+          <w:ilvl w:val="1"/>
+          <w:numId w:val="1"/>
+        </w:numPr>
+      </w:pPr>
+      <w:r>
+        <w:t>One end of </w:t>
+      </w:r>
+      <w:r>
+        <w:rPr>
+          <w:b/>
+          <w:bCs/>
+        </w:rPr>
+        <w:t>2kΩ resistor</w:t>
+      </w:r>
+    </w:p>
+    <w:p>
+      <w:pPr>
+        <w:numPr>
+          <w:ilvl w:val="0"/>
+          <w:numId w:val="1"/>
+        </w:numPr>
+      </w:pPr>
+      <w:proofErr w:type="gramStart"/>
+      <w:r>
+        <w:t>Other</w:t>
+      </w:r>
+      <w:proofErr w:type="gramEnd"/>
+      <w:r>
+        <w:t xml:space="preserve"> end of 2kΩ → Raspberry Pi </w:t>
+      </w:r>
+      <w:r>
+        <w:rPr>
+          <w:b/>
+          <w:bCs/>
+        </w:rPr>
+        <w:t>GND (Pin 6)</w:t>
+      </w:r>
+    </w:p>
+    <w:p/>
     <w:sectPr>
       <w:pgSz w:w="12240" w:h="15840"/>
       <w:pgMar w:top="1440" w:right="1440" w:bottom="1440" w:left="1440" w:header="720" w:footer="720" w:gutter="0"/>
@@ -1693,6 +2415,131 @@
     </w:p>
   </w:footnote>
 </w:footnotes>
+</file>
+
+<file path=word/numbering.xml><?xml version="1.0" encoding="utf-8"?>
+<w:numbering xmlns:wpc="http://schemas.microsoft.com/office/word/2010/wordprocessingCanvas" xmlns:cx="http://schemas.microsoft.com/office/drawing/2014/chartex" xmlns:cx1="http://schemas.microsoft.com/office/drawing/2015/9/8/chartex" xmlns:cx2="http://schemas.microsoft.com/office/drawing/2015/10/21/chartex" xmlns:cx3="http://schemas.microsoft.com/office/drawing/2016/5/9/chartex" xmlns:cx4="http://schemas.microsoft.com/office/drawing/2016/5/10/chartex" xmlns:cx5="http://schemas.microsoft.com/office/drawing/2016/5/11/chartex" xmlns:cx6="http://schemas.microsoft.com/office/drawing/2016/5/12/chartex" xmlns:cx7="http://schemas.microsoft.com/office/drawing/2016/5/13/chartex" xmlns:cx8="http://schemas.microsoft.com/office/drawing/2016/5/14/chartex" xmlns:mc="http://schemas.openxmlformats.org/markup-compatibility/2006" xmlns:aink="http://schemas.microsoft.com/office/drawing/2016/ink" xmlns:am3d="http://schemas.microsoft.com/office/drawing/2017/model3d" xmlns:o="urn:schemas-microsoft-com:office:office" xmlns:oel="http://schemas.microsoft.com/office/2019/extlst" xmlns:r="http://schemas.openxmlformats.org/officeDocument/2006/relationships" xmlns:m="http://schemas.openxmlformats.org/officeDocument/2006/math" xmlns:v="urn:schemas-microsoft-com:vml" xmlns:wp14="http://schemas.microsoft.com/office/word/2010/wordprocessingDrawing" xmlns:wp="http://schemas.openxmlformats.org/drawingml/2006/wordprocessingDrawing" xmlns:w10="urn:schemas-microsoft-com:office:word" xmlns:w="http://schemas.openxmlformats.org/wordprocessingml/2006/main" xmlns:w14="http://schemas.microsoft.com/office/word/2010/wordml" xmlns:w15="http://schemas.microsoft.com/office/word/2012/wordml" xmlns:w16cex="http://schemas.microsoft.com/office/word/2018/wordml/cex" xmlns:w16cid="http://schemas.microsoft.com/office/word/2016/wordml/cid" xmlns:w16="http://schemas.microsoft.com/office/word/2018/wordml" xmlns:w16du="http://schemas.microsoft.com/office/word/2023/wordml/word16du" xmlns:w16sdtdh="http://schemas.microsoft.com/office/word/2020/wordml/sdtdatahash" xmlns:w16sdtfl="http://schemas.microsoft.com/office/word/2024/wordml/sdtformatlock" xmlns:w16se="http://schemas.microsoft.com/office/word/2015/wordml/symex" xmlns:wpg="http://schemas.microsoft.com/office/word/2010/wordprocessingGroup" xmlns:wpi="http://schemas.microsoft.com/office/word/2010/wordprocessingInk" xmlns:wne="http://schemas.microsoft.com/office/word/2006/wordml" xmlns:wps="http://schemas.microsoft.com/office/word/2010/wordprocessingShape" mc:Ignorable="w14 w15 w16se w16cid w16 w16cex w16sdtdh w16sdtfl w16du wp14">
+  <w:abstractNum w:abstractNumId="0" w15:restartNumberingAfterBreak="0">
+    <w:nsid w:val="32570032"/>
+    <w:multiLevelType w:val="multilevel"/>
+    <w:tmpl w:val="416E6834"/>
+    <w:lvl w:ilvl="0">
+      <w:start w:val="1"/>
+      <w:numFmt w:val="decimal"/>
+      <w:lvlText w:val="%1."/>
+      <w:lvlJc w:val="left"/>
+      <w:pPr>
+        <w:tabs>
+          <w:tab w:val="num" w:pos="720"/>
+        </w:tabs>
+        <w:ind w:left="720" w:hanging="360"/>
+      </w:pPr>
+    </w:lvl>
+    <w:lvl w:ilvl="1">
+      <w:start w:val="1"/>
+      <w:numFmt w:val="bullet"/>
+      <w:lvlText w:val=""/>
+      <w:lvlJc w:val="left"/>
+      <w:pPr>
+        <w:tabs>
+          <w:tab w:val="num" w:pos="1440"/>
+        </w:tabs>
+        <w:ind w:left="1440" w:hanging="360"/>
+      </w:pPr>
+      <w:rPr>
+        <w:rFonts w:ascii="Symbol" w:hAnsi="Symbol" w:hint="default"/>
+        <w:sz w:val="20"/>
+      </w:rPr>
+    </w:lvl>
+    <w:lvl w:ilvl="2" w:tentative="1">
+      <w:start w:val="1"/>
+      <w:numFmt w:val="decimal"/>
+      <w:lvlText w:val="%3."/>
+      <w:lvlJc w:val="left"/>
+      <w:pPr>
+        <w:tabs>
+          <w:tab w:val="num" w:pos="2160"/>
+        </w:tabs>
+        <w:ind w:left="2160" w:hanging="360"/>
+      </w:pPr>
+    </w:lvl>
+    <w:lvl w:ilvl="3" w:tentative="1">
+      <w:start w:val="1"/>
+      <w:numFmt w:val="decimal"/>
+      <w:lvlText w:val="%4."/>
+      <w:lvlJc w:val="left"/>
+      <w:pPr>
+        <w:tabs>
+          <w:tab w:val="num" w:pos="2880"/>
+        </w:tabs>
+        <w:ind w:left="2880" w:hanging="360"/>
+      </w:pPr>
+    </w:lvl>
+    <w:lvl w:ilvl="4" w:tentative="1">
+      <w:start w:val="1"/>
+      <w:numFmt w:val="decimal"/>
+      <w:lvlText w:val="%5."/>
+      <w:lvlJc w:val="left"/>
+      <w:pPr>
+        <w:tabs>
+          <w:tab w:val="num" w:pos="3600"/>
+        </w:tabs>
+        <w:ind w:left="3600" w:hanging="360"/>
+      </w:pPr>
+    </w:lvl>
+    <w:lvl w:ilvl="5" w:tentative="1">
+      <w:start w:val="1"/>
+      <w:numFmt w:val="decimal"/>
+      <w:lvlText w:val="%6."/>
+      <w:lvlJc w:val="left"/>
+      <w:pPr>
+        <w:tabs>
+          <w:tab w:val="num" w:pos="4320"/>
+        </w:tabs>
+        <w:ind w:left="4320" w:hanging="360"/>
+      </w:pPr>
+    </w:lvl>
+    <w:lvl w:ilvl="6" w:tentative="1">
+      <w:start w:val="1"/>
+      <w:numFmt w:val="decimal"/>
+      <w:lvlText w:val="%7."/>
+      <w:lvlJc w:val="left"/>
+      <w:pPr>
+        <w:tabs>
+          <w:tab w:val="num" w:pos="5040"/>
+        </w:tabs>
+        <w:ind w:left="5040" w:hanging="360"/>
+      </w:pPr>
+    </w:lvl>
+    <w:lvl w:ilvl="7" w:tentative="1">
+      <w:start w:val="1"/>
+      <w:numFmt w:val="decimal"/>
+      <w:lvlText w:val="%8."/>
+      <w:lvlJc w:val="left"/>
+      <w:pPr>
+        <w:tabs>
+          <w:tab w:val="num" w:pos="5760"/>
+        </w:tabs>
+        <w:ind w:left="5760" w:hanging="360"/>
+      </w:pPr>
+    </w:lvl>
+    <w:lvl w:ilvl="8" w:tentative="1">
+      <w:start w:val="1"/>
+      <w:numFmt w:val="decimal"/>
+      <w:lvlText w:val="%9."/>
+      <w:lvlJc w:val="left"/>
+      <w:pPr>
+        <w:tabs>
+          <w:tab w:val="num" w:pos="6480"/>
+        </w:tabs>
+        <w:ind w:left="6480" w:hanging="360"/>
+      </w:pPr>
+    </w:lvl>
+  </w:abstractNum>
+  <w:num w:numId="1" w16cid:durableId="430666405">
+    <w:abstractNumId w:val="0"/>
+  </w:num>
+</w:numbering>
 </file>
 
 <file path=word/styles.xml><?xml version="1.0" encoding="utf-8"?>

--- a/Documents/sensor connection.docx
+++ b/Documents/sensor connection.docx
@@ -1199,16 +1199,8 @@
         <w:pStyle w:val="Heading1"/>
       </w:pPr>
       <w:r>
-        <w:t>Rain Detection</w:t>
-      </w:r>
-      <w:r>
-        <w:t xml:space="preserve"> </w:t>
-      </w:r>
-      <w:proofErr w:type="gramStart"/>
-      <w:r>
-        <w:t>sensor connection</w:t>
-      </w:r>
-      <w:proofErr w:type="gramEnd"/>
+        <w:t>Rain Detection sensor connection</w:t>
+      </w:r>
     </w:p>
     <w:tbl>
       <w:tblPr>
@@ -2213,6 +2205,9 @@
     <w:p/>
     <w:p>
       <w:r>
+        <w:rPr>
+          <w:noProof/>
+        </w:rPr>
         <w:drawing>
           <wp:inline distT="0" distB="0" distL="0" distR="0" wp14:anchorId="4DEC3CBB" wp14:editId="7AE2BB34">
             <wp:extent cx="4791744" cy="1590897"/>
@@ -2251,21 +2246,12 @@
       </w:r>
     </w:p>
     <w:p>
-      <w:proofErr w:type="gramStart"/>
       <w:r>
         <w:rPr>
           <w:b/>
           <w:bCs/>
         </w:rPr>
-        <w:t>Step-by-step</w:t>
-      </w:r>
-      <w:proofErr w:type="gramEnd"/>
-      <w:r>
-        <w:rPr>
-          <w:b/>
-          <w:bCs/>
-        </w:rPr>
-        <w:t>:</w:t>
+        <w:t>Step-by-step:</w:t>
       </w:r>
     </w:p>
     <w:p>
@@ -2340,13 +2326,8 @@
           <w:numId w:val="1"/>
         </w:numPr>
       </w:pPr>
-      <w:proofErr w:type="gramStart"/>
-      <w:r>
-        <w:t>Other</w:t>
-      </w:r>
-      <w:proofErr w:type="gramEnd"/>
-      <w:r>
-        <w:t xml:space="preserve"> end of 2kΩ → Raspberry Pi </w:t>
+      <w:r>
+        <w:t>Other end of 2kΩ → Raspberry Pi </w:t>
       </w:r>
       <w:r>
         <w:rPr>
@@ -2357,6 +2338,11 @@
       </w:r>
     </w:p>
     <w:p/>
+    <w:p>
+      <w:r>
+        <w:t>NEMA 17 Motor</w:t>
+      </w:r>
+    </w:p>
     <w:sectPr>
       <w:pgSz w:w="12240" w:h="15840"/>
       <w:pgMar w:top="1440" w:right="1440" w:bottom="1440" w:left="1440" w:header="720" w:footer="720" w:gutter="0"/>
@@ -3149,6 +3135,7 @@
   <w:style w:type="character" w:default="1" w:styleId="DefaultParagraphFont">
     <w:name w:val="Default Paragraph Font"/>
     <w:uiPriority w:val="1"/>
+    <w:semiHidden/>
     <w:unhideWhenUsed/>
   </w:style>
   <w:style w:type="table" w:default="1" w:styleId="TableNormal">

--- a/Documents/sensor connection.docx
+++ b/Documents/sensor connection.docx
@@ -7,7 +7,10 @@
         <w:pStyle w:val="Heading1"/>
       </w:pPr>
       <w:r>
-        <w:t>Soil moisture sensor connection</w:t>
+        <w:t>Soil moisture sensor connectio</w:t>
+      </w:r>
+      <w:r>
+        <w:t>n</w:t>
       </w:r>
     </w:p>
     <w:p/>
@@ -1199,8 +1202,13 @@
         <w:pStyle w:val="Heading1"/>
       </w:pPr>
       <w:r>
-        <w:t>Rain Detection sensor connection</w:t>
-      </w:r>
+        <w:t xml:space="preserve">Rain Detection </w:t>
+      </w:r>
+      <w:proofErr w:type="gramStart"/>
+      <w:r>
+        <w:t>sensor connection</w:t>
+      </w:r>
+      <w:proofErr w:type="gramEnd"/>
     </w:p>
     <w:tbl>
       <w:tblPr>
@@ -2246,12 +2254,21 @@
       </w:r>
     </w:p>
     <w:p>
+      <w:proofErr w:type="gramStart"/>
       <w:r>
         <w:rPr>
           <w:b/>
           <w:bCs/>
         </w:rPr>
-        <w:t>Step-by-step:</w:t>
+        <w:t>Step-by-step</w:t>
+      </w:r>
+      <w:proofErr w:type="gramEnd"/>
+      <w:r>
+        <w:rPr>
+          <w:b/>
+          <w:bCs/>
+        </w:rPr>
+        <w:t>:</w:t>
       </w:r>
     </w:p>
     <w:p>
@@ -2326,8 +2343,13 @@
           <w:numId w:val="1"/>
         </w:numPr>
       </w:pPr>
-      <w:r>
-        <w:t>Other end of 2kΩ → Raspberry Pi </w:t>
+      <w:proofErr w:type="gramStart"/>
+      <w:r>
+        <w:t>Other</w:t>
+      </w:r>
+      <w:proofErr w:type="gramEnd"/>
+      <w:r>
+        <w:t xml:space="preserve"> end of 2kΩ → Raspberry Pi </w:t>
       </w:r>
       <w:r>
         <w:rPr>
@@ -2339,10 +2361,1751 @@
     </w:p>
     <w:p/>
     <w:p>
-      <w:r>
-        <w:t>NEMA 17 Motor</w:t>
-      </w:r>
-    </w:p>
+      <w:pPr>
+        <w:rPr>
+          <w:b/>
+          <w:bCs/>
+        </w:rPr>
+      </w:pPr>
+    </w:p>
+    <w:p>
+      <w:pPr>
+        <w:rPr>
+          <w:b/>
+          <w:bCs/>
+        </w:rPr>
+      </w:pPr>
+    </w:p>
+    <w:p>
+      <w:pPr>
+        <w:rPr>
+          <w:b/>
+          <w:bCs/>
+        </w:rPr>
+      </w:pPr>
+    </w:p>
+    <w:p>
+      <w:pPr>
+        <w:rPr>
+          <w:b/>
+          <w:bCs/>
+        </w:rPr>
+      </w:pPr>
+    </w:p>
+    <w:p>
+      <w:pPr>
+        <w:rPr>
+          <w:b/>
+          <w:bCs/>
+        </w:rPr>
+      </w:pPr>
+      <w:r>
+        <w:rPr>
+          <w:b/>
+          <w:bCs/>
+        </w:rPr>
+        <w:lastRenderedPageBreak/>
+        <w:t>A4988 Stepper Motor Driver Pin Connections</w:t>
+      </w:r>
+    </w:p>
+    <w:p>
+      <w:pPr>
+        <w:rPr>
+          <w:b/>
+          <w:bCs/>
+        </w:rPr>
+      </w:pPr>
+      <w:r>
+        <w:rPr>
+          <w:b/>
+          <w:bCs/>
+        </w:rPr>
+        <w:t>Single Channel Driver Board to Raspberry Pi 4 Model B</w:t>
+      </w:r>
+    </w:p>
+    <w:p>
+      <w:r>
+        <w:rPr>
+          <w:b/>
+          <w:bCs/>
+        </w:rPr>
+        <w:t>Top Left - Motor Connection (4 pins):</w:t>
+      </w:r>
+    </w:p>
+    <w:tbl>
+      <w:tblPr>
+        <w:tblStyle w:val="TableGrid"/>
+        <w:tblW w:w="0" w:type="auto"/>
+        <w:tblLook w:val="04A0" w:firstRow="1" w:lastRow="0" w:firstColumn="1" w:lastColumn="0" w:noHBand="0" w:noVBand="1"/>
+      </w:tblPr>
+      <w:tblGrid>
+        <w:gridCol w:w="1964"/>
+        <w:gridCol w:w="361"/>
+        <w:gridCol w:w="2333"/>
+      </w:tblGrid>
+      <w:tr>
+        <w:tc>
+          <w:tcPr>
+            <w:tcW w:w="0" w:type="auto"/>
+            <w:hideMark/>
+          </w:tcPr>
+          <w:p>
+            <w:pPr>
+              <w:spacing w:after="160" w:line="278" w:lineRule="auto"/>
+              <w:rPr>
+                <w:b/>
+                <w:bCs/>
+              </w:rPr>
+            </w:pPr>
+            <w:r>
+              <w:rPr>
+                <w:b/>
+                <w:bCs/>
+              </w:rPr>
+              <w:t>Driver Board Pin</w:t>
+            </w:r>
+          </w:p>
+        </w:tc>
+        <w:tc>
+          <w:tcPr>
+            <w:tcW w:w="0" w:type="auto"/>
+            <w:hideMark/>
+          </w:tcPr>
+          <w:p>
+            <w:pPr>
+              <w:spacing w:after="160" w:line="278" w:lineRule="auto"/>
+              <w:rPr>
+                <w:b/>
+                <w:bCs/>
+              </w:rPr>
+            </w:pPr>
+            <w:r>
+              <w:rPr>
+                <w:b/>
+                <w:bCs/>
+              </w:rPr>
+              <w:t>→</w:t>
+            </w:r>
+          </w:p>
+        </w:tc>
+        <w:tc>
+          <w:tcPr>
+            <w:tcW w:w="0" w:type="auto"/>
+            <w:hideMark/>
+          </w:tcPr>
+          <w:p>
+            <w:pPr>
+              <w:spacing w:after="160" w:line="278" w:lineRule="auto"/>
+              <w:rPr>
+                <w:b/>
+                <w:bCs/>
+              </w:rPr>
+            </w:pPr>
+            <w:r>
+              <w:rPr>
+                <w:b/>
+                <w:bCs/>
+              </w:rPr>
+              <w:t>Stepper Motor Wire</w:t>
+            </w:r>
+          </w:p>
+        </w:tc>
+      </w:tr>
+      <w:tr>
+        <w:tc>
+          <w:tcPr>
+            <w:tcW w:w="0" w:type="auto"/>
+            <w:hideMark/>
+          </w:tcPr>
+          <w:p>
+            <w:pPr>
+              <w:spacing w:after="160" w:line="278" w:lineRule="auto"/>
+            </w:pPr>
+            <w:r>
+              <w:t>1A</w:t>
+            </w:r>
+          </w:p>
+        </w:tc>
+        <w:tc>
+          <w:tcPr>
+            <w:tcW w:w="0" w:type="auto"/>
+            <w:hideMark/>
+          </w:tcPr>
+          <w:p>
+            <w:pPr>
+              <w:spacing w:after="160" w:line="278" w:lineRule="auto"/>
+            </w:pPr>
+            <w:r>
+              <w:t>→</w:t>
+            </w:r>
+          </w:p>
+        </w:tc>
+        <w:tc>
+          <w:tcPr>
+            <w:tcW w:w="0" w:type="auto"/>
+            <w:hideMark/>
+          </w:tcPr>
+          <w:p>
+            <w:pPr>
+              <w:spacing w:after="160" w:line="278" w:lineRule="auto"/>
+            </w:pPr>
+            <w:r>
+              <w:t>Motor Coil 1 Wire 1</w:t>
+            </w:r>
+          </w:p>
+        </w:tc>
+      </w:tr>
+      <w:tr>
+        <w:tc>
+          <w:tcPr>
+            <w:tcW w:w="0" w:type="auto"/>
+            <w:hideMark/>
+          </w:tcPr>
+          <w:p>
+            <w:pPr>
+              <w:spacing w:after="160" w:line="278" w:lineRule="auto"/>
+            </w:pPr>
+            <w:r>
+              <w:t>1B</w:t>
+            </w:r>
+          </w:p>
+        </w:tc>
+        <w:tc>
+          <w:tcPr>
+            <w:tcW w:w="0" w:type="auto"/>
+            <w:hideMark/>
+          </w:tcPr>
+          <w:p>
+            <w:pPr>
+              <w:spacing w:after="160" w:line="278" w:lineRule="auto"/>
+            </w:pPr>
+            <w:r>
+              <w:t>→</w:t>
+            </w:r>
+          </w:p>
+        </w:tc>
+        <w:tc>
+          <w:tcPr>
+            <w:tcW w:w="0" w:type="auto"/>
+            <w:hideMark/>
+          </w:tcPr>
+          <w:p>
+            <w:pPr>
+              <w:spacing w:after="160" w:line="278" w:lineRule="auto"/>
+            </w:pPr>
+            <w:r>
+              <w:t>Motor Coil 1 Wire 2</w:t>
+            </w:r>
+          </w:p>
+        </w:tc>
+      </w:tr>
+      <w:tr>
+        <w:tc>
+          <w:tcPr>
+            <w:tcW w:w="0" w:type="auto"/>
+            <w:hideMark/>
+          </w:tcPr>
+          <w:p>
+            <w:pPr>
+              <w:spacing w:after="160" w:line="278" w:lineRule="auto"/>
+            </w:pPr>
+            <w:r>
+              <w:t>2A</w:t>
+            </w:r>
+          </w:p>
+        </w:tc>
+        <w:tc>
+          <w:tcPr>
+            <w:tcW w:w="0" w:type="auto"/>
+            <w:hideMark/>
+          </w:tcPr>
+          <w:p>
+            <w:pPr>
+              <w:spacing w:after="160" w:line="278" w:lineRule="auto"/>
+            </w:pPr>
+            <w:r>
+              <w:t>→</w:t>
+            </w:r>
+          </w:p>
+        </w:tc>
+        <w:tc>
+          <w:tcPr>
+            <w:tcW w:w="0" w:type="auto"/>
+            <w:hideMark/>
+          </w:tcPr>
+          <w:p>
+            <w:pPr>
+              <w:spacing w:after="160" w:line="278" w:lineRule="auto"/>
+            </w:pPr>
+            <w:r>
+              <w:t>Motor Coil 2 Wire 1</w:t>
+            </w:r>
+          </w:p>
+        </w:tc>
+      </w:tr>
+      <w:tr>
+        <w:tc>
+          <w:tcPr>
+            <w:tcW w:w="0" w:type="auto"/>
+            <w:hideMark/>
+          </w:tcPr>
+          <w:p>
+            <w:pPr>
+              <w:spacing w:after="160" w:line="278" w:lineRule="auto"/>
+            </w:pPr>
+            <w:r>
+              <w:t>2B</w:t>
+            </w:r>
+          </w:p>
+        </w:tc>
+        <w:tc>
+          <w:tcPr>
+            <w:tcW w:w="0" w:type="auto"/>
+            <w:hideMark/>
+          </w:tcPr>
+          <w:p>
+            <w:pPr>
+              <w:spacing w:after="160" w:line="278" w:lineRule="auto"/>
+            </w:pPr>
+            <w:r>
+              <w:t>→</w:t>
+            </w:r>
+          </w:p>
+        </w:tc>
+        <w:tc>
+          <w:tcPr>
+            <w:tcW w:w="0" w:type="auto"/>
+            <w:hideMark/>
+          </w:tcPr>
+          <w:p>
+            <w:pPr>
+              <w:spacing w:after="160" w:line="278" w:lineRule="auto"/>
+            </w:pPr>
+            <w:r>
+              <w:t>Motor Coil 2 Wire 2</w:t>
+            </w:r>
+          </w:p>
+        </w:tc>
+      </w:tr>
+    </w:tbl>
+    <w:p>
+      <w:pPr>
+        <w:rPr>
+          <w:b/>
+          <w:bCs/>
+        </w:rPr>
+      </w:pPr>
+    </w:p>
+    <w:p>
+      <w:r>
+        <w:rPr>
+          <w:b/>
+          <w:bCs/>
+        </w:rPr>
+        <w:t>Top Right - Power Supply (4 pins):</w:t>
+      </w:r>
+    </w:p>
+    <w:tbl>
+      <w:tblPr>
+        <w:tblStyle w:val="TableGrid"/>
+        <w:tblW w:w="0" w:type="auto"/>
+        <w:tblLook w:val="04A0" w:firstRow="1" w:lastRow="0" w:firstColumn="1" w:lastColumn="0" w:noHBand="0" w:noVBand="1"/>
+      </w:tblPr>
+      <w:tblGrid>
+        <w:gridCol w:w="2077"/>
+        <w:gridCol w:w="361"/>
+        <w:gridCol w:w="3138"/>
+      </w:tblGrid>
+      <w:tr>
+        <w:tc>
+          <w:tcPr>
+            <w:tcW w:w="0" w:type="auto"/>
+            <w:hideMark/>
+          </w:tcPr>
+          <w:p>
+            <w:pPr>
+              <w:spacing w:after="160" w:line="278" w:lineRule="auto"/>
+              <w:rPr>
+                <w:b/>
+                <w:bCs/>
+              </w:rPr>
+            </w:pPr>
+            <w:r>
+              <w:rPr>
+                <w:b/>
+                <w:bCs/>
+              </w:rPr>
+              <w:t>Driver Board Pin</w:t>
+            </w:r>
+          </w:p>
+        </w:tc>
+        <w:tc>
+          <w:tcPr>
+            <w:tcW w:w="0" w:type="auto"/>
+            <w:hideMark/>
+          </w:tcPr>
+          <w:p>
+            <w:pPr>
+              <w:spacing w:after="160" w:line="278" w:lineRule="auto"/>
+              <w:rPr>
+                <w:b/>
+                <w:bCs/>
+              </w:rPr>
+            </w:pPr>
+            <w:r>
+              <w:rPr>
+                <w:b/>
+                <w:bCs/>
+              </w:rPr>
+              <w:t>→</w:t>
+            </w:r>
+          </w:p>
+        </w:tc>
+        <w:tc>
+          <w:tcPr>
+            <w:tcW w:w="0" w:type="auto"/>
+            <w:hideMark/>
+          </w:tcPr>
+          <w:p>
+            <w:pPr>
+              <w:spacing w:after="160" w:line="278" w:lineRule="auto"/>
+              <w:rPr>
+                <w:b/>
+                <w:bCs/>
+              </w:rPr>
+            </w:pPr>
+            <w:r>
+              <w:rPr>
+                <w:b/>
+                <w:bCs/>
+              </w:rPr>
+              <w:t>Connection</w:t>
+            </w:r>
+          </w:p>
+        </w:tc>
+      </w:tr>
+      <w:tr>
+        <w:tc>
+          <w:tcPr>
+            <w:tcW w:w="0" w:type="auto"/>
+            <w:hideMark/>
+          </w:tcPr>
+          <w:p>
+            <w:pPr>
+              <w:spacing w:after="160" w:line="278" w:lineRule="auto"/>
+            </w:pPr>
+            <w:r>
+              <w:t>VDD (5V Logic)</w:t>
+            </w:r>
+          </w:p>
+        </w:tc>
+        <w:tc>
+          <w:tcPr>
+            <w:tcW w:w="0" w:type="auto"/>
+            <w:hideMark/>
+          </w:tcPr>
+          <w:p>
+            <w:pPr>
+              <w:spacing w:after="160" w:line="278" w:lineRule="auto"/>
+            </w:pPr>
+            <w:r>
+              <w:t>→</w:t>
+            </w:r>
+          </w:p>
+        </w:tc>
+        <w:tc>
+          <w:tcPr>
+            <w:tcW w:w="0" w:type="auto"/>
+            <w:hideMark/>
+          </w:tcPr>
+          <w:p>
+            <w:pPr>
+              <w:spacing w:after="160" w:line="278" w:lineRule="auto"/>
+            </w:pPr>
+            <w:r>
+              <w:t xml:space="preserve">Raspberry Pi </w:t>
+            </w:r>
+            <w:r>
+              <w:rPr>
+                <w:b/>
+                <w:bCs/>
+              </w:rPr>
+              <w:t>Pin 2 (5V)</w:t>
+            </w:r>
+          </w:p>
+        </w:tc>
+      </w:tr>
+      <w:tr>
+        <w:tc>
+          <w:tcPr>
+            <w:tcW w:w="0" w:type="auto"/>
+            <w:hideMark/>
+          </w:tcPr>
+          <w:p>
+            <w:pPr>
+              <w:spacing w:after="160" w:line="278" w:lineRule="auto"/>
+            </w:pPr>
+            <w:r>
+              <w:t>GND (Logic)</w:t>
+            </w:r>
+          </w:p>
+        </w:tc>
+        <w:tc>
+          <w:tcPr>
+            <w:tcW w:w="0" w:type="auto"/>
+            <w:hideMark/>
+          </w:tcPr>
+          <w:p>
+            <w:pPr>
+              <w:spacing w:after="160" w:line="278" w:lineRule="auto"/>
+            </w:pPr>
+            <w:r>
+              <w:t>→</w:t>
+            </w:r>
+          </w:p>
+        </w:tc>
+        <w:tc>
+          <w:tcPr>
+            <w:tcW w:w="0" w:type="auto"/>
+            <w:hideMark/>
+          </w:tcPr>
+          <w:p>
+            <w:pPr>
+              <w:spacing w:after="160" w:line="278" w:lineRule="auto"/>
+            </w:pPr>
+            <w:r>
+              <w:t xml:space="preserve">Raspberry Pi </w:t>
+            </w:r>
+            <w:r>
+              <w:rPr>
+                <w:b/>
+                <w:bCs/>
+              </w:rPr>
+              <w:t>Pin 6 (GND)</w:t>
+            </w:r>
+          </w:p>
+        </w:tc>
+      </w:tr>
+      <w:tr>
+        <w:tc>
+          <w:tcPr>
+            <w:tcW w:w="0" w:type="auto"/>
+            <w:hideMark/>
+          </w:tcPr>
+          <w:p>
+            <w:pPr>
+              <w:spacing w:after="160" w:line="278" w:lineRule="auto"/>
+            </w:pPr>
+            <w:r>
+              <w:t>VMOT (12V Motor)</w:t>
+            </w:r>
+          </w:p>
+        </w:tc>
+        <w:tc>
+          <w:tcPr>
+            <w:tcW w:w="0" w:type="auto"/>
+            <w:hideMark/>
+          </w:tcPr>
+          <w:p>
+            <w:pPr>
+              <w:spacing w:after="160" w:line="278" w:lineRule="auto"/>
+            </w:pPr>
+            <w:r>
+              <w:t>→</w:t>
+            </w:r>
+          </w:p>
+        </w:tc>
+        <w:tc>
+          <w:tcPr>
+            <w:tcW w:w="0" w:type="auto"/>
+            <w:hideMark/>
+          </w:tcPr>
+          <w:p>
+            <w:pPr>
+              <w:spacing w:after="160" w:line="278" w:lineRule="auto"/>
+            </w:pPr>
+            <w:r>
+              <w:t xml:space="preserve">External Power Supply </w:t>
+            </w:r>
+            <w:r>
+              <w:rPr>
+                <w:b/>
+                <w:bCs/>
+              </w:rPr>
+              <w:t>12V +</w:t>
+            </w:r>
+          </w:p>
+        </w:tc>
+      </w:tr>
+      <w:tr>
+        <w:tc>
+          <w:tcPr>
+            <w:tcW w:w="0" w:type="auto"/>
+            <w:hideMark/>
+          </w:tcPr>
+          <w:p>
+            <w:pPr>
+              <w:spacing w:after="160" w:line="278" w:lineRule="auto"/>
+            </w:pPr>
+            <w:r>
+              <w:t>GND (Motor)</w:t>
+            </w:r>
+          </w:p>
+        </w:tc>
+        <w:tc>
+          <w:tcPr>
+            <w:tcW w:w="0" w:type="auto"/>
+            <w:hideMark/>
+          </w:tcPr>
+          <w:p>
+            <w:pPr>
+              <w:spacing w:after="160" w:line="278" w:lineRule="auto"/>
+            </w:pPr>
+            <w:r>
+              <w:t>→</w:t>
+            </w:r>
+          </w:p>
+        </w:tc>
+        <w:tc>
+          <w:tcPr>
+            <w:tcW w:w="0" w:type="auto"/>
+            <w:hideMark/>
+          </w:tcPr>
+          <w:p>
+            <w:pPr>
+              <w:spacing w:after="160" w:line="278" w:lineRule="auto"/>
+            </w:pPr>
+            <w:r>
+              <w:t xml:space="preserve">External Power Supply </w:t>
+            </w:r>
+            <w:r>
+              <w:rPr>
+                <w:b/>
+                <w:bCs/>
+              </w:rPr>
+              <w:t>12V -</w:t>
+            </w:r>
+          </w:p>
+        </w:tc>
+      </w:tr>
+    </w:tbl>
+    <w:p>
+      <w:pPr>
+        <w:rPr>
+          <w:b/>
+          <w:bCs/>
+        </w:rPr>
+      </w:pPr>
+    </w:p>
+    <w:p>
+      <w:r>
+        <w:rPr>
+          <w:b/>
+          <w:bCs/>
+        </w:rPr>
+        <w:t>Bottom Right - Control Pins (3 pins - S, D, E):</w:t>
+      </w:r>
+    </w:p>
+    <w:tbl>
+      <w:tblPr>
+        <w:tblStyle w:val="TableGrid"/>
+        <w:tblW w:w="0" w:type="auto"/>
+        <w:tblLook w:val="04A0" w:firstRow="1" w:lastRow="0" w:firstColumn="1" w:lastColumn="0" w:noHBand="0" w:noVBand="1"/>
+      </w:tblPr>
+      <w:tblGrid>
+        <w:gridCol w:w="1964"/>
+        <w:gridCol w:w="361"/>
+        <w:gridCol w:w="1991"/>
+        <w:gridCol w:w="1836"/>
+      </w:tblGrid>
+      <w:tr>
+        <w:tc>
+          <w:tcPr>
+            <w:tcW w:w="0" w:type="auto"/>
+            <w:hideMark/>
+          </w:tcPr>
+          <w:p>
+            <w:pPr>
+              <w:spacing w:after="160" w:line="278" w:lineRule="auto"/>
+              <w:rPr>
+                <w:b/>
+                <w:bCs/>
+              </w:rPr>
+            </w:pPr>
+            <w:r>
+              <w:rPr>
+                <w:b/>
+                <w:bCs/>
+              </w:rPr>
+              <w:t>Driver Board Pin</w:t>
+            </w:r>
+          </w:p>
+        </w:tc>
+        <w:tc>
+          <w:tcPr>
+            <w:tcW w:w="0" w:type="auto"/>
+            <w:hideMark/>
+          </w:tcPr>
+          <w:p>
+            <w:pPr>
+              <w:spacing w:after="160" w:line="278" w:lineRule="auto"/>
+              <w:rPr>
+                <w:b/>
+                <w:bCs/>
+              </w:rPr>
+            </w:pPr>
+            <w:r>
+              <w:rPr>
+                <w:b/>
+                <w:bCs/>
+              </w:rPr>
+              <w:t>→</w:t>
+            </w:r>
+          </w:p>
+        </w:tc>
+        <w:tc>
+          <w:tcPr>
+            <w:tcW w:w="0" w:type="auto"/>
+            <w:hideMark/>
+          </w:tcPr>
+          <w:p>
+            <w:pPr>
+              <w:spacing w:after="160" w:line="278" w:lineRule="auto"/>
+              <w:rPr>
+                <w:b/>
+                <w:bCs/>
+              </w:rPr>
+            </w:pPr>
+            <w:r>
+              <w:rPr>
+                <w:b/>
+                <w:bCs/>
+              </w:rPr>
+              <w:t>Raspberry Pi Pin</w:t>
+            </w:r>
+          </w:p>
+        </w:tc>
+        <w:tc>
+          <w:tcPr>
+            <w:tcW w:w="0" w:type="auto"/>
+            <w:hideMark/>
+          </w:tcPr>
+          <w:p>
+            <w:pPr>
+              <w:spacing w:after="160" w:line="278" w:lineRule="auto"/>
+              <w:rPr>
+                <w:b/>
+                <w:bCs/>
+              </w:rPr>
+            </w:pPr>
+            <w:r>
+              <w:rPr>
+                <w:b/>
+                <w:bCs/>
+              </w:rPr>
+              <w:t>GPIO/Function</w:t>
+            </w:r>
+          </w:p>
+        </w:tc>
+      </w:tr>
+      <w:tr>
+        <w:tc>
+          <w:tcPr>
+            <w:tcW w:w="0" w:type="auto"/>
+            <w:hideMark/>
+          </w:tcPr>
+          <w:p>
+            <w:pPr>
+              <w:spacing w:after="160" w:line="278" w:lineRule="auto"/>
+            </w:pPr>
+            <w:r>
+              <w:t>D (Direction)</w:t>
+            </w:r>
+          </w:p>
+        </w:tc>
+        <w:tc>
+          <w:tcPr>
+            <w:tcW w:w="0" w:type="auto"/>
+            <w:hideMark/>
+          </w:tcPr>
+          <w:p>
+            <w:pPr>
+              <w:spacing w:after="160" w:line="278" w:lineRule="auto"/>
+            </w:pPr>
+            <w:r>
+              <w:t>→</w:t>
+            </w:r>
+          </w:p>
+        </w:tc>
+        <w:tc>
+          <w:tcPr>
+            <w:tcW w:w="0" w:type="auto"/>
+            <w:hideMark/>
+          </w:tcPr>
+          <w:p>
+            <w:pPr>
+              <w:spacing w:after="160" w:line="278" w:lineRule="auto"/>
+            </w:pPr>
+            <w:r>
+              <w:t>Pin 38</w:t>
+            </w:r>
+          </w:p>
+        </w:tc>
+        <w:tc>
+          <w:tcPr>
+            <w:tcW w:w="0" w:type="auto"/>
+            <w:hideMark/>
+          </w:tcPr>
+          <w:p>
+            <w:pPr>
+              <w:spacing w:after="160" w:line="278" w:lineRule="auto"/>
+            </w:pPr>
+            <w:r>
+              <w:t>GPIO 20 (DIR)</w:t>
+            </w:r>
+          </w:p>
+        </w:tc>
+      </w:tr>
+      <w:tr>
+        <w:tc>
+          <w:tcPr>
+            <w:tcW w:w="0" w:type="auto"/>
+            <w:hideMark/>
+          </w:tcPr>
+          <w:p>
+            <w:pPr>
+              <w:spacing w:after="160" w:line="278" w:lineRule="auto"/>
+            </w:pPr>
+            <w:r>
+              <w:t>S (Step)</w:t>
+            </w:r>
+          </w:p>
+        </w:tc>
+        <w:tc>
+          <w:tcPr>
+            <w:tcW w:w="0" w:type="auto"/>
+            <w:hideMark/>
+          </w:tcPr>
+          <w:p>
+            <w:pPr>
+              <w:spacing w:after="160" w:line="278" w:lineRule="auto"/>
+            </w:pPr>
+            <w:r>
+              <w:t>→</w:t>
+            </w:r>
+          </w:p>
+        </w:tc>
+        <w:tc>
+          <w:tcPr>
+            <w:tcW w:w="0" w:type="auto"/>
+            <w:hideMark/>
+          </w:tcPr>
+          <w:p>
+            <w:pPr>
+              <w:spacing w:after="160" w:line="278" w:lineRule="auto"/>
+            </w:pPr>
+            <w:r>
+              <w:t>Pin 40</w:t>
+            </w:r>
+          </w:p>
+        </w:tc>
+        <w:tc>
+          <w:tcPr>
+            <w:tcW w:w="0" w:type="auto"/>
+            <w:hideMark/>
+          </w:tcPr>
+          <w:p>
+            <w:pPr>
+              <w:spacing w:after="160" w:line="278" w:lineRule="auto"/>
+            </w:pPr>
+            <w:r>
+              <w:t>GPIO 21 (STEP)</w:t>
+            </w:r>
+          </w:p>
+        </w:tc>
+      </w:tr>
+      <w:tr>
+        <w:tc>
+          <w:tcPr>
+            <w:tcW w:w="0" w:type="auto"/>
+            <w:hideMark/>
+          </w:tcPr>
+          <w:p>
+            <w:pPr>
+              <w:spacing w:after="160" w:line="278" w:lineRule="auto"/>
+            </w:pPr>
+            <w:r>
+              <w:t>E (Enable)</w:t>
+            </w:r>
+          </w:p>
+        </w:tc>
+        <w:tc>
+          <w:tcPr>
+            <w:tcW w:w="0" w:type="auto"/>
+            <w:hideMark/>
+          </w:tcPr>
+          <w:p>
+            <w:pPr>
+              <w:spacing w:after="160" w:line="278" w:lineRule="auto"/>
+            </w:pPr>
+            <w:r>
+              <w:t>→</w:t>
+            </w:r>
+          </w:p>
+        </w:tc>
+        <w:tc>
+          <w:tcPr>
+            <w:tcW w:w="0" w:type="auto"/>
+            <w:hideMark/>
+          </w:tcPr>
+          <w:p>
+            <w:pPr>
+              <w:spacing w:after="160" w:line="278" w:lineRule="auto"/>
+            </w:pPr>
+            <w:r>
+              <w:t>Not connected</w:t>
+            </w:r>
+          </w:p>
+        </w:tc>
+        <w:tc>
+          <w:tcPr>
+            <w:tcW w:w="0" w:type="auto"/>
+            <w:hideMark/>
+          </w:tcPr>
+          <w:p>
+            <w:pPr>
+              <w:spacing w:after="160" w:line="278" w:lineRule="auto"/>
+            </w:pPr>
+            <w:r>
+              <w:t>(optional)</w:t>
+            </w:r>
+          </w:p>
+        </w:tc>
+      </w:tr>
+    </w:tbl>
+    <w:p>
+      <w:pPr>
+        <w:rPr>
+          <w:b/>
+          <w:bCs/>
+        </w:rPr>
+      </w:pPr>
+    </w:p>
+    <w:p>
+      <w:r>
+        <w:rPr>
+          <w:b/>
+          <w:bCs/>
+        </w:rPr>
+        <w:t>Center - A4988 Module Slot:</w:t>
+      </w:r>
+    </w:p>
+    <w:p>
+      <w:pPr>
+        <w:numPr>
+          <w:ilvl w:val="0"/>
+          <w:numId w:val="2"/>
+        </w:numPr>
+      </w:pPr>
+      <w:r>
+        <w:t>Insert A4988 stepper driver module into the socket</w:t>
+      </w:r>
+    </w:p>
+    <w:p>
+      <w:pPr>
+        <w:numPr>
+          <w:ilvl w:val="0"/>
+          <w:numId w:val="2"/>
+        </w:numPr>
+      </w:pPr>
+      <w:r>
+        <w:t>Make sure pin alignment is correct (check notch/marking)</w:t>
+      </w:r>
+    </w:p>
+    <w:p>
+      <w:pPr>
+        <w:rPr>
+          <w:b/>
+          <w:bCs/>
+        </w:rPr>
+      </w:pPr>
+    </w:p>
+    <w:p>
+      <w:pPr>
+        <w:rPr>
+          <w:b/>
+          <w:bCs/>
+        </w:rPr>
+      </w:pPr>
+      <w:r>
+        <w:rPr>
+          <w:b/>
+          <w:bCs/>
+        </w:rPr>
+        <w:lastRenderedPageBreak/>
+        <w:t>Visual Summary</w:t>
+      </w:r>
+    </w:p>
+    <w:p>
+      <w:r>
+        <w:t>Single Channel Driver Board:</w:t>
+      </w:r>
+    </w:p>
+    <w:p/>
+    <w:p>
+      <w:r>
+        <w:t>Top Left (Motor):</w:t>
+      </w:r>
+    </w:p>
+    <w:p>
+      <w:r>
+        <w:rPr>
+          <w:rFonts w:ascii="MS Gothic" w:eastAsia="MS Gothic" w:hAnsi="MS Gothic" w:cs="MS Gothic" w:hint="eastAsia"/>
+        </w:rPr>
+        <w:t>├</w:t>
+      </w:r>
+      <w:r>
+        <w:rPr>
+          <w:rFonts w:ascii="Aptos" w:hAnsi="Aptos" w:cs="Aptos"/>
+        </w:rPr>
+        <w:t>─</w:t>
+      </w:r>
+      <w:r>
+        <w:t xml:space="preserve"> 1A </w:t>
+      </w:r>
+      <w:r>
+        <w:rPr>
+          <w:rFonts w:ascii="Aptos" w:hAnsi="Aptos" w:cs="Aptos"/>
+        </w:rPr>
+        <w:t>──</w:t>
+      </w:r>
+      <w:r>
+        <w:t>&gt; Stepper Motor Wire 1</w:t>
+      </w:r>
+    </w:p>
+    <w:p>
+      <w:r>
+        <w:rPr>
+          <w:rFonts w:ascii="MS Gothic" w:eastAsia="MS Gothic" w:hAnsi="MS Gothic" w:cs="MS Gothic" w:hint="eastAsia"/>
+        </w:rPr>
+        <w:t>├</w:t>
+      </w:r>
+      <w:r>
+        <w:rPr>
+          <w:rFonts w:ascii="Aptos" w:hAnsi="Aptos" w:cs="Aptos"/>
+        </w:rPr>
+        <w:t>─</w:t>
+      </w:r>
+      <w:r>
+        <w:t xml:space="preserve"> 1B </w:t>
+      </w:r>
+      <w:r>
+        <w:rPr>
+          <w:rFonts w:ascii="Aptos" w:hAnsi="Aptos" w:cs="Aptos"/>
+        </w:rPr>
+        <w:t>──</w:t>
+      </w:r>
+      <w:r>
+        <w:t>&gt; Stepper Motor Wire 2</w:t>
+      </w:r>
+    </w:p>
+    <w:p>
+      <w:r>
+        <w:rPr>
+          <w:rFonts w:ascii="MS Gothic" w:eastAsia="MS Gothic" w:hAnsi="MS Gothic" w:cs="MS Gothic" w:hint="eastAsia"/>
+        </w:rPr>
+        <w:t>├</w:t>
+      </w:r>
+      <w:r>
+        <w:rPr>
+          <w:rFonts w:ascii="Aptos" w:hAnsi="Aptos" w:cs="Aptos"/>
+        </w:rPr>
+        <w:t>─</w:t>
+      </w:r>
+      <w:r>
+        <w:t xml:space="preserve"> 2A </w:t>
+      </w:r>
+      <w:r>
+        <w:rPr>
+          <w:rFonts w:ascii="Aptos" w:hAnsi="Aptos" w:cs="Aptos"/>
+        </w:rPr>
+        <w:t>──</w:t>
+      </w:r>
+      <w:r>
+        <w:t>&gt; Stepper Motor Wire 3</w:t>
+      </w:r>
+    </w:p>
+    <w:p>
+      <w:r>
+        <w:t>└─ 2B ──&gt; Stepper Motor Wire 4</w:t>
+      </w:r>
+    </w:p>
+    <w:p/>
+    <w:p>
+      <w:r>
+        <w:t>Top Right (Power):</w:t>
+      </w:r>
+    </w:p>
+    <w:p>
+      <w:r>
+        <w:rPr>
+          <w:rFonts w:ascii="MS Gothic" w:eastAsia="MS Gothic" w:hAnsi="MS Gothic" w:cs="MS Gothic" w:hint="eastAsia"/>
+        </w:rPr>
+        <w:t>├</w:t>
+      </w:r>
+      <w:r>
+        <w:rPr>
+          <w:rFonts w:ascii="Aptos" w:hAnsi="Aptos" w:cs="Aptos"/>
+        </w:rPr>
+        <w:t>─</w:t>
+      </w:r>
+      <w:r>
+        <w:t xml:space="preserve"> VDD (5V) </w:t>
+      </w:r>
+      <w:r>
+        <w:rPr>
+          <w:rFonts w:ascii="Aptos" w:hAnsi="Aptos" w:cs="Aptos"/>
+        </w:rPr>
+        <w:t>──</w:t>
+      </w:r>
+      <w:r>
+        <w:t>&gt; Raspberry Pi Pin 2 (5V)</w:t>
+      </w:r>
+    </w:p>
+    <w:p>
+      <w:r>
+        <w:rPr>
+          <w:rFonts w:ascii="MS Gothic" w:eastAsia="MS Gothic" w:hAnsi="MS Gothic" w:cs="MS Gothic" w:hint="eastAsia"/>
+        </w:rPr>
+        <w:t>├</w:t>
+      </w:r>
+      <w:r>
+        <w:rPr>
+          <w:rFonts w:ascii="Aptos" w:hAnsi="Aptos" w:cs="Aptos"/>
+        </w:rPr>
+        <w:t>─</w:t>
+      </w:r>
+      <w:r>
+        <w:t xml:space="preserve"> GND </w:t>
+      </w:r>
+      <w:r>
+        <w:rPr>
+          <w:rFonts w:ascii="Aptos" w:hAnsi="Aptos" w:cs="Aptos"/>
+        </w:rPr>
+        <w:t>──────</w:t>
+      </w:r>
+      <w:r>
+        <w:t>&gt; Raspberry Pi Pin 6 (GND)</w:t>
+      </w:r>
+    </w:p>
+    <w:p>
+      <w:r>
+        <w:rPr>
+          <w:rFonts w:ascii="MS Gothic" w:eastAsia="MS Gothic" w:hAnsi="MS Gothic" w:cs="MS Gothic" w:hint="eastAsia"/>
+        </w:rPr>
+        <w:t>├</w:t>
+      </w:r>
+      <w:r>
+        <w:rPr>
+          <w:rFonts w:ascii="Aptos" w:hAnsi="Aptos" w:cs="Aptos"/>
+        </w:rPr>
+        <w:t>─</w:t>
+      </w:r>
+      <w:r>
+        <w:t xml:space="preserve"> VMOT (12V) </w:t>
+      </w:r>
+      <w:r>
+        <w:rPr>
+          <w:rFonts w:ascii="Aptos" w:hAnsi="Aptos" w:cs="Aptos"/>
+        </w:rPr>
+        <w:t>──</w:t>
+      </w:r>
+      <w:r>
+        <w:t>&gt; External Power Supply 12V+</w:t>
+      </w:r>
+    </w:p>
+    <w:p>
+      <w:r>
+        <w:t>└─ GND ──────&gt; External Power Supply 12V-</w:t>
+      </w:r>
+    </w:p>
+    <w:p/>
+    <w:p>
+      <w:r>
+        <w:t>Bottom Right (Control):</w:t>
+      </w:r>
+    </w:p>
+    <w:p>
+      <w:r>
+        <w:rPr>
+          <w:rFonts w:ascii="MS Gothic" w:eastAsia="MS Gothic" w:hAnsi="MS Gothic" w:cs="MS Gothic" w:hint="eastAsia"/>
+        </w:rPr>
+        <w:t>├</w:t>
+      </w:r>
+      <w:r>
+        <w:rPr>
+          <w:rFonts w:ascii="Aptos" w:hAnsi="Aptos" w:cs="Aptos"/>
+        </w:rPr>
+        <w:t>─</w:t>
+      </w:r>
+      <w:r>
+        <w:t xml:space="preserve"> D (DIR) </w:t>
+      </w:r>
+      <w:r>
+        <w:rPr>
+          <w:rFonts w:ascii="Aptos" w:hAnsi="Aptos" w:cs="Aptos"/>
+        </w:rPr>
+        <w:t>──</w:t>
+      </w:r>
+      <w:r>
+        <w:t>&gt; Raspberry Pi Pin 38 (GPIO 20)</w:t>
+      </w:r>
+    </w:p>
+    <w:p>
+      <w:r>
+        <w:t>└─ S (STP) ──&gt; Raspberry Pi Pin 40 (GPIO 21)</w:t>
+      </w:r>
+    </w:p>
+    <w:p/>
+    <w:p>
+      <w:r>
+        <w:t>Center:</w:t>
+      </w:r>
+    </w:p>
+    <w:p>
+      <w:r>
+        <w:t>└─ A4988 Module inserted in socket</w:t>
+      </w:r>
+    </w:p>
+    <w:p>
+      <w:pPr>
+        <w:rPr>
+          <w:b/>
+          <w:bCs/>
+        </w:rPr>
+      </w:pPr>
+    </w:p>
+    <w:p>
+      <w:pPr>
+        <w:rPr>
+          <w:b/>
+          <w:bCs/>
+        </w:rPr>
+      </w:pPr>
+    </w:p>
+    <w:p>
+      <w:pPr>
+        <w:rPr>
+          <w:b/>
+          <w:bCs/>
+        </w:rPr>
+      </w:pPr>
+    </w:p>
+    <w:p>
+      <w:pPr>
+        <w:rPr>
+          <w:b/>
+          <w:bCs/>
+        </w:rPr>
+      </w:pPr>
+    </w:p>
+    <w:p>
+      <w:pPr>
+        <w:rPr>
+          <w:b/>
+          <w:bCs/>
+        </w:rPr>
+      </w:pPr>
+    </w:p>
+    <w:p>
+      <w:pPr>
+        <w:rPr>
+          <w:b/>
+          <w:bCs/>
+        </w:rPr>
+      </w:pPr>
+      <w:r>
+        <w:rPr>
+          <w:b/>
+          <w:bCs/>
+        </w:rPr>
+        <w:lastRenderedPageBreak/>
+        <w:t>Complete System Summary</w:t>
+      </w:r>
+    </w:p>
+    <w:p>
+      <w:pPr>
+        <w:rPr>
+          <w:b/>
+          <w:bCs/>
+        </w:rPr>
+      </w:pPr>
+      <w:r>
+        <w:rPr>
+          <w:b/>
+          <w:bCs/>
+        </w:rPr>
+        <w:t>All Your Connections:</w:t>
+      </w:r>
+    </w:p>
+    <w:p>
+      <w:r>
+        <w:rPr>
+          <w:b/>
+          <w:bCs/>
+        </w:rPr>
+        <w:t>Raspberry Pi Pins Used:</w:t>
+      </w:r>
+    </w:p>
+    <w:p>
+      <w:pPr>
+        <w:numPr>
+          <w:ilvl w:val="0"/>
+          <w:numId w:val="3"/>
+        </w:numPr>
+      </w:pPr>
+      <w:r>
+        <w:rPr>
+          <w:b/>
+          <w:bCs/>
+        </w:rPr>
+        <w:t>Pin 1 (3.3V)</w:t>
+      </w:r>
+      <w:r>
+        <w:t>: ADS1115 VDD + Soil Moisture VCC</w:t>
+      </w:r>
+    </w:p>
+    <w:p>
+      <w:pPr>
+        <w:numPr>
+          <w:ilvl w:val="0"/>
+          <w:numId w:val="3"/>
+        </w:numPr>
+      </w:pPr>
+      <w:r>
+        <w:rPr>
+          <w:b/>
+          <w:bCs/>
+        </w:rPr>
+        <w:t>Pin 2 (5V)</w:t>
+      </w:r>
+      <w:r>
+        <w:t xml:space="preserve">: HC-SR04 VCC + YL-83 VCC + </w:t>
+      </w:r>
+      <w:r>
+        <w:rPr>
+          <w:b/>
+          <w:bCs/>
+        </w:rPr>
+        <w:t>A4988 Board VDD</w:t>
+      </w:r>
+    </w:p>
+    <w:p>
+      <w:pPr>
+        <w:numPr>
+          <w:ilvl w:val="0"/>
+          <w:numId w:val="3"/>
+        </w:numPr>
+      </w:pPr>
+      <w:r>
+        <w:rPr>
+          <w:b/>
+          <w:bCs/>
+        </w:rPr>
+        <w:t>Pin 3 (SDA)</w:t>
+      </w:r>
+      <w:r>
+        <w:t>: ADS1115 SDA</w:t>
+      </w:r>
+    </w:p>
+    <w:p>
+      <w:pPr>
+        <w:numPr>
+          <w:ilvl w:val="0"/>
+          <w:numId w:val="3"/>
+        </w:numPr>
+      </w:pPr>
+      <w:r>
+        <w:rPr>
+          <w:b/>
+          <w:bCs/>
+        </w:rPr>
+        <w:t>Pin 5 (SCL)</w:t>
+      </w:r>
+      <w:r>
+        <w:t>: ADS1115 SCL</w:t>
+      </w:r>
+    </w:p>
+    <w:p>
+      <w:pPr>
+        <w:numPr>
+          <w:ilvl w:val="0"/>
+          <w:numId w:val="3"/>
+        </w:numPr>
+      </w:pPr>
+      <w:r>
+        <w:rPr>
+          <w:b/>
+          <w:bCs/>
+        </w:rPr>
+        <w:t>Pin 6 (GND)</w:t>
+      </w:r>
+      <w:r>
+        <w:t xml:space="preserve">: HC-SR04 GND + </w:t>
+      </w:r>
+      <w:r>
+        <w:rPr>
+          <w:b/>
+          <w:bCs/>
+        </w:rPr>
+        <w:t>A4988 Board GND</w:t>
+      </w:r>
+    </w:p>
+    <w:p>
+      <w:pPr>
+        <w:numPr>
+          <w:ilvl w:val="0"/>
+          <w:numId w:val="3"/>
+        </w:numPr>
+      </w:pPr>
+      <w:r>
+        <w:rPr>
+          <w:b/>
+          <w:bCs/>
+        </w:rPr>
+        <w:t>Pin 9 (GND)</w:t>
+      </w:r>
+      <w:r>
+        <w:t>: ADS1115 GND + Soil Moisture GND + YL-83 GND</w:t>
+      </w:r>
+    </w:p>
+    <w:p>
+      <w:pPr>
+        <w:numPr>
+          <w:ilvl w:val="0"/>
+          <w:numId w:val="3"/>
+        </w:numPr>
+      </w:pPr>
+      <w:r>
+        <w:rPr>
+          <w:b/>
+          <w:bCs/>
+        </w:rPr>
+        <w:t>Pin 11 (GPIO 17)</w:t>
+      </w:r>
+      <w:r>
+        <w:t>: YL-83 DO (Rain detection)</w:t>
+      </w:r>
+    </w:p>
+    <w:p>
+      <w:pPr>
+        <w:numPr>
+          <w:ilvl w:val="0"/>
+          <w:numId w:val="3"/>
+        </w:numPr>
+      </w:pPr>
+      <w:r>
+        <w:rPr>
+          <w:b/>
+          <w:bCs/>
+        </w:rPr>
+        <w:t>Pin 16 (GPIO 23)</w:t>
+      </w:r>
+      <w:r>
+        <w:t>: HC-SR04 TRIG</w:t>
+      </w:r>
+    </w:p>
+    <w:p>
+      <w:pPr>
+        <w:numPr>
+          <w:ilvl w:val="0"/>
+          <w:numId w:val="3"/>
+        </w:numPr>
+      </w:pPr>
+      <w:r>
+        <w:rPr>
+          <w:b/>
+          <w:bCs/>
+        </w:rPr>
+        <w:t>Pin 18 (GPIO 24)</w:t>
+      </w:r>
+      <w:r>
+        <w:t>: HC-SR04 ECHO (via voltage divider)</w:t>
+      </w:r>
+    </w:p>
+    <w:p>
+      <w:pPr>
+        <w:numPr>
+          <w:ilvl w:val="0"/>
+          <w:numId w:val="3"/>
+        </w:numPr>
+      </w:pPr>
+      <w:r>
+        <w:rPr>
+          <w:b/>
+          <w:bCs/>
+        </w:rPr>
+        <w:t>Pin 38 (GPIO 20)</w:t>
+      </w:r>
+      <w:r>
+        <w:t>: A4988 DIR (Direction)</w:t>
+      </w:r>
+    </w:p>
+    <w:p>
+      <w:pPr>
+        <w:numPr>
+          <w:ilvl w:val="0"/>
+          <w:numId w:val="3"/>
+        </w:numPr>
+      </w:pPr>
+      <w:r>
+        <w:rPr>
+          <w:b/>
+          <w:bCs/>
+        </w:rPr>
+        <w:t>Pin 40 (GPIO 21)</w:t>
+      </w:r>
+      <w:r>
+        <w:t>: A4988 STEP (Step pulse)</w:t>
+      </w:r>
+    </w:p>
+    <w:p>
+      <w:r>
+        <w:rPr>
+          <w:b/>
+          <w:bCs/>
+        </w:rPr>
+        <w:t>External 12V Power Supply:</w:t>
+      </w:r>
+    </w:p>
+    <w:p>
+      <w:pPr>
+        <w:numPr>
+          <w:ilvl w:val="0"/>
+          <w:numId w:val="4"/>
+        </w:numPr>
+      </w:pPr>
+      <w:r>
+        <w:rPr>
+          <w:b/>
+          <w:bCs/>
+        </w:rPr>
+        <w:t>12V +</w:t>
+      </w:r>
+      <w:r>
+        <w:t xml:space="preserve"> → A4988 Board VMOT</w:t>
+      </w:r>
+    </w:p>
+    <w:p>
+      <w:pPr>
+        <w:numPr>
+          <w:ilvl w:val="0"/>
+          <w:numId w:val="4"/>
+        </w:numPr>
+      </w:pPr>
+      <w:r>
+        <w:rPr>
+          <w:b/>
+          <w:bCs/>
+        </w:rPr>
+        <w:t>12V -</w:t>
+      </w:r>
+      <w:r>
+        <w:t xml:space="preserve"> → A4988 Board GND (motor ground)</w:t>
+      </w:r>
+    </w:p>
+    <w:p>
+      <w:pPr>
+        <w:rPr>
+          <w:b/>
+          <w:bCs/>
+        </w:rPr>
+      </w:pPr>
+      <w:r>
+        <w:rPr>
+          <w:b/>
+          <w:bCs/>
+        </w:rPr>
+        <w:t>Important Notes</w:t>
+      </w:r>
+    </w:p>
+    <w:p>
+      <w:pPr>
+        <w:numPr>
+          <w:ilvl w:val="0"/>
+          <w:numId w:val="5"/>
+        </w:numPr>
+      </w:pPr>
+      <w:r>
+        <w:rPr>
+          <w:b/>
+          <w:bCs/>
+        </w:rPr>
+        <w:t>Separate power supply required</w:t>
+      </w:r>
+      <w:r>
+        <w:t>: The 12V external power for the motor is separate from the Raspberry Pi 5V</w:t>
+      </w:r>
+    </w:p>
+    <w:p>
+      <w:pPr>
+        <w:numPr>
+          <w:ilvl w:val="0"/>
+          <w:numId w:val="5"/>
+        </w:numPr>
+      </w:pPr>
+      <w:r>
+        <w:rPr>
+          <w:b/>
+          <w:bCs/>
+        </w:rPr>
+        <w:t>Common ground</w:t>
+      </w:r>
+      <w:r>
+        <w:t>: Make sure the 12V power supply GND and Raspberry Pi GND share a common ground connection</w:t>
+      </w:r>
+      <w:hyperlink r:id="rId8" w:tgtFrame="_blank" w:history="1">
+        <w:r>
+          <w:rPr>
+            <w:rStyle w:val="Hyperlink"/>
+          </w:rPr>
+          <w:t>how2electronics+1</w:t>
+        </w:r>
+      </w:hyperlink>
+    </w:p>
+    <w:p>
+      <w:pPr>
+        <w:numPr>
+          <w:ilvl w:val="0"/>
+          <w:numId w:val="5"/>
+        </w:numPr>
+      </w:pPr>
+      <w:r>
+        <w:rPr>
+          <w:b/>
+          <w:bCs/>
+        </w:rPr>
+        <w:t>A4988 module</w:t>
+      </w:r>
+      <w:r>
+        <w:t>: Must be properly inserted in the center socket with correct orientation</w:t>
+      </w:r>
+    </w:p>
+    <w:p>
+      <w:pPr>
+        <w:numPr>
+          <w:ilvl w:val="0"/>
+          <w:numId w:val="5"/>
+        </w:numPr>
+      </w:pPr>
+      <w:r>
+        <w:rPr>
+          <w:b/>
+          <w:bCs/>
+        </w:rPr>
+        <w:t>DIR controls direction</w:t>
+      </w:r>
+      <w:r>
+        <w:t>: HIGH = clockwise, LOW = counterclockwise</w:t>
+      </w:r>
+      <w:hyperlink r:id="rId9" w:tgtFrame="_blank" w:history="1">
+        <w:r>
+          <w:rPr>
+            <w:rStyle w:val="Hyperlink"/>
+          </w:rPr>
+          <w:t>learn.adafruit+1</w:t>
+        </w:r>
+      </w:hyperlink>
+    </w:p>
+    <w:p>
+      <w:pPr>
+        <w:numPr>
+          <w:ilvl w:val="0"/>
+          <w:numId w:val="5"/>
+        </w:numPr>
+      </w:pPr>
+      <w:r>
+        <w:rPr>
+          <w:b/>
+          <w:bCs/>
+        </w:rPr>
+        <w:t>STEP controls movement</w:t>
+      </w:r>
+      <w:r>
+        <w:t>: Each pulse = one step (or microstep)[</w:t>
+      </w:r>
+      <w:hyperlink r:id="rId10" w:history="1">
+        <w:r>
+          <w:rPr>
+            <w:rStyle w:val="Hyperlink"/>
+          </w:rPr>
+          <w:t>aranacorp</w:t>
+        </w:r>
+      </w:hyperlink>
+      <w:r>
+        <w:t>]</w:t>
+      </w:r>
+      <w:r>
+        <w:rPr>
+          <w:rFonts w:ascii="Arial" w:hAnsi="Arial" w:cs="Arial"/>
+        </w:rPr>
+        <w:t>​</w:t>
+      </w:r>
+    </w:p>
+    <w:p>
+      <w:pPr>
+        <w:numPr>
+          <w:ilvl w:val="0"/>
+          <w:numId w:val="5"/>
+        </w:numPr>
+      </w:pPr>
+      <w:r>
+        <w:rPr>
+          <w:b/>
+          <w:bCs/>
+        </w:rPr>
+        <w:lastRenderedPageBreak/>
+        <w:t>Enable pin (E)</w:t>
+      </w:r>
+      <w:r>
+        <w:t>: Optional - if not connected, motor is always enabled[</w:t>
+      </w:r>
+      <w:hyperlink r:id="rId11" w:history="1">
+        <w:r>
+          <w:rPr>
+            <w:rStyle w:val="Hyperlink"/>
+          </w:rPr>
+          <w:t>steppermotor</w:t>
+        </w:r>
+      </w:hyperlink>
+      <w:r>
+        <w:t>]</w:t>
+      </w:r>
+      <w:r>
+        <w:rPr>
+          <w:rFonts w:ascii="Arial" w:hAnsi="Arial" w:cs="Arial"/>
+        </w:rPr>
+        <w:t>​</w:t>
+      </w:r>
+    </w:p>
+    <w:p>
+      <w:r>
+        <w:rPr>
+          <w:b/>
+          <w:bCs/>
+        </w:rPr>
+        <w:t>Save these connections for future reference!</w:t>
+      </w:r>
+      <w:hyperlink r:id="rId12" w:tgtFrame="_blank" w:history="1">
+        <w:r>
+          <w:rPr>
+            <w:rStyle w:val="Hyperlink"/>
+          </w:rPr>
+          <w:t>how2electronics+2</w:t>
+        </w:r>
+      </w:hyperlink>
+    </w:p>
+    <w:p/>
     <w:sectPr>
       <w:pgSz w:w="12240" w:h="15840"/>
       <w:pgMar w:top="1440" w:right="1440" w:bottom="1440" w:left="1440" w:header="720" w:footer="720" w:gutter="0"/>
@@ -2406,6 +4169,304 @@
 <file path=word/numbering.xml><?xml version="1.0" encoding="utf-8"?>
 <w:numbering xmlns:wpc="http://schemas.microsoft.com/office/word/2010/wordprocessingCanvas" xmlns:cx="http://schemas.microsoft.com/office/drawing/2014/chartex" xmlns:cx1="http://schemas.microsoft.com/office/drawing/2015/9/8/chartex" xmlns:cx2="http://schemas.microsoft.com/office/drawing/2015/10/21/chartex" xmlns:cx3="http://schemas.microsoft.com/office/drawing/2016/5/9/chartex" xmlns:cx4="http://schemas.microsoft.com/office/drawing/2016/5/10/chartex" xmlns:cx5="http://schemas.microsoft.com/office/drawing/2016/5/11/chartex" xmlns:cx6="http://schemas.microsoft.com/office/drawing/2016/5/12/chartex" xmlns:cx7="http://schemas.microsoft.com/office/drawing/2016/5/13/chartex" xmlns:cx8="http://schemas.microsoft.com/office/drawing/2016/5/14/chartex" xmlns:mc="http://schemas.openxmlformats.org/markup-compatibility/2006" xmlns:aink="http://schemas.microsoft.com/office/drawing/2016/ink" xmlns:am3d="http://schemas.microsoft.com/office/drawing/2017/model3d" xmlns:o="urn:schemas-microsoft-com:office:office" xmlns:oel="http://schemas.microsoft.com/office/2019/extlst" xmlns:r="http://schemas.openxmlformats.org/officeDocument/2006/relationships" xmlns:m="http://schemas.openxmlformats.org/officeDocument/2006/math" xmlns:v="urn:schemas-microsoft-com:vml" xmlns:wp14="http://schemas.microsoft.com/office/word/2010/wordprocessingDrawing" xmlns:wp="http://schemas.openxmlformats.org/drawingml/2006/wordprocessingDrawing" xmlns:w10="urn:schemas-microsoft-com:office:word" xmlns:w="http://schemas.openxmlformats.org/wordprocessingml/2006/main" xmlns:w14="http://schemas.microsoft.com/office/word/2010/wordml" xmlns:w15="http://schemas.microsoft.com/office/word/2012/wordml" xmlns:w16cex="http://schemas.microsoft.com/office/word/2018/wordml/cex" xmlns:w16cid="http://schemas.microsoft.com/office/word/2016/wordml/cid" xmlns:w16="http://schemas.microsoft.com/office/word/2018/wordml" xmlns:w16du="http://schemas.microsoft.com/office/word/2023/wordml/word16du" xmlns:w16sdtdh="http://schemas.microsoft.com/office/word/2020/wordml/sdtdatahash" xmlns:w16sdtfl="http://schemas.microsoft.com/office/word/2024/wordml/sdtformatlock" xmlns:w16se="http://schemas.microsoft.com/office/word/2015/wordml/symex" xmlns:wpg="http://schemas.microsoft.com/office/word/2010/wordprocessingGroup" xmlns:wpi="http://schemas.microsoft.com/office/word/2010/wordprocessingInk" xmlns:wne="http://schemas.microsoft.com/office/word/2006/wordml" xmlns:wps="http://schemas.microsoft.com/office/word/2010/wordprocessingShape" mc:Ignorable="w14 w15 w16se w16cid w16 w16cex w16sdtdh w16sdtfl w16du wp14">
   <w:abstractNum w:abstractNumId="0" w15:restartNumberingAfterBreak="0">
+    <w:nsid w:val="22252700"/>
+    <w:multiLevelType w:val="multilevel"/>
+    <w:tmpl w:val="CD34E644"/>
+    <w:lvl w:ilvl="0">
+      <w:start w:val="1"/>
+      <w:numFmt w:val="bullet"/>
+      <w:lvlText w:val=""/>
+      <w:lvlJc w:val="left"/>
+      <w:pPr>
+        <w:tabs>
+          <w:tab w:val="num" w:pos="720"/>
+        </w:tabs>
+        <w:ind w:left="720" w:hanging="360"/>
+      </w:pPr>
+      <w:rPr>
+        <w:rFonts w:ascii="Symbol" w:hAnsi="Symbol" w:hint="default"/>
+        <w:sz w:val="20"/>
+      </w:rPr>
+    </w:lvl>
+    <w:lvl w:ilvl="1" w:tentative="1">
+      <w:start w:val="1"/>
+      <w:numFmt w:val="bullet"/>
+      <w:lvlText w:val="o"/>
+      <w:lvlJc w:val="left"/>
+      <w:pPr>
+        <w:tabs>
+          <w:tab w:val="num" w:pos="1440"/>
+        </w:tabs>
+        <w:ind w:left="1440" w:hanging="360"/>
+      </w:pPr>
+      <w:rPr>
+        <w:rFonts w:ascii="Courier New" w:hAnsi="Courier New" w:hint="default"/>
+        <w:sz w:val="20"/>
+      </w:rPr>
+    </w:lvl>
+    <w:lvl w:ilvl="2" w:tentative="1">
+      <w:start w:val="1"/>
+      <w:numFmt w:val="bullet"/>
+      <w:lvlText w:val=""/>
+      <w:lvlJc w:val="left"/>
+      <w:pPr>
+        <w:tabs>
+          <w:tab w:val="num" w:pos="2160"/>
+        </w:tabs>
+        <w:ind w:left="2160" w:hanging="360"/>
+      </w:pPr>
+      <w:rPr>
+        <w:rFonts w:ascii="Wingdings" w:hAnsi="Wingdings" w:hint="default"/>
+        <w:sz w:val="20"/>
+      </w:rPr>
+    </w:lvl>
+    <w:lvl w:ilvl="3" w:tentative="1">
+      <w:start w:val="1"/>
+      <w:numFmt w:val="bullet"/>
+      <w:lvlText w:val=""/>
+      <w:lvlJc w:val="left"/>
+      <w:pPr>
+        <w:tabs>
+          <w:tab w:val="num" w:pos="2880"/>
+        </w:tabs>
+        <w:ind w:left="2880" w:hanging="360"/>
+      </w:pPr>
+      <w:rPr>
+        <w:rFonts w:ascii="Wingdings" w:hAnsi="Wingdings" w:hint="default"/>
+        <w:sz w:val="20"/>
+      </w:rPr>
+    </w:lvl>
+    <w:lvl w:ilvl="4" w:tentative="1">
+      <w:start w:val="1"/>
+      <w:numFmt w:val="bullet"/>
+      <w:lvlText w:val=""/>
+      <w:lvlJc w:val="left"/>
+      <w:pPr>
+        <w:tabs>
+          <w:tab w:val="num" w:pos="3600"/>
+        </w:tabs>
+        <w:ind w:left="3600" w:hanging="360"/>
+      </w:pPr>
+      <w:rPr>
+        <w:rFonts w:ascii="Wingdings" w:hAnsi="Wingdings" w:hint="default"/>
+        <w:sz w:val="20"/>
+      </w:rPr>
+    </w:lvl>
+    <w:lvl w:ilvl="5" w:tentative="1">
+      <w:start w:val="1"/>
+      <w:numFmt w:val="bullet"/>
+      <w:lvlText w:val=""/>
+      <w:lvlJc w:val="left"/>
+      <w:pPr>
+        <w:tabs>
+          <w:tab w:val="num" w:pos="4320"/>
+        </w:tabs>
+        <w:ind w:left="4320" w:hanging="360"/>
+      </w:pPr>
+      <w:rPr>
+        <w:rFonts w:ascii="Wingdings" w:hAnsi="Wingdings" w:hint="default"/>
+        <w:sz w:val="20"/>
+      </w:rPr>
+    </w:lvl>
+    <w:lvl w:ilvl="6" w:tentative="1">
+      <w:start w:val="1"/>
+      <w:numFmt w:val="bullet"/>
+      <w:lvlText w:val=""/>
+      <w:lvlJc w:val="left"/>
+      <w:pPr>
+        <w:tabs>
+          <w:tab w:val="num" w:pos="5040"/>
+        </w:tabs>
+        <w:ind w:left="5040" w:hanging="360"/>
+      </w:pPr>
+      <w:rPr>
+        <w:rFonts w:ascii="Wingdings" w:hAnsi="Wingdings" w:hint="default"/>
+        <w:sz w:val="20"/>
+      </w:rPr>
+    </w:lvl>
+    <w:lvl w:ilvl="7" w:tentative="1">
+      <w:start w:val="1"/>
+      <w:numFmt w:val="bullet"/>
+      <w:lvlText w:val=""/>
+      <w:lvlJc w:val="left"/>
+      <w:pPr>
+        <w:tabs>
+          <w:tab w:val="num" w:pos="5760"/>
+        </w:tabs>
+        <w:ind w:left="5760" w:hanging="360"/>
+      </w:pPr>
+      <w:rPr>
+        <w:rFonts w:ascii="Wingdings" w:hAnsi="Wingdings" w:hint="default"/>
+        <w:sz w:val="20"/>
+      </w:rPr>
+    </w:lvl>
+    <w:lvl w:ilvl="8" w:tentative="1">
+      <w:start w:val="1"/>
+      <w:numFmt w:val="bullet"/>
+      <w:lvlText w:val=""/>
+      <w:lvlJc w:val="left"/>
+      <w:pPr>
+        <w:tabs>
+          <w:tab w:val="num" w:pos="6480"/>
+        </w:tabs>
+        <w:ind w:left="6480" w:hanging="360"/>
+      </w:pPr>
+      <w:rPr>
+        <w:rFonts w:ascii="Wingdings" w:hAnsi="Wingdings" w:hint="default"/>
+        <w:sz w:val="20"/>
+      </w:rPr>
+    </w:lvl>
+  </w:abstractNum>
+  <w:abstractNum w:abstractNumId="1" w15:restartNumberingAfterBreak="0">
+    <w:nsid w:val="2E786B47"/>
+    <w:multiLevelType w:val="multilevel"/>
+    <w:tmpl w:val="960A933E"/>
+    <w:lvl w:ilvl="0">
+      <w:start w:val="1"/>
+      <w:numFmt w:val="bullet"/>
+      <w:lvlText w:val=""/>
+      <w:lvlJc w:val="left"/>
+      <w:pPr>
+        <w:tabs>
+          <w:tab w:val="num" w:pos="720"/>
+        </w:tabs>
+        <w:ind w:left="720" w:hanging="360"/>
+      </w:pPr>
+      <w:rPr>
+        <w:rFonts w:ascii="Symbol" w:hAnsi="Symbol" w:hint="default"/>
+        <w:sz w:val="20"/>
+      </w:rPr>
+    </w:lvl>
+    <w:lvl w:ilvl="1" w:tentative="1">
+      <w:start w:val="1"/>
+      <w:numFmt w:val="bullet"/>
+      <w:lvlText w:val="o"/>
+      <w:lvlJc w:val="left"/>
+      <w:pPr>
+        <w:tabs>
+          <w:tab w:val="num" w:pos="1440"/>
+        </w:tabs>
+        <w:ind w:left="1440" w:hanging="360"/>
+      </w:pPr>
+      <w:rPr>
+        <w:rFonts w:ascii="Courier New" w:hAnsi="Courier New" w:hint="default"/>
+        <w:sz w:val="20"/>
+      </w:rPr>
+    </w:lvl>
+    <w:lvl w:ilvl="2" w:tentative="1">
+      <w:start w:val="1"/>
+      <w:numFmt w:val="bullet"/>
+      <w:lvlText w:val=""/>
+      <w:lvlJc w:val="left"/>
+      <w:pPr>
+        <w:tabs>
+          <w:tab w:val="num" w:pos="2160"/>
+        </w:tabs>
+        <w:ind w:left="2160" w:hanging="360"/>
+      </w:pPr>
+      <w:rPr>
+        <w:rFonts w:ascii="Wingdings" w:hAnsi="Wingdings" w:hint="default"/>
+        <w:sz w:val="20"/>
+      </w:rPr>
+    </w:lvl>
+    <w:lvl w:ilvl="3" w:tentative="1">
+      <w:start w:val="1"/>
+      <w:numFmt w:val="bullet"/>
+      <w:lvlText w:val=""/>
+      <w:lvlJc w:val="left"/>
+      <w:pPr>
+        <w:tabs>
+          <w:tab w:val="num" w:pos="2880"/>
+        </w:tabs>
+        <w:ind w:left="2880" w:hanging="360"/>
+      </w:pPr>
+      <w:rPr>
+        <w:rFonts w:ascii="Wingdings" w:hAnsi="Wingdings" w:hint="default"/>
+        <w:sz w:val="20"/>
+      </w:rPr>
+    </w:lvl>
+    <w:lvl w:ilvl="4" w:tentative="1">
+      <w:start w:val="1"/>
+      <w:numFmt w:val="bullet"/>
+      <w:lvlText w:val=""/>
+      <w:lvlJc w:val="left"/>
+      <w:pPr>
+        <w:tabs>
+          <w:tab w:val="num" w:pos="3600"/>
+        </w:tabs>
+        <w:ind w:left="3600" w:hanging="360"/>
+      </w:pPr>
+      <w:rPr>
+        <w:rFonts w:ascii="Wingdings" w:hAnsi="Wingdings" w:hint="default"/>
+        <w:sz w:val="20"/>
+      </w:rPr>
+    </w:lvl>
+    <w:lvl w:ilvl="5" w:tentative="1">
+      <w:start w:val="1"/>
+      <w:numFmt w:val="bullet"/>
+      <w:lvlText w:val=""/>
+      <w:lvlJc w:val="left"/>
+      <w:pPr>
+        <w:tabs>
+          <w:tab w:val="num" w:pos="4320"/>
+        </w:tabs>
+        <w:ind w:left="4320" w:hanging="360"/>
+      </w:pPr>
+      <w:rPr>
+        <w:rFonts w:ascii="Wingdings" w:hAnsi="Wingdings" w:hint="default"/>
+        <w:sz w:val="20"/>
+      </w:rPr>
+    </w:lvl>
+    <w:lvl w:ilvl="6" w:tentative="1">
+      <w:start w:val="1"/>
+      <w:numFmt w:val="bullet"/>
+      <w:lvlText w:val=""/>
+      <w:lvlJc w:val="left"/>
+      <w:pPr>
+        <w:tabs>
+          <w:tab w:val="num" w:pos="5040"/>
+        </w:tabs>
+        <w:ind w:left="5040" w:hanging="360"/>
+      </w:pPr>
+      <w:rPr>
+        <w:rFonts w:ascii="Wingdings" w:hAnsi="Wingdings" w:hint="default"/>
+        <w:sz w:val="20"/>
+      </w:rPr>
+    </w:lvl>
+    <w:lvl w:ilvl="7" w:tentative="1">
+      <w:start w:val="1"/>
+      <w:numFmt w:val="bullet"/>
+      <w:lvlText w:val=""/>
+      <w:lvlJc w:val="left"/>
+      <w:pPr>
+        <w:tabs>
+          <w:tab w:val="num" w:pos="5760"/>
+        </w:tabs>
+        <w:ind w:left="5760" w:hanging="360"/>
+      </w:pPr>
+      <w:rPr>
+        <w:rFonts w:ascii="Wingdings" w:hAnsi="Wingdings" w:hint="default"/>
+        <w:sz w:val="20"/>
+      </w:rPr>
+    </w:lvl>
+    <w:lvl w:ilvl="8" w:tentative="1">
+      <w:start w:val="1"/>
+      <w:numFmt w:val="bullet"/>
+      <w:lvlText w:val=""/>
+      <w:lvlJc w:val="left"/>
+      <w:pPr>
+        <w:tabs>
+          <w:tab w:val="num" w:pos="6480"/>
+        </w:tabs>
+        <w:ind w:left="6480" w:hanging="360"/>
+      </w:pPr>
+      <w:rPr>
+        <w:rFonts w:ascii="Wingdings" w:hAnsi="Wingdings" w:hint="default"/>
+        <w:sz w:val="20"/>
+      </w:rPr>
+    </w:lvl>
+  </w:abstractNum>
+  <w:abstractNum w:abstractNumId="2" w15:restartNumberingAfterBreak="0">
     <w:nsid w:val="32570032"/>
     <w:multiLevelType w:val="multilevel"/>
     <w:tmpl w:val="416E6834"/>
@@ -2522,8 +4583,318 @@
       </w:pPr>
     </w:lvl>
   </w:abstractNum>
+  <w:abstractNum w:abstractNumId="3" w15:restartNumberingAfterBreak="0">
+    <w:nsid w:val="71923392"/>
+    <w:multiLevelType w:val="multilevel"/>
+    <w:tmpl w:val="40B2509E"/>
+    <w:lvl w:ilvl="0">
+      <w:start w:val="1"/>
+      <w:numFmt w:val="bullet"/>
+      <w:lvlText w:val=""/>
+      <w:lvlJc w:val="left"/>
+      <w:pPr>
+        <w:tabs>
+          <w:tab w:val="num" w:pos="720"/>
+        </w:tabs>
+        <w:ind w:left="720" w:hanging="360"/>
+      </w:pPr>
+      <w:rPr>
+        <w:rFonts w:ascii="Symbol" w:hAnsi="Symbol" w:hint="default"/>
+        <w:sz w:val="20"/>
+      </w:rPr>
+    </w:lvl>
+    <w:lvl w:ilvl="1" w:tentative="1">
+      <w:start w:val="1"/>
+      <w:numFmt w:val="bullet"/>
+      <w:lvlText w:val="o"/>
+      <w:lvlJc w:val="left"/>
+      <w:pPr>
+        <w:tabs>
+          <w:tab w:val="num" w:pos="1440"/>
+        </w:tabs>
+        <w:ind w:left="1440" w:hanging="360"/>
+      </w:pPr>
+      <w:rPr>
+        <w:rFonts w:ascii="Courier New" w:hAnsi="Courier New" w:hint="default"/>
+        <w:sz w:val="20"/>
+      </w:rPr>
+    </w:lvl>
+    <w:lvl w:ilvl="2" w:tentative="1">
+      <w:start w:val="1"/>
+      <w:numFmt w:val="bullet"/>
+      <w:lvlText w:val=""/>
+      <w:lvlJc w:val="left"/>
+      <w:pPr>
+        <w:tabs>
+          <w:tab w:val="num" w:pos="2160"/>
+        </w:tabs>
+        <w:ind w:left="2160" w:hanging="360"/>
+      </w:pPr>
+      <w:rPr>
+        <w:rFonts w:ascii="Wingdings" w:hAnsi="Wingdings" w:hint="default"/>
+        <w:sz w:val="20"/>
+      </w:rPr>
+    </w:lvl>
+    <w:lvl w:ilvl="3" w:tentative="1">
+      <w:start w:val="1"/>
+      <w:numFmt w:val="bullet"/>
+      <w:lvlText w:val=""/>
+      <w:lvlJc w:val="left"/>
+      <w:pPr>
+        <w:tabs>
+          <w:tab w:val="num" w:pos="2880"/>
+        </w:tabs>
+        <w:ind w:left="2880" w:hanging="360"/>
+      </w:pPr>
+      <w:rPr>
+        <w:rFonts w:ascii="Wingdings" w:hAnsi="Wingdings" w:hint="default"/>
+        <w:sz w:val="20"/>
+      </w:rPr>
+    </w:lvl>
+    <w:lvl w:ilvl="4" w:tentative="1">
+      <w:start w:val="1"/>
+      <w:numFmt w:val="bullet"/>
+      <w:lvlText w:val=""/>
+      <w:lvlJc w:val="left"/>
+      <w:pPr>
+        <w:tabs>
+          <w:tab w:val="num" w:pos="3600"/>
+        </w:tabs>
+        <w:ind w:left="3600" w:hanging="360"/>
+      </w:pPr>
+      <w:rPr>
+        <w:rFonts w:ascii="Wingdings" w:hAnsi="Wingdings" w:hint="default"/>
+        <w:sz w:val="20"/>
+      </w:rPr>
+    </w:lvl>
+    <w:lvl w:ilvl="5" w:tentative="1">
+      <w:start w:val="1"/>
+      <w:numFmt w:val="bullet"/>
+      <w:lvlText w:val=""/>
+      <w:lvlJc w:val="left"/>
+      <w:pPr>
+        <w:tabs>
+          <w:tab w:val="num" w:pos="4320"/>
+        </w:tabs>
+        <w:ind w:left="4320" w:hanging="360"/>
+      </w:pPr>
+      <w:rPr>
+        <w:rFonts w:ascii="Wingdings" w:hAnsi="Wingdings" w:hint="default"/>
+        <w:sz w:val="20"/>
+      </w:rPr>
+    </w:lvl>
+    <w:lvl w:ilvl="6" w:tentative="1">
+      <w:start w:val="1"/>
+      <w:numFmt w:val="bullet"/>
+      <w:lvlText w:val=""/>
+      <w:lvlJc w:val="left"/>
+      <w:pPr>
+        <w:tabs>
+          <w:tab w:val="num" w:pos="5040"/>
+        </w:tabs>
+        <w:ind w:left="5040" w:hanging="360"/>
+      </w:pPr>
+      <w:rPr>
+        <w:rFonts w:ascii="Wingdings" w:hAnsi="Wingdings" w:hint="default"/>
+        <w:sz w:val="20"/>
+      </w:rPr>
+    </w:lvl>
+    <w:lvl w:ilvl="7" w:tentative="1">
+      <w:start w:val="1"/>
+      <w:numFmt w:val="bullet"/>
+      <w:lvlText w:val=""/>
+      <w:lvlJc w:val="left"/>
+      <w:pPr>
+        <w:tabs>
+          <w:tab w:val="num" w:pos="5760"/>
+        </w:tabs>
+        <w:ind w:left="5760" w:hanging="360"/>
+      </w:pPr>
+      <w:rPr>
+        <w:rFonts w:ascii="Wingdings" w:hAnsi="Wingdings" w:hint="default"/>
+        <w:sz w:val="20"/>
+      </w:rPr>
+    </w:lvl>
+    <w:lvl w:ilvl="8" w:tentative="1">
+      <w:start w:val="1"/>
+      <w:numFmt w:val="bullet"/>
+      <w:lvlText w:val=""/>
+      <w:lvlJc w:val="left"/>
+      <w:pPr>
+        <w:tabs>
+          <w:tab w:val="num" w:pos="6480"/>
+        </w:tabs>
+        <w:ind w:left="6480" w:hanging="360"/>
+      </w:pPr>
+      <w:rPr>
+        <w:rFonts w:ascii="Wingdings" w:hAnsi="Wingdings" w:hint="default"/>
+        <w:sz w:val="20"/>
+      </w:rPr>
+    </w:lvl>
+  </w:abstractNum>
+  <w:abstractNum w:abstractNumId="4" w15:restartNumberingAfterBreak="0">
+    <w:nsid w:val="7FF9373B"/>
+    <w:multiLevelType w:val="multilevel"/>
+    <w:tmpl w:val="268E7E70"/>
+    <w:lvl w:ilvl="0">
+      <w:start w:val="1"/>
+      <w:numFmt w:val="bullet"/>
+      <w:lvlText w:val=""/>
+      <w:lvlJc w:val="left"/>
+      <w:pPr>
+        <w:tabs>
+          <w:tab w:val="num" w:pos="720"/>
+        </w:tabs>
+        <w:ind w:left="720" w:hanging="360"/>
+      </w:pPr>
+      <w:rPr>
+        <w:rFonts w:ascii="Symbol" w:hAnsi="Symbol" w:hint="default"/>
+        <w:sz w:val="20"/>
+      </w:rPr>
+    </w:lvl>
+    <w:lvl w:ilvl="1" w:tentative="1">
+      <w:start w:val="1"/>
+      <w:numFmt w:val="bullet"/>
+      <w:lvlText w:val="o"/>
+      <w:lvlJc w:val="left"/>
+      <w:pPr>
+        <w:tabs>
+          <w:tab w:val="num" w:pos="1440"/>
+        </w:tabs>
+        <w:ind w:left="1440" w:hanging="360"/>
+      </w:pPr>
+      <w:rPr>
+        <w:rFonts w:ascii="Courier New" w:hAnsi="Courier New" w:hint="default"/>
+        <w:sz w:val="20"/>
+      </w:rPr>
+    </w:lvl>
+    <w:lvl w:ilvl="2" w:tentative="1">
+      <w:start w:val="1"/>
+      <w:numFmt w:val="bullet"/>
+      <w:lvlText w:val=""/>
+      <w:lvlJc w:val="left"/>
+      <w:pPr>
+        <w:tabs>
+          <w:tab w:val="num" w:pos="2160"/>
+        </w:tabs>
+        <w:ind w:left="2160" w:hanging="360"/>
+      </w:pPr>
+      <w:rPr>
+        <w:rFonts w:ascii="Wingdings" w:hAnsi="Wingdings" w:hint="default"/>
+        <w:sz w:val="20"/>
+      </w:rPr>
+    </w:lvl>
+    <w:lvl w:ilvl="3" w:tentative="1">
+      <w:start w:val="1"/>
+      <w:numFmt w:val="bullet"/>
+      <w:lvlText w:val=""/>
+      <w:lvlJc w:val="left"/>
+      <w:pPr>
+        <w:tabs>
+          <w:tab w:val="num" w:pos="2880"/>
+        </w:tabs>
+        <w:ind w:left="2880" w:hanging="360"/>
+      </w:pPr>
+      <w:rPr>
+        <w:rFonts w:ascii="Wingdings" w:hAnsi="Wingdings" w:hint="default"/>
+        <w:sz w:val="20"/>
+      </w:rPr>
+    </w:lvl>
+    <w:lvl w:ilvl="4" w:tentative="1">
+      <w:start w:val="1"/>
+      <w:numFmt w:val="bullet"/>
+      <w:lvlText w:val=""/>
+      <w:lvlJc w:val="left"/>
+      <w:pPr>
+        <w:tabs>
+          <w:tab w:val="num" w:pos="3600"/>
+        </w:tabs>
+        <w:ind w:left="3600" w:hanging="360"/>
+      </w:pPr>
+      <w:rPr>
+        <w:rFonts w:ascii="Wingdings" w:hAnsi="Wingdings" w:hint="default"/>
+        <w:sz w:val="20"/>
+      </w:rPr>
+    </w:lvl>
+    <w:lvl w:ilvl="5" w:tentative="1">
+      <w:start w:val="1"/>
+      <w:numFmt w:val="bullet"/>
+      <w:lvlText w:val=""/>
+      <w:lvlJc w:val="left"/>
+      <w:pPr>
+        <w:tabs>
+          <w:tab w:val="num" w:pos="4320"/>
+        </w:tabs>
+        <w:ind w:left="4320" w:hanging="360"/>
+      </w:pPr>
+      <w:rPr>
+        <w:rFonts w:ascii="Wingdings" w:hAnsi="Wingdings" w:hint="default"/>
+        <w:sz w:val="20"/>
+      </w:rPr>
+    </w:lvl>
+    <w:lvl w:ilvl="6" w:tentative="1">
+      <w:start w:val="1"/>
+      <w:numFmt w:val="bullet"/>
+      <w:lvlText w:val=""/>
+      <w:lvlJc w:val="left"/>
+      <w:pPr>
+        <w:tabs>
+          <w:tab w:val="num" w:pos="5040"/>
+        </w:tabs>
+        <w:ind w:left="5040" w:hanging="360"/>
+      </w:pPr>
+      <w:rPr>
+        <w:rFonts w:ascii="Wingdings" w:hAnsi="Wingdings" w:hint="default"/>
+        <w:sz w:val="20"/>
+      </w:rPr>
+    </w:lvl>
+    <w:lvl w:ilvl="7" w:tentative="1">
+      <w:start w:val="1"/>
+      <w:numFmt w:val="bullet"/>
+      <w:lvlText w:val=""/>
+      <w:lvlJc w:val="left"/>
+      <w:pPr>
+        <w:tabs>
+          <w:tab w:val="num" w:pos="5760"/>
+        </w:tabs>
+        <w:ind w:left="5760" w:hanging="360"/>
+      </w:pPr>
+      <w:rPr>
+        <w:rFonts w:ascii="Wingdings" w:hAnsi="Wingdings" w:hint="default"/>
+        <w:sz w:val="20"/>
+      </w:rPr>
+    </w:lvl>
+    <w:lvl w:ilvl="8" w:tentative="1">
+      <w:start w:val="1"/>
+      <w:numFmt w:val="bullet"/>
+      <w:lvlText w:val=""/>
+      <w:lvlJc w:val="left"/>
+      <w:pPr>
+        <w:tabs>
+          <w:tab w:val="num" w:pos="6480"/>
+        </w:tabs>
+        <w:ind w:left="6480" w:hanging="360"/>
+      </w:pPr>
+      <w:rPr>
+        <w:rFonts w:ascii="Wingdings" w:hAnsi="Wingdings" w:hint="default"/>
+        <w:sz w:val="20"/>
+      </w:rPr>
+    </w:lvl>
+  </w:abstractNum>
   <w:num w:numId="1" w16cid:durableId="430666405">
+    <w:abstractNumId w:val="2"/>
+  </w:num>
+  <w:num w:numId="2" w16cid:durableId="459153700">
+    <w:abstractNumId w:val="3"/>
+  </w:num>
+  <w:num w:numId="3" w16cid:durableId="1005325575">
     <w:abstractNumId w:val="0"/>
+  </w:num>
+  <w:num w:numId="4" w16cid:durableId="286130356">
+    <w:abstractNumId w:val="4"/>
+  </w:num>
+  <w:num w:numId="5" w16cid:durableId="208341016">
+    <w:abstractNumId w:val="1"/>
   </w:num>
 </w:numbering>
 </file>
@@ -3135,7 +5506,6 @@
   <w:style w:type="character" w:default="1" w:styleId="DefaultParagraphFont">
     <w:name w:val="Default Paragraph Font"/>
     <w:uiPriority w:val="1"/>
-    <w:semiHidden/>
     <w:unhideWhenUsed/>
   </w:style>
   <w:style w:type="table" w:default="1" w:styleId="TableNormal">
@@ -3495,6 +5865,48 @@
     <w:uiPriority w:val="99"/>
     <w:rsid w:val="000F2D04"/>
   </w:style>
+  <w:style w:type="character" w:styleId="Hyperlink">
+    <w:name w:val="Hyperlink"/>
+    <w:basedOn w:val="DefaultParagraphFont"/>
+    <w:uiPriority w:val="99"/>
+    <w:unhideWhenUsed/>
+    <w:rsid w:val="00334318"/>
+    <w:rPr>
+      <w:color w:val="467886" w:themeColor="hyperlink"/>
+      <w:u w:val="single"/>
+    </w:rPr>
+  </w:style>
+  <w:style w:type="character" w:styleId="UnresolvedMention">
+    <w:name w:val="Unresolved Mention"/>
+    <w:basedOn w:val="DefaultParagraphFont"/>
+    <w:uiPriority w:val="99"/>
+    <w:semiHidden/>
+    <w:unhideWhenUsed/>
+    <w:rsid w:val="00334318"/>
+    <w:rPr>
+      <w:color w:val="605E5C"/>
+      <w:shd w:val="clear" w:color="auto" w:fill="E1DFDD"/>
+    </w:rPr>
+  </w:style>
+  <w:style w:type="table" w:styleId="TableGrid">
+    <w:name w:val="Table Grid"/>
+    <w:basedOn w:val="TableNormal"/>
+    <w:uiPriority w:val="39"/>
+    <w:rsid w:val="00334318"/>
+    <w:pPr>
+      <w:spacing w:after="0" w:line="240" w:lineRule="auto"/>
+    </w:pPr>
+    <w:tblPr>
+      <w:tblBorders>
+        <w:top w:val="single" w:sz="4" w:space="0" w:color="auto"/>
+        <w:left w:val="single" w:sz="4" w:space="0" w:color="auto"/>
+        <w:bottom w:val="single" w:sz="4" w:space="0" w:color="auto"/>
+        <w:right w:val="single" w:sz="4" w:space="0" w:color="auto"/>
+        <w:insideH w:val="single" w:sz="4" w:space="0" w:color="auto"/>
+        <w:insideV w:val="single" w:sz="4" w:space="0" w:color="auto"/>
+      </w:tblBorders>
+    </w:tblPr>
+  </w:style>
 </w:styles>
 </file>
 

--- a/Documents/sensor connection.docx
+++ b/Documents/sensor connection.docx
@@ -2405,7 +2405,21 @@
           <w:bCs/>
         </w:rPr>
         <w:lastRenderedPageBreak/>
-        <w:t>A4988 Stepper Motor Driver Pin Connections</w:t>
+        <w:t xml:space="preserve">A4988 </w:t>
+      </w:r>
+      <w:r>
+        <w:rPr>
+          <w:b/>
+          <w:bCs/>
+        </w:rPr>
+        <w:t xml:space="preserve">NEMA 17 </w:t>
+      </w:r>
+      <w:r>
+        <w:rPr>
+          <w:b/>
+          <w:bCs/>
+        </w:rPr>
+        <w:t>Stepper Motor Driver Pin Connections</w:t>
       </w:r>
     </w:p>
     <w:p>
@@ -4032,16 +4046,36 @@
         <w:t>STEP controls movement</w:t>
       </w:r>
       <w:r>
-        <w:t>: Each pulse = one step (or microstep)[</w:t>
-      </w:r>
-      <w:hyperlink r:id="rId10" w:history="1">
-        <w:r>
-          <w:rPr>
-            <w:rStyle w:val="Hyperlink"/>
-          </w:rPr>
-          <w:t>aranacorp</w:t>
-        </w:r>
-      </w:hyperlink>
+        <w:t xml:space="preserve">: Each pulse = one step (or </w:t>
+      </w:r>
+      <w:proofErr w:type="spellStart"/>
+      <w:r>
+        <w:t>microstep</w:t>
+      </w:r>
+      <w:proofErr w:type="spellEnd"/>
+      <w:r>
+        <w:t>)[</w:t>
+      </w:r>
+      <w:proofErr w:type="spellStart"/>
+      <w:r>
+        <w:fldChar w:fldCharType="begin"/>
+      </w:r>
+      <w:r>
+        <w:instrText>HYPERLINK "https://www.aranacorp.com/en/using-an-a4988-stepper-motor-driver/"</w:instrText>
+      </w:r>
+      <w:r>
+        <w:fldChar w:fldCharType="separate"/>
+      </w:r>
+      <w:r>
+        <w:rPr>
+          <w:rStyle w:val="Hyperlink"/>
+        </w:rPr>
+        <w:t>aranacorp</w:t>
+      </w:r>
+      <w:proofErr w:type="spellEnd"/>
+      <w:r>
+        <w:fldChar w:fldCharType="end"/>
+      </w:r>
       <w:r>
         <w:t>]</w:t>
       </w:r>
@@ -4070,14 +4104,26 @@
       <w:r>
         <w:t>: Optional - if not connected, motor is always enabled[</w:t>
       </w:r>
-      <w:hyperlink r:id="rId11" w:history="1">
-        <w:r>
-          <w:rPr>
-            <w:rStyle w:val="Hyperlink"/>
-          </w:rPr>
-          <w:t>steppermotor</w:t>
-        </w:r>
-      </w:hyperlink>
+      <w:proofErr w:type="spellStart"/>
+      <w:r>
+        <w:fldChar w:fldCharType="begin"/>
+      </w:r>
+      <w:r>
+        <w:instrText>HYPERLINK "https://steppermotor.net/control-stepper-motor-with-raspberry-pi/"</w:instrText>
+      </w:r>
+      <w:r>
+        <w:fldChar w:fldCharType="separate"/>
+      </w:r>
+      <w:r>
+        <w:rPr>
+          <w:rStyle w:val="Hyperlink"/>
+        </w:rPr>
+        <w:t>steppermotor</w:t>
+      </w:r>
+      <w:proofErr w:type="spellEnd"/>
+      <w:r>
+        <w:fldChar w:fldCharType="end"/>
+      </w:r>
       <w:r>
         <w:t>]</w:t>
       </w:r>
@@ -4096,7 +4142,7 @@
         </w:rPr>
         <w:t>Save these connections for future reference!</w:t>
       </w:r>
-      <w:hyperlink r:id="rId12" w:tgtFrame="_blank" w:history="1">
+      <w:hyperlink r:id="rId10" w:tgtFrame="_blank" w:history="1">
         <w:r>
           <w:rPr>
             <w:rStyle w:val="Hyperlink"/>

--- a/Documents/sensor connection.docx
+++ b/Documents/sensor connection.docx
@@ -2183,6 +2183,7 @@
               <w:t xml:space="preserve"> → Pin 18</w:t>
             </w:r>
           </w:p>
+          <w:p/>
         </w:tc>
         <w:tc>
           <w:tcPr>
@@ -2404,7 +2405,6 @@
           <w:b/>
           <w:bCs/>
         </w:rPr>
-        <w:lastRenderedPageBreak/>
         <w:t xml:space="preserve">A4988 </w:t>
       </w:r>
       <w:r>
@@ -3356,7 +3356,6 @@
           <w:b/>
           <w:bCs/>
         </w:rPr>
-        <w:lastRenderedPageBreak/>
         <w:t>Visual Summary</w:t>
       </w:r>
     </w:p>
@@ -3643,7 +3642,6 @@
           <w:b/>
           <w:bCs/>
         </w:rPr>
-        <w:lastRenderedPageBreak/>
         <w:t>Complete System Summary</w:t>
       </w:r>
     </w:p>
@@ -4043,6 +4041,7 @@
           <w:b/>
           <w:bCs/>
         </w:rPr>
+        <w:lastRenderedPageBreak/>
         <w:t>STEP controls movement</w:t>
       </w:r>
       <w:r>
@@ -4098,7 +4097,6 @@
           <w:b/>
           <w:bCs/>
         </w:rPr>
-        <w:lastRenderedPageBreak/>
         <w:t>Enable pin (E)</w:t>
       </w:r>
       <w:r>

--- a/Documents/sensor connection.docx
+++ b/Documents/sensor connection.docx
@@ -2405,6 +2405,7 @@
           <w:b/>
           <w:bCs/>
         </w:rPr>
+        <w:lastRenderedPageBreak/>
         <w:t xml:space="preserve">A4988 </w:t>
       </w:r>
       <w:r>
@@ -3356,6 +3357,7 @@
           <w:b/>
           <w:bCs/>
         </w:rPr>
+        <w:lastRenderedPageBreak/>
         <w:t>Visual Summary</w:t>
       </w:r>
     </w:p>
@@ -3642,6 +3644,7 @@
           <w:b/>
           <w:bCs/>
         </w:rPr>
+        <w:lastRenderedPageBreak/>
         <w:t>Complete System Summary</w:t>
       </w:r>
     </w:p>
@@ -4041,7 +4044,6 @@
           <w:b/>
           <w:bCs/>
         </w:rPr>
-        <w:lastRenderedPageBreak/>
         <w:t>STEP controls movement</w:t>
       </w:r>
       <w:r>
@@ -4097,6 +4099,7 @@
           <w:b/>
           <w:bCs/>
         </w:rPr>
+        <w:lastRenderedPageBreak/>
         <w:t>Enable pin (E)</w:t>
       </w:r>
       <w:r>
@@ -5550,6 +5553,7 @@
   <w:style w:type="character" w:default="1" w:styleId="DefaultParagraphFont">
     <w:name w:val="Default Paragraph Font"/>
     <w:uiPriority w:val="1"/>
+    <w:semiHidden/>
     <w:unhideWhenUsed/>
   </w:style>
   <w:style w:type="table" w:default="1" w:styleId="TableNormal">

--- a/Documents/sensor connection.docx
+++ b/Documents/sensor connection.docx
@@ -4152,6 +4152,4421 @@
         </w:r>
       </w:hyperlink>
     </w:p>
+    <w:p/>
+    <w:p>
+      <w:r>
+        <w:br w:type="page"/>
+      </w:r>
+    </w:p>
+    <w:p>
+      <w:pPr>
+        <w:rPr>
+          <w:b/>
+          <w:bCs/>
+        </w:rPr>
+      </w:pPr>
+      <w:r>
+        <w:rPr>
+          <w:b/>
+          <w:bCs/>
+        </w:rPr>
+        <w:lastRenderedPageBreak/>
+        <w:t>1. ADS1115 ADC + Capacitive Soil Moisture Sensor (I2C)</w:t>
+      </w:r>
+    </w:p>
+    <w:p>
+      <w:r>
+        <w:rPr>
+          <w:b/>
+          <w:bCs/>
+        </w:rPr>
+        <w:t>Purpose:</w:t>
+      </w:r>
+      <w:r>
+        <w:t> High-precision soil moisture readings (0-100%) for CWR model input.</w:t>
+      </w:r>
+    </w:p>
+    <w:tbl>
+      <w:tblPr>
+        <w:tblStyle w:val="TableGrid"/>
+        <w:tblW w:w="10770" w:type="dxa"/>
+        <w:tblLook w:val="04A0" w:firstRow="1" w:lastRow="0" w:firstColumn="1" w:lastColumn="0" w:noHBand="0" w:noVBand="1"/>
+      </w:tblPr>
+      <w:tblGrid>
+        <w:gridCol w:w="1794"/>
+        <w:gridCol w:w="3247"/>
+        <w:gridCol w:w="2072"/>
+        <w:gridCol w:w="983"/>
+        <w:gridCol w:w="2674"/>
+      </w:tblGrid>
+      <w:tr>
+        <w:trPr>
+          <w:trHeight w:val="499"/>
+        </w:trPr>
+        <w:tc>
+          <w:tcPr>
+            <w:tcW w:w="0" w:type="auto"/>
+            <w:hideMark/>
+          </w:tcPr>
+          <w:p>
+            <w:pPr>
+              <w:spacing w:after="160" w:line="278" w:lineRule="auto"/>
+              <w:rPr>
+                <w:b/>
+                <w:bCs/>
+              </w:rPr>
+            </w:pPr>
+            <w:r>
+              <w:rPr>
+                <w:b/>
+                <w:bCs/>
+              </w:rPr>
+              <w:t>Connection</w:t>
+            </w:r>
+          </w:p>
+        </w:tc>
+        <w:tc>
+          <w:tcPr>
+            <w:tcW w:w="0" w:type="auto"/>
+            <w:hideMark/>
+          </w:tcPr>
+          <w:p>
+            <w:pPr>
+              <w:spacing w:after="160" w:line="278" w:lineRule="auto"/>
+              <w:rPr>
+                <w:b/>
+                <w:bCs/>
+              </w:rPr>
+            </w:pPr>
+            <w:r>
+              <w:rPr>
+                <w:b/>
+                <w:bCs/>
+              </w:rPr>
+              <w:t>From</w:t>
+            </w:r>
+          </w:p>
+        </w:tc>
+        <w:tc>
+          <w:tcPr>
+            <w:tcW w:w="0" w:type="auto"/>
+            <w:hideMark/>
+          </w:tcPr>
+          <w:p>
+            <w:pPr>
+              <w:spacing w:after="160" w:line="278" w:lineRule="auto"/>
+              <w:rPr>
+                <w:b/>
+                <w:bCs/>
+              </w:rPr>
+            </w:pPr>
+            <w:r>
+              <w:rPr>
+                <w:b/>
+                <w:bCs/>
+              </w:rPr>
+              <w:t>To</w:t>
+            </w:r>
+          </w:p>
+        </w:tc>
+        <w:tc>
+          <w:tcPr>
+            <w:tcW w:w="0" w:type="auto"/>
+            <w:hideMark/>
+          </w:tcPr>
+          <w:p>
+            <w:pPr>
+              <w:spacing w:after="160" w:line="278" w:lineRule="auto"/>
+              <w:rPr>
+                <w:b/>
+                <w:bCs/>
+              </w:rPr>
+            </w:pPr>
+            <w:r>
+              <w:rPr>
+                <w:b/>
+                <w:bCs/>
+              </w:rPr>
+              <w:t>Pi Pin</w:t>
+            </w:r>
+          </w:p>
+        </w:tc>
+        <w:tc>
+          <w:tcPr>
+            <w:tcW w:w="0" w:type="auto"/>
+            <w:hideMark/>
+          </w:tcPr>
+          <w:p>
+            <w:pPr>
+              <w:spacing w:after="160" w:line="278" w:lineRule="auto"/>
+              <w:rPr>
+                <w:b/>
+                <w:bCs/>
+              </w:rPr>
+            </w:pPr>
+            <w:r>
+              <w:rPr>
+                <w:b/>
+                <w:bCs/>
+              </w:rPr>
+              <w:t>Notes</w:t>
+            </w:r>
+          </w:p>
+        </w:tc>
+      </w:tr>
+      <w:tr>
+        <w:trPr>
+          <w:trHeight w:val="499"/>
+        </w:trPr>
+        <w:tc>
+          <w:tcPr>
+            <w:tcW w:w="0" w:type="auto"/>
+            <w:hideMark/>
+          </w:tcPr>
+          <w:p>
+            <w:pPr>
+              <w:spacing w:after="160" w:line="278" w:lineRule="auto"/>
+            </w:pPr>
+            <w:r>
+              <w:t>Power</w:t>
+            </w:r>
+          </w:p>
+        </w:tc>
+        <w:tc>
+          <w:tcPr>
+            <w:tcW w:w="0" w:type="auto"/>
+            <w:hideMark/>
+          </w:tcPr>
+          <w:p>
+            <w:pPr>
+              <w:spacing w:after="160" w:line="278" w:lineRule="auto"/>
+            </w:pPr>
+            <w:r>
+              <w:t>ADS1115 VDD</w:t>
+            </w:r>
+          </w:p>
+        </w:tc>
+        <w:tc>
+          <w:tcPr>
+            <w:tcW w:w="0" w:type="auto"/>
+            <w:hideMark/>
+          </w:tcPr>
+          <w:p>
+            <w:pPr>
+              <w:spacing w:after="160" w:line="278" w:lineRule="auto"/>
+            </w:pPr>
+            <w:r>
+              <w:t>Pi 3.3V</w:t>
+            </w:r>
+          </w:p>
+        </w:tc>
+        <w:tc>
+          <w:tcPr>
+            <w:tcW w:w="0" w:type="auto"/>
+            <w:hideMark/>
+          </w:tcPr>
+          <w:p>
+            <w:pPr>
+              <w:spacing w:after="160" w:line="278" w:lineRule="auto"/>
+            </w:pPr>
+            <w:r>
+              <w:t>Pin 1</w:t>
+            </w:r>
+          </w:p>
+        </w:tc>
+        <w:tc>
+          <w:tcPr>
+            <w:tcW w:w="0" w:type="auto"/>
+            <w:hideMark/>
+          </w:tcPr>
+          <w:p>
+            <w:pPr>
+              <w:spacing w:after="160" w:line="278" w:lineRule="auto"/>
+            </w:pPr>
+            <w:r>
+              <w:t>Shared with sensor</w:t>
+            </w:r>
+          </w:p>
+        </w:tc>
+      </w:tr>
+      <w:tr>
+        <w:trPr>
+          <w:trHeight w:val="500"/>
+        </w:trPr>
+        <w:tc>
+          <w:tcPr>
+            <w:tcW w:w="0" w:type="auto"/>
+            <w:hideMark/>
+          </w:tcPr>
+          <w:p>
+            <w:pPr>
+              <w:spacing w:after="160" w:line="278" w:lineRule="auto"/>
+            </w:pPr>
+            <w:r>
+              <w:t>Power</w:t>
+            </w:r>
+          </w:p>
+        </w:tc>
+        <w:tc>
+          <w:tcPr>
+            <w:tcW w:w="0" w:type="auto"/>
+            <w:hideMark/>
+          </w:tcPr>
+          <w:p>
+            <w:pPr>
+              <w:spacing w:after="160" w:line="278" w:lineRule="auto"/>
+            </w:pPr>
+            <w:r>
+              <w:t>Soil Sensor VCC (Red)</w:t>
+            </w:r>
+          </w:p>
+        </w:tc>
+        <w:tc>
+          <w:tcPr>
+            <w:tcW w:w="0" w:type="auto"/>
+            <w:hideMark/>
+          </w:tcPr>
+          <w:p>
+            <w:pPr>
+              <w:spacing w:after="160" w:line="278" w:lineRule="auto"/>
+            </w:pPr>
+            <w:r>
+              <w:t>Pi 3.3V</w:t>
+            </w:r>
+          </w:p>
+        </w:tc>
+        <w:tc>
+          <w:tcPr>
+            <w:tcW w:w="0" w:type="auto"/>
+            <w:hideMark/>
+          </w:tcPr>
+          <w:p>
+            <w:pPr>
+              <w:spacing w:after="160" w:line="278" w:lineRule="auto"/>
+            </w:pPr>
+            <w:r>
+              <w:t>Pin 1</w:t>
+            </w:r>
+          </w:p>
+        </w:tc>
+        <w:tc>
+          <w:tcPr>
+            <w:tcW w:w="0" w:type="auto"/>
+            <w:hideMark/>
+          </w:tcPr>
+          <w:p>
+            <w:pPr>
+              <w:spacing w:after="160" w:line="278" w:lineRule="auto"/>
+            </w:pPr>
+          </w:p>
+        </w:tc>
+      </w:tr>
+      <w:tr>
+        <w:trPr>
+          <w:trHeight w:val="499"/>
+        </w:trPr>
+        <w:tc>
+          <w:tcPr>
+            <w:tcW w:w="0" w:type="auto"/>
+            <w:hideMark/>
+          </w:tcPr>
+          <w:p>
+            <w:pPr>
+              <w:spacing w:after="160" w:line="278" w:lineRule="auto"/>
+            </w:pPr>
+            <w:r>
+              <w:t>Ground</w:t>
+            </w:r>
+          </w:p>
+        </w:tc>
+        <w:tc>
+          <w:tcPr>
+            <w:tcW w:w="0" w:type="auto"/>
+            <w:hideMark/>
+          </w:tcPr>
+          <w:p>
+            <w:pPr>
+              <w:spacing w:after="160" w:line="278" w:lineRule="auto"/>
+            </w:pPr>
+            <w:r>
+              <w:t>ADS1115 GND</w:t>
+            </w:r>
+          </w:p>
+        </w:tc>
+        <w:tc>
+          <w:tcPr>
+            <w:tcW w:w="0" w:type="auto"/>
+            <w:hideMark/>
+          </w:tcPr>
+          <w:p>
+            <w:pPr>
+              <w:spacing w:after="160" w:line="278" w:lineRule="auto"/>
+            </w:pPr>
+            <w:r>
+              <w:t>Pi GND</w:t>
+            </w:r>
+          </w:p>
+        </w:tc>
+        <w:tc>
+          <w:tcPr>
+            <w:tcW w:w="0" w:type="auto"/>
+            <w:hideMark/>
+          </w:tcPr>
+          <w:p>
+            <w:pPr>
+              <w:spacing w:after="160" w:line="278" w:lineRule="auto"/>
+            </w:pPr>
+            <w:r>
+              <w:t>Pin 9</w:t>
+            </w:r>
+          </w:p>
+        </w:tc>
+        <w:tc>
+          <w:tcPr>
+            <w:tcW w:w="0" w:type="auto"/>
+            <w:hideMark/>
+          </w:tcPr>
+          <w:p>
+            <w:pPr>
+              <w:spacing w:after="160" w:line="278" w:lineRule="auto"/>
+            </w:pPr>
+            <w:r>
+              <w:t>Shared</w:t>
+            </w:r>
+          </w:p>
+        </w:tc>
+      </w:tr>
+      <w:tr>
+        <w:trPr>
+          <w:trHeight w:val="499"/>
+        </w:trPr>
+        <w:tc>
+          <w:tcPr>
+            <w:tcW w:w="0" w:type="auto"/>
+            <w:hideMark/>
+          </w:tcPr>
+          <w:p>
+            <w:pPr>
+              <w:spacing w:after="160" w:line="278" w:lineRule="auto"/>
+            </w:pPr>
+            <w:r>
+              <w:t>Ground</w:t>
+            </w:r>
+          </w:p>
+        </w:tc>
+        <w:tc>
+          <w:tcPr>
+            <w:tcW w:w="0" w:type="auto"/>
+            <w:hideMark/>
+          </w:tcPr>
+          <w:p>
+            <w:pPr>
+              <w:spacing w:after="160" w:line="278" w:lineRule="auto"/>
+            </w:pPr>
+            <w:r>
+              <w:t>Soil Sensor GND (Black)</w:t>
+            </w:r>
+          </w:p>
+        </w:tc>
+        <w:tc>
+          <w:tcPr>
+            <w:tcW w:w="0" w:type="auto"/>
+            <w:hideMark/>
+          </w:tcPr>
+          <w:p>
+            <w:pPr>
+              <w:spacing w:after="160" w:line="278" w:lineRule="auto"/>
+            </w:pPr>
+            <w:r>
+              <w:t>Pi GND</w:t>
+            </w:r>
+          </w:p>
+        </w:tc>
+        <w:tc>
+          <w:tcPr>
+            <w:tcW w:w="0" w:type="auto"/>
+            <w:hideMark/>
+          </w:tcPr>
+          <w:p>
+            <w:pPr>
+              <w:spacing w:after="160" w:line="278" w:lineRule="auto"/>
+            </w:pPr>
+            <w:r>
+              <w:t>Pin 9</w:t>
+            </w:r>
+          </w:p>
+        </w:tc>
+        <w:tc>
+          <w:tcPr>
+            <w:tcW w:w="0" w:type="auto"/>
+            <w:hideMark/>
+          </w:tcPr>
+          <w:p>
+            <w:pPr>
+              <w:spacing w:after="160" w:line="278" w:lineRule="auto"/>
+            </w:pPr>
+          </w:p>
+        </w:tc>
+      </w:tr>
+      <w:tr>
+        <w:trPr>
+          <w:trHeight w:val="500"/>
+        </w:trPr>
+        <w:tc>
+          <w:tcPr>
+            <w:tcW w:w="0" w:type="auto"/>
+            <w:hideMark/>
+          </w:tcPr>
+          <w:p>
+            <w:pPr>
+              <w:spacing w:after="160" w:line="278" w:lineRule="auto"/>
+            </w:pPr>
+            <w:r>
+              <w:t>I2C Data</w:t>
+            </w:r>
+          </w:p>
+        </w:tc>
+        <w:tc>
+          <w:tcPr>
+            <w:tcW w:w="0" w:type="auto"/>
+            <w:hideMark/>
+          </w:tcPr>
+          <w:p>
+            <w:pPr>
+              <w:spacing w:after="160" w:line="278" w:lineRule="auto"/>
+            </w:pPr>
+            <w:r>
+              <w:t>ADS1115 SDA</w:t>
+            </w:r>
+          </w:p>
+        </w:tc>
+        <w:tc>
+          <w:tcPr>
+            <w:tcW w:w="0" w:type="auto"/>
+            <w:hideMark/>
+          </w:tcPr>
+          <w:p>
+            <w:pPr>
+              <w:spacing w:after="160" w:line="278" w:lineRule="auto"/>
+            </w:pPr>
+            <w:r>
+              <w:t>GPIO 2 (SDA)</w:t>
+            </w:r>
+          </w:p>
+        </w:tc>
+        <w:tc>
+          <w:tcPr>
+            <w:tcW w:w="0" w:type="auto"/>
+            <w:hideMark/>
+          </w:tcPr>
+          <w:p>
+            <w:pPr>
+              <w:spacing w:after="160" w:line="278" w:lineRule="auto"/>
+            </w:pPr>
+            <w:r>
+              <w:t>Pin 3</w:t>
+            </w:r>
+          </w:p>
+        </w:tc>
+        <w:tc>
+          <w:tcPr>
+            <w:tcW w:w="0" w:type="auto"/>
+            <w:hideMark/>
+          </w:tcPr>
+          <w:p>
+            <w:pPr>
+              <w:spacing w:after="160" w:line="278" w:lineRule="auto"/>
+            </w:pPr>
+          </w:p>
+        </w:tc>
+      </w:tr>
+      <w:tr>
+        <w:trPr>
+          <w:trHeight w:val="499"/>
+        </w:trPr>
+        <w:tc>
+          <w:tcPr>
+            <w:tcW w:w="0" w:type="auto"/>
+            <w:hideMark/>
+          </w:tcPr>
+          <w:p>
+            <w:pPr>
+              <w:spacing w:after="160" w:line="278" w:lineRule="auto"/>
+            </w:pPr>
+            <w:r>
+              <w:t>I2C Clock</w:t>
+            </w:r>
+          </w:p>
+        </w:tc>
+        <w:tc>
+          <w:tcPr>
+            <w:tcW w:w="0" w:type="auto"/>
+            <w:hideMark/>
+          </w:tcPr>
+          <w:p>
+            <w:pPr>
+              <w:spacing w:after="160" w:line="278" w:lineRule="auto"/>
+            </w:pPr>
+            <w:r>
+              <w:t>ADS1115 SCL</w:t>
+            </w:r>
+          </w:p>
+        </w:tc>
+        <w:tc>
+          <w:tcPr>
+            <w:tcW w:w="0" w:type="auto"/>
+            <w:hideMark/>
+          </w:tcPr>
+          <w:p>
+            <w:pPr>
+              <w:spacing w:after="160" w:line="278" w:lineRule="auto"/>
+            </w:pPr>
+            <w:r>
+              <w:t>GPIO 3 (SCL)</w:t>
+            </w:r>
+          </w:p>
+        </w:tc>
+        <w:tc>
+          <w:tcPr>
+            <w:tcW w:w="0" w:type="auto"/>
+            <w:hideMark/>
+          </w:tcPr>
+          <w:p>
+            <w:pPr>
+              <w:spacing w:after="160" w:line="278" w:lineRule="auto"/>
+            </w:pPr>
+            <w:r>
+              <w:t>Pin 5</w:t>
+            </w:r>
+          </w:p>
+        </w:tc>
+        <w:tc>
+          <w:tcPr>
+            <w:tcW w:w="0" w:type="auto"/>
+            <w:hideMark/>
+          </w:tcPr>
+          <w:p>
+            <w:pPr>
+              <w:spacing w:after="160" w:line="278" w:lineRule="auto"/>
+            </w:pPr>
+          </w:p>
+        </w:tc>
+      </w:tr>
+      <w:tr>
+        <w:trPr>
+          <w:trHeight w:val="499"/>
+        </w:trPr>
+        <w:tc>
+          <w:tcPr>
+            <w:tcW w:w="0" w:type="auto"/>
+            <w:hideMark/>
+          </w:tcPr>
+          <w:p>
+            <w:pPr>
+              <w:spacing w:after="160" w:line="278" w:lineRule="auto"/>
+            </w:pPr>
+            <w:r>
+              <w:t>Address</w:t>
+            </w:r>
+          </w:p>
+        </w:tc>
+        <w:tc>
+          <w:tcPr>
+            <w:tcW w:w="0" w:type="auto"/>
+            <w:hideMark/>
+          </w:tcPr>
+          <w:p>
+            <w:pPr>
+              <w:spacing w:after="160" w:line="278" w:lineRule="auto"/>
+            </w:pPr>
+            <w:r>
+              <w:t>ADS1115 ADDR</w:t>
+            </w:r>
+          </w:p>
+        </w:tc>
+        <w:tc>
+          <w:tcPr>
+            <w:tcW w:w="0" w:type="auto"/>
+            <w:hideMark/>
+          </w:tcPr>
+          <w:p>
+            <w:pPr>
+              <w:spacing w:after="160" w:line="278" w:lineRule="auto"/>
+            </w:pPr>
+            <w:r>
+              <w:t>ADS1115 GND</w:t>
+            </w:r>
+          </w:p>
+        </w:tc>
+        <w:tc>
+          <w:tcPr>
+            <w:tcW w:w="0" w:type="auto"/>
+            <w:hideMark/>
+          </w:tcPr>
+          <w:p>
+            <w:pPr>
+              <w:spacing w:after="160" w:line="278" w:lineRule="auto"/>
+            </w:pPr>
+            <w:r>
+              <w:t>—</w:t>
+            </w:r>
+          </w:p>
+        </w:tc>
+        <w:tc>
+          <w:tcPr>
+            <w:tcW w:w="0" w:type="auto"/>
+            <w:hideMark/>
+          </w:tcPr>
+          <w:p>
+            <w:pPr>
+              <w:spacing w:after="160" w:line="278" w:lineRule="auto"/>
+            </w:pPr>
+            <w:r>
+              <w:t xml:space="preserve">Sets I2C </w:t>
+            </w:r>
+            <w:proofErr w:type="spellStart"/>
+            <w:r>
+              <w:t>addr</w:t>
+            </w:r>
+            <w:proofErr w:type="spellEnd"/>
+            <w:r>
+              <w:t>=0x48</w:t>
+            </w:r>
+          </w:p>
+        </w:tc>
+      </w:tr>
+      <w:tr>
+        <w:trPr>
+          <w:trHeight w:val="500"/>
+        </w:trPr>
+        <w:tc>
+          <w:tcPr>
+            <w:tcW w:w="0" w:type="auto"/>
+            <w:hideMark/>
+          </w:tcPr>
+          <w:p>
+            <w:pPr>
+              <w:spacing w:after="160" w:line="278" w:lineRule="auto"/>
+            </w:pPr>
+            <w:r>
+              <w:t>Signal</w:t>
+            </w:r>
+          </w:p>
+        </w:tc>
+        <w:tc>
+          <w:tcPr>
+            <w:tcW w:w="0" w:type="auto"/>
+            <w:hideMark/>
+          </w:tcPr>
+          <w:p>
+            <w:pPr>
+              <w:spacing w:after="160" w:line="278" w:lineRule="auto"/>
+            </w:pPr>
+            <w:r>
+              <w:t>Soil Sensor AOUT</w:t>
+            </w:r>
+          </w:p>
+        </w:tc>
+        <w:tc>
+          <w:tcPr>
+            <w:tcW w:w="0" w:type="auto"/>
+            <w:hideMark/>
+          </w:tcPr>
+          <w:p>
+            <w:pPr>
+              <w:spacing w:after="160" w:line="278" w:lineRule="auto"/>
+            </w:pPr>
+            <w:r>
+              <w:t>ADS1115 A0</w:t>
+            </w:r>
+          </w:p>
+        </w:tc>
+        <w:tc>
+          <w:tcPr>
+            <w:tcW w:w="0" w:type="auto"/>
+            <w:hideMark/>
+          </w:tcPr>
+          <w:p>
+            <w:pPr>
+              <w:spacing w:after="160" w:line="278" w:lineRule="auto"/>
+            </w:pPr>
+            <w:r>
+              <w:t>—</w:t>
+            </w:r>
+          </w:p>
+        </w:tc>
+        <w:tc>
+          <w:tcPr>
+            <w:tcW w:w="0" w:type="auto"/>
+            <w:hideMark/>
+          </w:tcPr>
+          <w:p>
+            <w:pPr>
+              <w:spacing w:after="160" w:line="278" w:lineRule="auto"/>
+            </w:pPr>
+            <w:r>
+              <w:t>Analog input</w:t>
+            </w:r>
+          </w:p>
+        </w:tc>
+      </w:tr>
+    </w:tbl>
+    <w:p>
+      <w:pPr>
+        <w:rPr>
+          <w:b/>
+          <w:bCs/>
+        </w:rPr>
+      </w:pPr>
+      <w:r>
+        <w:rPr>
+          <w:b/>
+          <w:bCs/>
+        </w:rPr>
+        <w:t>2. YL-83 Rain Detection Sensor (Digital)</w:t>
+      </w:r>
+    </w:p>
+    <w:p>
+      <w:r>
+        <w:rPr>
+          <w:b/>
+          <w:bCs/>
+        </w:rPr>
+        <w:t>Purpose:</w:t>
+      </w:r>
+      <w:r>
+        <w:t> Binary rain detection safety interlock.</w:t>
+      </w:r>
+    </w:p>
+    <w:tbl>
+      <w:tblPr>
+        <w:tblStyle w:val="TableGrid"/>
+        <w:tblW w:w="10770" w:type="dxa"/>
+        <w:tblLook w:val="04A0" w:firstRow="1" w:lastRow="0" w:firstColumn="1" w:lastColumn="0" w:noHBand="0" w:noVBand="1"/>
+      </w:tblPr>
+      <w:tblGrid>
+        <w:gridCol w:w="1085"/>
+        <w:gridCol w:w="2445"/>
+        <w:gridCol w:w="1273"/>
+        <w:gridCol w:w="1607"/>
+        <w:gridCol w:w="4360"/>
+      </w:tblGrid>
+      <w:tr>
+        <w:tc>
+          <w:tcPr>
+            <w:tcW w:w="0" w:type="auto"/>
+            <w:hideMark/>
+          </w:tcPr>
+          <w:p>
+            <w:pPr>
+              <w:spacing w:after="160" w:line="278" w:lineRule="auto"/>
+              <w:rPr>
+                <w:b/>
+                <w:bCs/>
+              </w:rPr>
+            </w:pPr>
+            <w:r>
+              <w:rPr>
+                <w:b/>
+                <w:bCs/>
+              </w:rPr>
+              <w:t>Pin</w:t>
+            </w:r>
+          </w:p>
+        </w:tc>
+        <w:tc>
+          <w:tcPr>
+            <w:tcW w:w="0" w:type="auto"/>
+            <w:hideMark/>
+          </w:tcPr>
+          <w:p>
+            <w:pPr>
+              <w:spacing w:after="160" w:line="278" w:lineRule="auto"/>
+              <w:rPr>
+                <w:b/>
+                <w:bCs/>
+              </w:rPr>
+            </w:pPr>
+            <w:r>
+              <w:rPr>
+                <w:b/>
+                <w:bCs/>
+              </w:rPr>
+              <w:t>To</w:t>
+            </w:r>
+          </w:p>
+        </w:tc>
+        <w:tc>
+          <w:tcPr>
+            <w:tcW w:w="0" w:type="auto"/>
+            <w:hideMark/>
+          </w:tcPr>
+          <w:p>
+            <w:pPr>
+              <w:spacing w:after="160" w:line="278" w:lineRule="auto"/>
+              <w:rPr>
+                <w:b/>
+                <w:bCs/>
+              </w:rPr>
+            </w:pPr>
+            <w:r>
+              <w:rPr>
+                <w:b/>
+                <w:bCs/>
+              </w:rPr>
+              <w:t>Pi Pin</w:t>
+            </w:r>
+          </w:p>
+        </w:tc>
+        <w:tc>
+          <w:tcPr>
+            <w:tcW w:w="0" w:type="auto"/>
+            <w:hideMark/>
+          </w:tcPr>
+          <w:p>
+            <w:pPr>
+              <w:spacing w:after="160" w:line="278" w:lineRule="auto"/>
+              <w:rPr>
+                <w:b/>
+                <w:bCs/>
+              </w:rPr>
+            </w:pPr>
+            <w:r>
+              <w:rPr>
+                <w:b/>
+                <w:bCs/>
+              </w:rPr>
+              <w:t>GPIO</w:t>
+            </w:r>
+          </w:p>
+        </w:tc>
+        <w:tc>
+          <w:tcPr>
+            <w:tcW w:w="0" w:type="auto"/>
+            <w:hideMark/>
+          </w:tcPr>
+          <w:p>
+            <w:pPr>
+              <w:spacing w:after="160" w:line="278" w:lineRule="auto"/>
+              <w:rPr>
+                <w:b/>
+                <w:bCs/>
+              </w:rPr>
+            </w:pPr>
+            <w:r>
+              <w:rPr>
+                <w:b/>
+                <w:bCs/>
+              </w:rPr>
+              <w:t>Notes</w:t>
+            </w:r>
+          </w:p>
+        </w:tc>
+      </w:tr>
+      <w:tr>
+        <w:tc>
+          <w:tcPr>
+            <w:tcW w:w="0" w:type="auto"/>
+            <w:hideMark/>
+          </w:tcPr>
+          <w:p>
+            <w:pPr>
+              <w:spacing w:after="160" w:line="278" w:lineRule="auto"/>
+            </w:pPr>
+            <w:r>
+              <w:t>VCC</w:t>
+            </w:r>
+          </w:p>
+        </w:tc>
+        <w:tc>
+          <w:tcPr>
+            <w:tcW w:w="0" w:type="auto"/>
+            <w:hideMark/>
+          </w:tcPr>
+          <w:p>
+            <w:pPr>
+              <w:spacing w:after="160" w:line="278" w:lineRule="auto"/>
+            </w:pPr>
+            <w:r>
+              <w:t>Pi 5V</w:t>
+            </w:r>
+          </w:p>
+        </w:tc>
+        <w:tc>
+          <w:tcPr>
+            <w:tcW w:w="0" w:type="auto"/>
+            <w:hideMark/>
+          </w:tcPr>
+          <w:p>
+            <w:pPr>
+              <w:spacing w:after="160" w:line="278" w:lineRule="auto"/>
+            </w:pPr>
+            <w:r>
+              <w:t>Pin 2</w:t>
+            </w:r>
+          </w:p>
+        </w:tc>
+        <w:tc>
+          <w:tcPr>
+            <w:tcW w:w="0" w:type="auto"/>
+            <w:hideMark/>
+          </w:tcPr>
+          <w:p>
+            <w:pPr>
+              <w:spacing w:after="160" w:line="278" w:lineRule="auto"/>
+            </w:pPr>
+            <w:r>
+              <w:t>—</w:t>
+            </w:r>
+          </w:p>
+        </w:tc>
+        <w:tc>
+          <w:tcPr>
+            <w:tcW w:w="0" w:type="auto"/>
+            <w:hideMark/>
+          </w:tcPr>
+          <w:p>
+            <w:pPr>
+              <w:spacing w:after="160" w:line="278" w:lineRule="auto"/>
+            </w:pPr>
+            <w:r>
+              <w:t>Or 3.3V if available</w:t>
+            </w:r>
+          </w:p>
+        </w:tc>
+      </w:tr>
+      <w:tr>
+        <w:tc>
+          <w:tcPr>
+            <w:tcW w:w="0" w:type="auto"/>
+            <w:hideMark/>
+          </w:tcPr>
+          <w:p>
+            <w:pPr>
+              <w:spacing w:after="160" w:line="278" w:lineRule="auto"/>
+            </w:pPr>
+            <w:r>
+              <w:t>GND</w:t>
+            </w:r>
+          </w:p>
+        </w:tc>
+        <w:tc>
+          <w:tcPr>
+            <w:tcW w:w="0" w:type="auto"/>
+            <w:hideMark/>
+          </w:tcPr>
+          <w:p>
+            <w:pPr>
+              <w:spacing w:after="160" w:line="278" w:lineRule="auto"/>
+            </w:pPr>
+            <w:r>
+              <w:t>Pi GND</w:t>
+            </w:r>
+          </w:p>
+        </w:tc>
+        <w:tc>
+          <w:tcPr>
+            <w:tcW w:w="0" w:type="auto"/>
+            <w:hideMark/>
+          </w:tcPr>
+          <w:p>
+            <w:pPr>
+              <w:spacing w:after="160" w:line="278" w:lineRule="auto"/>
+            </w:pPr>
+            <w:r>
+              <w:t>Pin 9</w:t>
+            </w:r>
+          </w:p>
+        </w:tc>
+        <w:tc>
+          <w:tcPr>
+            <w:tcW w:w="0" w:type="auto"/>
+            <w:hideMark/>
+          </w:tcPr>
+          <w:p>
+            <w:pPr>
+              <w:spacing w:after="160" w:line="278" w:lineRule="auto"/>
+            </w:pPr>
+            <w:r>
+              <w:t>—</w:t>
+            </w:r>
+          </w:p>
+        </w:tc>
+        <w:tc>
+          <w:tcPr>
+            <w:tcW w:w="0" w:type="auto"/>
+            <w:hideMark/>
+          </w:tcPr>
+          <w:p>
+            <w:pPr>
+              <w:spacing w:after="160" w:line="278" w:lineRule="auto"/>
+            </w:pPr>
+          </w:p>
+        </w:tc>
+      </w:tr>
+      <w:tr>
+        <w:tc>
+          <w:tcPr>
+            <w:tcW w:w="0" w:type="auto"/>
+            <w:hideMark/>
+          </w:tcPr>
+          <w:p>
+            <w:pPr>
+              <w:spacing w:after="160" w:line="278" w:lineRule="auto"/>
+            </w:pPr>
+            <w:r>
+              <w:t>DO</w:t>
+            </w:r>
+          </w:p>
+        </w:tc>
+        <w:tc>
+          <w:tcPr>
+            <w:tcW w:w="0" w:type="auto"/>
+            <w:hideMark/>
+          </w:tcPr>
+          <w:p>
+            <w:pPr>
+              <w:spacing w:after="160" w:line="278" w:lineRule="auto"/>
+            </w:pPr>
+            <w:r>
+              <w:t>GPIO Input</w:t>
+            </w:r>
+          </w:p>
+        </w:tc>
+        <w:tc>
+          <w:tcPr>
+            <w:tcW w:w="0" w:type="auto"/>
+            <w:hideMark/>
+          </w:tcPr>
+          <w:p>
+            <w:pPr>
+              <w:spacing w:after="160" w:line="278" w:lineRule="auto"/>
+            </w:pPr>
+            <w:r>
+              <w:t>Pin 11</w:t>
+            </w:r>
+          </w:p>
+        </w:tc>
+        <w:tc>
+          <w:tcPr>
+            <w:tcW w:w="0" w:type="auto"/>
+            <w:hideMark/>
+          </w:tcPr>
+          <w:p>
+            <w:pPr>
+              <w:spacing w:after="160" w:line="278" w:lineRule="auto"/>
+            </w:pPr>
+            <w:r>
+              <w:t>GPIO 17</w:t>
+            </w:r>
+          </w:p>
+        </w:tc>
+        <w:tc>
+          <w:tcPr>
+            <w:tcW w:w="0" w:type="auto"/>
+            <w:hideMark/>
+          </w:tcPr>
+          <w:p>
+            <w:pPr>
+              <w:spacing w:after="160" w:line="278" w:lineRule="auto"/>
+            </w:pPr>
+            <w:r>
+              <w:rPr>
+                <w:b/>
+                <w:bCs/>
+              </w:rPr>
+              <w:t>Active LOW when raining</w:t>
+            </w:r>
+          </w:p>
+        </w:tc>
+      </w:tr>
+      <w:tr>
+        <w:tc>
+          <w:tcPr>
+            <w:tcW w:w="0" w:type="auto"/>
+            <w:hideMark/>
+          </w:tcPr>
+          <w:p>
+            <w:pPr>
+              <w:spacing w:after="160" w:line="278" w:lineRule="auto"/>
+            </w:pPr>
+            <w:r>
+              <w:t>AO</w:t>
+            </w:r>
+          </w:p>
+        </w:tc>
+        <w:tc>
+          <w:tcPr>
+            <w:tcW w:w="0" w:type="auto"/>
+            <w:hideMark/>
+          </w:tcPr>
+          <w:p>
+            <w:pPr>
+              <w:spacing w:after="160" w:line="278" w:lineRule="auto"/>
+            </w:pPr>
+            <w:r>
+              <w:t>Unconnected</w:t>
+            </w:r>
+          </w:p>
+        </w:tc>
+        <w:tc>
+          <w:tcPr>
+            <w:tcW w:w="0" w:type="auto"/>
+            <w:hideMark/>
+          </w:tcPr>
+          <w:p>
+            <w:pPr>
+              <w:spacing w:after="160" w:line="278" w:lineRule="auto"/>
+            </w:pPr>
+            <w:r>
+              <w:t>—</w:t>
+            </w:r>
+          </w:p>
+        </w:tc>
+        <w:tc>
+          <w:tcPr>
+            <w:tcW w:w="0" w:type="auto"/>
+            <w:hideMark/>
+          </w:tcPr>
+          <w:p>
+            <w:pPr>
+              <w:spacing w:after="160" w:line="278" w:lineRule="auto"/>
+            </w:pPr>
+            <w:r>
+              <w:t>—</w:t>
+            </w:r>
+          </w:p>
+        </w:tc>
+        <w:tc>
+          <w:tcPr>
+            <w:tcW w:w="0" w:type="auto"/>
+            <w:hideMark/>
+          </w:tcPr>
+          <w:p>
+            <w:pPr>
+              <w:spacing w:after="160" w:line="278" w:lineRule="auto"/>
+            </w:pPr>
+            <w:proofErr w:type="gramStart"/>
+            <w:r>
+              <w:t>Not</w:t>
+            </w:r>
+            <w:proofErr w:type="gramEnd"/>
+            <w:r>
+              <w:t xml:space="preserve"> needed</w:t>
+            </w:r>
+          </w:p>
+        </w:tc>
+      </w:tr>
+    </w:tbl>
+    <w:p>
+      <w:pPr>
+        <w:rPr>
+          <w:b/>
+          <w:bCs/>
+        </w:rPr>
+      </w:pPr>
+      <w:r>
+        <w:rPr>
+          <w:b/>
+          <w:bCs/>
+        </w:rPr>
+        <w:t>3. HC-SR04 Ultrasonic Sensor (Field Water Depth)</w:t>
+      </w:r>
+    </w:p>
+    <w:p>
+      <w:r>
+        <w:rPr>
+          <w:b/>
+          <w:bCs/>
+        </w:rPr>
+        <w:t>Purpose:</w:t>
+      </w:r>
+      <w:r>
+        <w:t> </w:t>
+      </w:r>
+      <w:proofErr w:type="gramStart"/>
+      <w:r>
+        <w:t>Measures</w:t>
+      </w:r>
+      <w:proofErr w:type="gramEnd"/>
+      <w:r>
+        <w:t xml:space="preserve"> standing water depth in paddy → </w:t>
+      </w:r>
+      <w:proofErr w:type="spellStart"/>
+      <w:r>
+        <w:t>Water_Depth_cm</w:t>
+      </w:r>
+      <w:proofErr w:type="spellEnd"/>
+      <w:r>
+        <w:t>.</w:t>
+      </w:r>
+    </w:p>
+    <w:tbl>
+      <w:tblPr>
+        <w:tblStyle w:val="TableGrid"/>
+        <w:tblW w:w="10770" w:type="dxa"/>
+        <w:tblLook w:val="04A0" w:firstRow="1" w:lastRow="0" w:firstColumn="1" w:lastColumn="0" w:noHBand="0" w:noVBand="1"/>
+      </w:tblPr>
+      <w:tblGrid>
+        <w:gridCol w:w="987"/>
+        <w:gridCol w:w="4170"/>
+        <w:gridCol w:w="972"/>
+        <w:gridCol w:w="1249"/>
+        <w:gridCol w:w="3392"/>
+      </w:tblGrid>
+      <w:tr>
+        <w:tc>
+          <w:tcPr>
+            <w:tcW w:w="0" w:type="auto"/>
+            <w:hideMark/>
+          </w:tcPr>
+          <w:p>
+            <w:pPr>
+              <w:spacing w:after="160" w:line="278" w:lineRule="auto"/>
+              <w:rPr>
+                <w:b/>
+                <w:bCs/>
+              </w:rPr>
+            </w:pPr>
+            <w:r>
+              <w:rPr>
+                <w:b/>
+                <w:bCs/>
+              </w:rPr>
+              <w:t>Pin</w:t>
+            </w:r>
+          </w:p>
+        </w:tc>
+        <w:tc>
+          <w:tcPr>
+            <w:tcW w:w="0" w:type="auto"/>
+            <w:hideMark/>
+          </w:tcPr>
+          <w:p>
+            <w:pPr>
+              <w:spacing w:after="160" w:line="278" w:lineRule="auto"/>
+              <w:rPr>
+                <w:b/>
+                <w:bCs/>
+              </w:rPr>
+            </w:pPr>
+            <w:r>
+              <w:rPr>
+                <w:b/>
+                <w:bCs/>
+              </w:rPr>
+              <w:t>To</w:t>
+            </w:r>
+          </w:p>
+        </w:tc>
+        <w:tc>
+          <w:tcPr>
+            <w:tcW w:w="0" w:type="auto"/>
+            <w:hideMark/>
+          </w:tcPr>
+          <w:p>
+            <w:pPr>
+              <w:spacing w:after="160" w:line="278" w:lineRule="auto"/>
+              <w:rPr>
+                <w:b/>
+                <w:bCs/>
+              </w:rPr>
+            </w:pPr>
+            <w:r>
+              <w:rPr>
+                <w:b/>
+                <w:bCs/>
+              </w:rPr>
+              <w:t>Pi Pin</w:t>
+            </w:r>
+          </w:p>
+        </w:tc>
+        <w:tc>
+          <w:tcPr>
+            <w:tcW w:w="0" w:type="auto"/>
+            <w:hideMark/>
+          </w:tcPr>
+          <w:p>
+            <w:pPr>
+              <w:spacing w:after="160" w:line="278" w:lineRule="auto"/>
+              <w:rPr>
+                <w:b/>
+                <w:bCs/>
+              </w:rPr>
+            </w:pPr>
+            <w:r>
+              <w:rPr>
+                <w:b/>
+                <w:bCs/>
+              </w:rPr>
+              <w:t>GPIO</w:t>
+            </w:r>
+          </w:p>
+        </w:tc>
+        <w:tc>
+          <w:tcPr>
+            <w:tcW w:w="0" w:type="auto"/>
+            <w:hideMark/>
+          </w:tcPr>
+          <w:p>
+            <w:pPr>
+              <w:spacing w:after="160" w:line="278" w:lineRule="auto"/>
+              <w:rPr>
+                <w:b/>
+                <w:bCs/>
+              </w:rPr>
+            </w:pPr>
+            <w:r>
+              <w:rPr>
+                <w:b/>
+                <w:bCs/>
+              </w:rPr>
+              <w:t>Notes</w:t>
+            </w:r>
+          </w:p>
+        </w:tc>
+      </w:tr>
+      <w:tr>
+        <w:tc>
+          <w:tcPr>
+            <w:tcW w:w="0" w:type="auto"/>
+            <w:hideMark/>
+          </w:tcPr>
+          <w:p>
+            <w:pPr>
+              <w:spacing w:after="160" w:line="278" w:lineRule="auto"/>
+            </w:pPr>
+            <w:r>
+              <w:t>VCC</w:t>
+            </w:r>
+          </w:p>
+        </w:tc>
+        <w:tc>
+          <w:tcPr>
+            <w:tcW w:w="0" w:type="auto"/>
+            <w:hideMark/>
+          </w:tcPr>
+          <w:p>
+            <w:pPr>
+              <w:spacing w:after="160" w:line="278" w:lineRule="auto"/>
+            </w:pPr>
+            <w:r>
+              <w:t>Pi 5V</w:t>
+            </w:r>
+          </w:p>
+        </w:tc>
+        <w:tc>
+          <w:tcPr>
+            <w:tcW w:w="0" w:type="auto"/>
+            <w:hideMark/>
+          </w:tcPr>
+          <w:p>
+            <w:pPr>
+              <w:spacing w:after="160" w:line="278" w:lineRule="auto"/>
+            </w:pPr>
+            <w:r>
+              <w:t>Pin 2</w:t>
+            </w:r>
+          </w:p>
+        </w:tc>
+        <w:tc>
+          <w:tcPr>
+            <w:tcW w:w="0" w:type="auto"/>
+            <w:hideMark/>
+          </w:tcPr>
+          <w:p>
+            <w:pPr>
+              <w:spacing w:after="160" w:line="278" w:lineRule="auto"/>
+            </w:pPr>
+            <w:r>
+              <w:t>—</w:t>
+            </w:r>
+          </w:p>
+        </w:tc>
+        <w:tc>
+          <w:tcPr>
+            <w:tcW w:w="0" w:type="auto"/>
+            <w:hideMark/>
+          </w:tcPr>
+          <w:p>
+            <w:pPr>
+              <w:spacing w:after="160" w:line="278" w:lineRule="auto"/>
+            </w:pPr>
+          </w:p>
+        </w:tc>
+      </w:tr>
+      <w:tr>
+        <w:tc>
+          <w:tcPr>
+            <w:tcW w:w="0" w:type="auto"/>
+            <w:hideMark/>
+          </w:tcPr>
+          <w:p>
+            <w:pPr>
+              <w:spacing w:after="160" w:line="278" w:lineRule="auto"/>
+            </w:pPr>
+            <w:r>
+              <w:t>GND</w:t>
+            </w:r>
+          </w:p>
+        </w:tc>
+        <w:tc>
+          <w:tcPr>
+            <w:tcW w:w="0" w:type="auto"/>
+            <w:hideMark/>
+          </w:tcPr>
+          <w:p>
+            <w:pPr>
+              <w:spacing w:after="160" w:line="278" w:lineRule="auto"/>
+            </w:pPr>
+            <w:r>
+              <w:t>Pi GND</w:t>
+            </w:r>
+          </w:p>
+        </w:tc>
+        <w:tc>
+          <w:tcPr>
+            <w:tcW w:w="0" w:type="auto"/>
+            <w:hideMark/>
+          </w:tcPr>
+          <w:p>
+            <w:pPr>
+              <w:spacing w:after="160" w:line="278" w:lineRule="auto"/>
+            </w:pPr>
+            <w:r>
+              <w:t>Pin 6</w:t>
+            </w:r>
+          </w:p>
+        </w:tc>
+        <w:tc>
+          <w:tcPr>
+            <w:tcW w:w="0" w:type="auto"/>
+            <w:hideMark/>
+          </w:tcPr>
+          <w:p>
+            <w:pPr>
+              <w:spacing w:after="160" w:line="278" w:lineRule="auto"/>
+            </w:pPr>
+            <w:r>
+              <w:t>—</w:t>
+            </w:r>
+          </w:p>
+        </w:tc>
+        <w:tc>
+          <w:tcPr>
+            <w:tcW w:w="0" w:type="auto"/>
+            <w:hideMark/>
+          </w:tcPr>
+          <w:p>
+            <w:pPr>
+              <w:spacing w:after="160" w:line="278" w:lineRule="auto"/>
+            </w:pPr>
+          </w:p>
+        </w:tc>
+      </w:tr>
+      <w:tr>
+        <w:tc>
+          <w:tcPr>
+            <w:tcW w:w="0" w:type="auto"/>
+            <w:hideMark/>
+          </w:tcPr>
+          <w:p>
+            <w:pPr>
+              <w:spacing w:after="160" w:line="278" w:lineRule="auto"/>
+            </w:pPr>
+            <w:r>
+              <w:t>TRIG</w:t>
+            </w:r>
+          </w:p>
+        </w:tc>
+        <w:tc>
+          <w:tcPr>
+            <w:tcW w:w="0" w:type="auto"/>
+            <w:hideMark/>
+          </w:tcPr>
+          <w:p>
+            <w:pPr>
+              <w:spacing w:after="160" w:line="278" w:lineRule="auto"/>
+            </w:pPr>
+            <w:r>
+              <w:t>GPIO Output</w:t>
+            </w:r>
+          </w:p>
+        </w:tc>
+        <w:tc>
+          <w:tcPr>
+            <w:tcW w:w="0" w:type="auto"/>
+            <w:hideMark/>
+          </w:tcPr>
+          <w:p>
+            <w:pPr>
+              <w:spacing w:after="160" w:line="278" w:lineRule="auto"/>
+            </w:pPr>
+            <w:r>
+              <w:t>Pin 16</w:t>
+            </w:r>
+          </w:p>
+        </w:tc>
+        <w:tc>
+          <w:tcPr>
+            <w:tcW w:w="0" w:type="auto"/>
+            <w:hideMark/>
+          </w:tcPr>
+          <w:p>
+            <w:pPr>
+              <w:spacing w:after="160" w:line="278" w:lineRule="auto"/>
+            </w:pPr>
+            <w:r>
+              <w:rPr>
+                <w:b/>
+                <w:bCs/>
+              </w:rPr>
+              <w:t>GPIO 23</w:t>
+            </w:r>
+          </w:p>
+        </w:tc>
+        <w:tc>
+          <w:tcPr>
+            <w:tcW w:w="0" w:type="auto"/>
+            <w:hideMark/>
+          </w:tcPr>
+          <w:p>
+            <w:pPr>
+              <w:spacing w:after="160" w:line="278" w:lineRule="auto"/>
+            </w:pPr>
+            <w:r>
+              <w:t>10µs trigger pulse</w:t>
+            </w:r>
+          </w:p>
+        </w:tc>
+      </w:tr>
+      <w:tr>
+        <w:tc>
+          <w:tcPr>
+            <w:tcW w:w="0" w:type="auto"/>
+            <w:hideMark/>
+          </w:tcPr>
+          <w:p>
+            <w:pPr>
+              <w:spacing w:after="160" w:line="278" w:lineRule="auto"/>
+            </w:pPr>
+            <w:r>
+              <w:t>ECHO</w:t>
+            </w:r>
+          </w:p>
+        </w:tc>
+        <w:tc>
+          <w:tcPr>
+            <w:tcW w:w="0" w:type="auto"/>
+            <w:hideMark/>
+          </w:tcPr>
+          <w:p>
+            <w:pPr>
+              <w:spacing w:after="160" w:line="278" w:lineRule="auto"/>
+            </w:pPr>
+            <w:r>
+              <w:rPr>
+                <w:b/>
+                <w:bCs/>
+              </w:rPr>
+              <w:t>Via Voltage Divider</w:t>
+            </w:r>
+            <w:r>
+              <w:t> → GPIO Input</w:t>
+            </w:r>
+          </w:p>
+        </w:tc>
+        <w:tc>
+          <w:tcPr>
+            <w:tcW w:w="0" w:type="auto"/>
+            <w:hideMark/>
+          </w:tcPr>
+          <w:p>
+            <w:pPr>
+              <w:spacing w:after="160" w:line="278" w:lineRule="auto"/>
+            </w:pPr>
+            <w:r>
+              <w:t>Pin 18</w:t>
+            </w:r>
+          </w:p>
+        </w:tc>
+        <w:tc>
+          <w:tcPr>
+            <w:tcW w:w="0" w:type="auto"/>
+            <w:hideMark/>
+          </w:tcPr>
+          <w:p>
+            <w:pPr>
+              <w:spacing w:after="160" w:line="278" w:lineRule="auto"/>
+            </w:pPr>
+            <w:r>
+              <w:rPr>
+                <w:b/>
+                <w:bCs/>
+              </w:rPr>
+              <w:t>GPIO 24</w:t>
+            </w:r>
+          </w:p>
+        </w:tc>
+        <w:tc>
+          <w:tcPr>
+            <w:tcW w:w="0" w:type="auto"/>
+            <w:hideMark/>
+          </w:tcPr>
+          <w:p>
+            <w:pPr>
+              <w:spacing w:after="160" w:line="278" w:lineRule="auto"/>
+            </w:pPr>
+            <w:r>
+              <w:rPr>
+                <w:b/>
+                <w:bCs/>
+              </w:rPr>
+              <w:t>1kΩ/2kΩ divider required</w:t>
+            </w:r>
+          </w:p>
+        </w:tc>
+      </w:tr>
+    </w:tbl>
+    <w:p>
+      <w:r>
+        <w:rPr>
+          <w:b/>
+          <w:bCs/>
+        </w:rPr>
+        <w:lastRenderedPageBreak/>
+        <w:t>Voltage Divider:</w:t>
+      </w:r>
+      <w:r>
+        <w:t> ECHO → 1kΩ → [Pin 18 + 2kΩ → GND]</w:t>
+      </w:r>
+    </w:p>
+    <w:p>
+      <w:pPr>
+        <w:rPr>
+          <w:b/>
+          <w:bCs/>
+        </w:rPr>
+      </w:pPr>
+      <w:r>
+        <w:rPr>
+          <w:b/>
+          <w:bCs/>
+        </w:rPr>
+        <w:t>4. Single Channel A4988 Driver Board + NEMA 17 Stepper</w:t>
+      </w:r>
+    </w:p>
+    <w:p>
+      <w:r>
+        <w:rPr>
+          <w:b/>
+          <w:bCs/>
+        </w:rPr>
+        <w:t>Purpose:</w:t>
+      </w:r>
+      <w:r>
+        <w:t> Precise motorized gate control.</w:t>
+      </w:r>
+    </w:p>
+    <w:p>
+      <w:r>
+        <w:rPr>
+          <w:b/>
+          <w:bCs/>
+        </w:rPr>
+        <w:t>Motor Connections (Top Left 4 pins):</w:t>
+      </w:r>
+    </w:p>
+    <w:tbl>
+      <w:tblPr>
+        <w:tblStyle w:val="TableGrid"/>
+        <w:tblW w:w="10770" w:type="dxa"/>
+        <w:tblLook w:val="04A0" w:firstRow="1" w:lastRow="0" w:firstColumn="1" w:lastColumn="0" w:noHBand="0" w:noVBand="1"/>
+      </w:tblPr>
+      <w:tblGrid>
+        <w:gridCol w:w="4553"/>
+        <w:gridCol w:w="6217"/>
+      </w:tblGrid>
+      <w:tr>
+        <w:tc>
+          <w:tcPr>
+            <w:tcW w:w="0" w:type="auto"/>
+            <w:hideMark/>
+          </w:tcPr>
+          <w:p>
+            <w:pPr>
+              <w:spacing w:after="160" w:line="278" w:lineRule="auto"/>
+              <w:rPr>
+                <w:b/>
+                <w:bCs/>
+              </w:rPr>
+            </w:pPr>
+            <w:r>
+              <w:rPr>
+                <w:b/>
+                <w:bCs/>
+              </w:rPr>
+              <w:t>Driver Pin</w:t>
+            </w:r>
+          </w:p>
+        </w:tc>
+        <w:tc>
+          <w:tcPr>
+            <w:tcW w:w="0" w:type="auto"/>
+            <w:hideMark/>
+          </w:tcPr>
+          <w:p>
+            <w:pPr>
+              <w:spacing w:after="160" w:line="278" w:lineRule="auto"/>
+              <w:rPr>
+                <w:b/>
+                <w:bCs/>
+              </w:rPr>
+            </w:pPr>
+            <w:r>
+              <w:rPr>
+                <w:b/>
+                <w:bCs/>
+              </w:rPr>
+              <w:t>NEMA 17 Wire</w:t>
+            </w:r>
+          </w:p>
+        </w:tc>
+      </w:tr>
+      <w:tr>
+        <w:tc>
+          <w:tcPr>
+            <w:tcW w:w="0" w:type="auto"/>
+            <w:hideMark/>
+          </w:tcPr>
+          <w:p>
+            <w:pPr>
+              <w:spacing w:after="160" w:line="278" w:lineRule="auto"/>
+            </w:pPr>
+            <w:r>
+              <w:t>1A</w:t>
+            </w:r>
+          </w:p>
+        </w:tc>
+        <w:tc>
+          <w:tcPr>
+            <w:tcW w:w="0" w:type="auto"/>
+            <w:hideMark/>
+          </w:tcPr>
+          <w:p>
+            <w:pPr>
+              <w:spacing w:after="160" w:line="278" w:lineRule="auto"/>
+            </w:pPr>
+            <w:r>
+              <w:t>Coil 1 Wire 1</w:t>
+            </w:r>
+          </w:p>
+        </w:tc>
+      </w:tr>
+      <w:tr>
+        <w:tc>
+          <w:tcPr>
+            <w:tcW w:w="0" w:type="auto"/>
+            <w:hideMark/>
+          </w:tcPr>
+          <w:p>
+            <w:pPr>
+              <w:spacing w:after="160" w:line="278" w:lineRule="auto"/>
+            </w:pPr>
+            <w:r>
+              <w:t>1B</w:t>
+            </w:r>
+          </w:p>
+        </w:tc>
+        <w:tc>
+          <w:tcPr>
+            <w:tcW w:w="0" w:type="auto"/>
+            <w:hideMark/>
+          </w:tcPr>
+          <w:p>
+            <w:pPr>
+              <w:spacing w:after="160" w:line="278" w:lineRule="auto"/>
+            </w:pPr>
+            <w:r>
+              <w:t>Coil 1 Wire 2</w:t>
+            </w:r>
+          </w:p>
+        </w:tc>
+      </w:tr>
+      <w:tr>
+        <w:tc>
+          <w:tcPr>
+            <w:tcW w:w="0" w:type="auto"/>
+            <w:hideMark/>
+          </w:tcPr>
+          <w:p>
+            <w:pPr>
+              <w:spacing w:after="160" w:line="278" w:lineRule="auto"/>
+            </w:pPr>
+            <w:r>
+              <w:t>2A</w:t>
+            </w:r>
+          </w:p>
+        </w:tc>
+        <w:tc>
+          <w:tcPr>
+            <w:tcW w:w="0" w:type="auto"/>
+            <w:hideMark/>
+          </w:tcPr>
+          <w:p>
+            <w:pPr>
+              <w:spacing w:after="160" w:line="278" w:lineRule="auto"/>
+            </w:pPr>
+            <w:r>
+              <w:t>Coil 2 Wire 1</w:t>
+            </w:r>
+          </w:p>
+        </w:tc>
+      </w:tr>
+      <w:tr>
+        <w:tc>
+          <w:tcPr>
+            <w:tcW w:w="0" w:type="auto"/>
+            <w:hideMark/>
+          </w:tcPr>
+          <w:p>
+            <w:pPr>
+              <w:spacing w:after="160" w:line="278" w:lineRule="auto"/>
+            </w:pPr>
+            <w:r>
+              <w:t>2B</w:t>
+            </w:r>
+          </w:p>
+        </w:tc>
+        <w:tc>
+          <w:tcPr>
+            <w:tcW w:w="0" w:type="auto"/>
+            <w:hideMark/>
+          </w:tcPr>
+          <w:p>
+            <w:pPr>
+              <w:spacing w:after="160" w:line="278" w:lineRule="auto"/>
+            </w:pPr>
+            <w:r>
+              <w:t>Coil 2 Wire 2</w:t>
+            </w:r>
+          </w:p>
+        </w:tc>
+      </w:tr>
+    </w:tbl>
+    <w:p>
+      <w:r>
+        <w:rPr>
+          <w:b/>
+          <w:bCs/>
+        </w:rPr>
+        <w:t>Power (Top Right 4 pins):</w:t>
+      </w:r>
+    </w:p>
+    <w:tbl>
+      <w:tblPr>
+        <w:tblStyle w:val="TableGrid"/>
+        <w:tblW w:w="10770" w:type="dxa"/>
+        <w:tblLook w:val="04A0" w:firstRow="1" w:lastRow="0" w:firstColumn="1" w:lastColumn="0" w:noHBand="0" w:noVBand="1"/>
+      </w:tblPr>
+      <w:tblGrid>
+        <w:gridCol w:w="4937"/>
+        <w:gridCol w:w="3889"/>
+        <w:gridCol w:w="1944"/>
+      </w:tblGrid>
+      <w:tr>
+        <w:tc>
+          <w:tcPr>
+            <w:tcW w:w="0" w:type="auto"/>
+            <w:hideMark/>
+          </w:tcPr>
+          <w:p>
+            <w:pPr>
+              <w:spacing w:after="160" w:line="278" w:lineRule="auto"/>
+              <w:rPr>
+                <w:b/>
+                <w:bCs/>
+              </w:rPr>
+            </w:pPr>
+            <w:r>
+              <w:rPr>
+                <w:b/>
+                <w:bCs/>
+              </w:rPr>
+              <w:t>Driver Pin</w:t>
+            </w:r>
+          </w:p>
+        </w:tc>
+        <w:tc>
+          <w:tcPr>
+            <w:tcW w:w="0" w:type="auto"/>
+            <w:hideMark/>
+          </w:tcPr>
+          <w:p>
+            <w:pPr>
+              <w:spacing w:after="160" w:line="278" w:lineRule="auto"/>
+              <w:rPr>
+                <w:b/>
+                <w:bCs/>
+              </w:rPr>
+            </w:pPr>
+            <w:r>
+              <w:rPr>
+                <w:b/>
+                <w:bCs/>
+              </w:rPr>
+              <w:t>To</w:t>
+            </w:r>
+          </w:p>
+        </w:tc>
+        <w:tc>
+          <w:tcPr>
+            <w:tcW w:w="0" w:type="auto"/>
+            <w:hideMark/>
+          </w:tcPr>
+          <w:p>
+            <w:pPr>
+              <w:spacing w:after="160" w:line="278" w:lineRule="auto"/>
+              <w:rPr>
+                <w:b/>
+                <w:bCs/>
+              </w:rPr>
+            </w:pPr>
+            <w:r>
+              <w:rPr>
+                <w:b/>
+                <w:bCs/>
+              </w:rPr>
+              <w:t>Pi Pin</w:t>
+            </w:r>
+          </w:p>
+        </w:tc>
+      </w:tr>
+      <w:tr>
+        <w:tc>
+          <w:tcPr>
+            <w:tcW w:w="0" w:type="auto"/>
+            <w:hideMark/>
+          </w:tcPr>
+          <w:p>
+            <w:pPr>
+              <w:spacing w:after="160" w:line="278" w:lineRule="auto"/>
+            </w:pPr>
+            <w:r>
+              <w:t>VDD (5V Logic)</w:t>
+            </w:r>
+          </w:p>
+        </w:tc>
+        <w:tc>
+          <w:tcPr>
+            <w:tcW w:w="0" w:type="auto"/>
+            <w:hideMark/>
+          </w:tcPr>
+          <w:p>
+            <w:pPr>
+              <w:spacing w:after="160" w:line="278" w:lineRule="auto"/>
+            </w:pPr>
+            <w:r>
+              <w:t>Pi 5V</w:t>
+            </w:r>
+          </w:p>
+        </w:tc>
+        <w:tc>
+          <w:tcPr>
+            <w:tcW w:w="0" w:type="auto"/>
+            <w:hideMark/>
+          </w:tcPr>
+          <w:p>
+            <w:pPr>
+              <w:spacing w:after="160" w:line="278" w:lineRule="auto"/>
+            </w:pPr>
+            <w:r>
+              <w:t>Pin 2</w:t>
+            </w:r>
+          </w:p>
+        </w:tc>
+      </w:tr>
+      <w:tr>
+        <w:tc>
+          <w:tcPr>
+            <w:tcW w:w="0" w:type="auto"/>
+            <w:hideMark/>
+          </w:tcPr>
+          <w:p>
+            <w:pPr>
+              <w:spacing w:after="160" w:line="278" w:lineRule="auto"/>
+            </w:pPr>
+            <w:r>
+              <w:t>GND (Logic)</w:t>
+            </w:r>
+          </w:p>
+        </w:tc>
+        <w:tc>
+          <w:tcPr>
+            <w:tcW w:w="0" w:type="auto"/>
+            <w:hideMark/>
+          </w:tcPr>
+          <w:p>
+            <w:pPr>
+              <w:spacing w:after="160" w:line="278" w:lineRule="auto"/>
+            </w:pPr>
+            <w:r>
+              <w:t>Pi GND</w:t>
+            </w:r>
+          </w:p>
+        </w:tc>
+        <w:tc>
+          <w:tcPr>
+            <w:tcW w:w="0" w:type="auto"/>
+            <w:hideMark/>
+          </w:tcPr>
+          <w:p>
+            <w:pPr>
+              <w:spacing w:after="160" w:line="278" w:lineRule="auto"/>
+            </w:pPr>
+            <w:r>
+              <w:t>Pin 6</w:t>
+            </w:r>
+          </w:p>
+        </w:tc>
+      </w:tr>
+      <w:tr>
+        <w:tc>
+          <w:tcPr>
+            <w:tcW w:w="0" w:type="auto"/>
+            <w:hideMark/>
+          </w:tcPr>
+          <w:p>
+            <w:pPr>
+              <w:spacing w:after="160" w:line="278" w:lineRule="auto"/>
+            </w:pPr>
+            <w:r>
+              <w:t>VMOT (12V Motor)</w:t>
+            </w:r>
+          </w:p>
+        </w:tc>
+        <w:tc>
+          <w:tcPr>
+            <w:tcW w:w="0" w:type="auto"/>
+            <w:hideMark/>
+          </w:tcPr>
+          <w:p>
+            <w:pPr>
+              <w:spacing w:after="160" w:line="278" w:lineRule="auto"/>
+            </w:pPr>
+            <w:r>
+              <w:t>External 12V+</w:t>
+            </w:r>
+          </w:p>
+        </w:tc>
+        <w:tc>
+          <w:tcPr>
+            <w:tcW w:w="0" w:type="auto"/>
+            <w:hideMark/>
+          </w:tcPr>
+          <w:p>
+            <w:pPr>
+              <w:spacing w:after="160" w:line="278" w:lineRule="auto"/>
+            </w:pPr>
+            <w:r>
+              <w:t>—</w:t>
+            </w:r>
+          </w:p>
+        </w:tc>
+      </w:tr>
+      <w:tr>
+        <w:tc>
+          <w:tcPr>
+            <w:tcW w:w="0" w:type="auto"/>
+            <w:hideMark/>
+          </w:tcPr>
+          <w:p>
+            <w:pPr>
+              <w:spacing w:after="160" w:line="278" w:lineRule="auto"/>
+            </w:pPr>
+            <w:r>
+              <w:t>GND (Motor)</w:t>
+            </w:r>
+          </w:p>
+        </w:tc>
+        <w:tc>
+          <w:tcPr>
+            <w:tcW w:w="0" w:type="auto"/>
+            <w:hideMark/>
+          </w:tcPr>
+          <w:p>
+            <w:pPr>
+              <w:spacing w:after="160" w:line="278" w:lineRule="auto"/>
+            </w:pPr>
+            <w:r>
+              <w:t>External 12V-</w:t>
+            </w:r>
+          </w:p>
+        </w:tc>
+        <w:tc>
+          <w:tcPr>
+            <w:tcW w:w="0" w:type="auto"/>
+            <w:hideMark/>
+          </w:tcPr>
+          <w:p>
+            <w:pPr>
+              <w:spacing w:after="160" w:line="278" w:lineRule="auto"/>
+            </w:pPr>
+            <w:r>
+              <w:t>—</w:t>
+            </w:r>
+          </w:p>
+        </w:tc>
+      </w:tr>
+    </w:tbl>
+    <w:p>
+      <w:r>
+        <w:rPr>
+          <w:b/>
+          <w:bCs/>
+        </w:rPr>
+        <w:t>Control (Bottom Right 3 pins):</w:t>
+      </w:r>
+    </w:p>
+    <w:tbl>
+      <w:tblPr>
+        <w:tblStyle w:val="TableGrid"/>
+        <w:tblW w:w="10770" w:type="dxa"/>
+        <w:tblLook w:val="04A0" w:firstRow="1" w:lastRow="0" w:firstColumn="1" w:lastColumn="0" w:noHBand="0" w:noVBand="1"/>
+      </w:tblPr>
+      <w:tblGrid>
+        <w:gridCol w:w="2455"/>
+        <w:gridCol w:w="3136"/>
+        <w:gridCol w:w="1633"/>
+        <w:gridCol w:w="3546"/>
+      </w:tblGrid>
+      <w:tr>
+        <w:tc>
+          <w:tcPr>
+            <w:tcW w:w="0" w:type="auto"/>
+            <w:hideMark/>
+          </w:tcPr>
+          <w:p>
+            <w:pPr>
+              <w:spacing w:after="160" w:line="278" w:lineRule="auto"/>
+              <w:rPr>
+                <w:b/>
+                <w:bCs/>
+              </w:rPr>
+            </w:pPr>
+            <w:r>
+              <w:rPr>
+                <w:b/>
+                <w:bCs/>
+              </w:rPr>
+              <w:t>Driver Pin</w:t>
+            </w:r>
+          </w:p>
+        </w:tc>
+        <w:tc>
+          <w:tcPr>
+            <w:tcW w:w="0" w:type="auto"/>
+            <w:hideMark/>
+          </w:tcPr>
+          <w:p>
+            <w:pPr>
+              <w:spacing w:after="160" w:line="278" w:lineRule="auto"/>
+              <w:rPr>
+                <w:b/>
+                <w:bCs/>
+              </w:rPr>
+            </w:pPr>
+            <w:r>
+              <w:rPr>
+                <w:b/>
+                <w:bCs/>
+              </w:rPr>
+              <w:t>To</w:t>
+            </w:r>
+          </w:p>
+        </w:tc>
+        <w:tc>
+          <w:tcPr>
+            <w:tcW w:w="0" w:type="auto"/>
+            <w:hideMark/>
+          </w:tcPr>
+          <w:p>
+            <w:pPr>
+              <w:spacing w:after="160" w:line="278" w:lineRule="auto"/>
+              <w:rPr>
+                <w:b/>
+                <w:bCs/>
+              </w:rPr>
+            </w:pPr>
+            <w:r>
+              <w:rPr>
+                <w:b/>
+                <w:bCs/>
+              </w:rPr>
+              <w:t>Pi Pin</w:t>
+            </w:r>
+          </w:p>
+        </w:tc>
+        <w:tc>
+          <w:tcPr>
+            <w:tcW w:w="0" w:type="auto"/>
+            <w:hideMark/>
+          </w:tcPr>
+          <w:p>
+            <w:pPr>
+              <w:spacing w:after="160" w:line="278" w:lineRule="auto"/>
+              <w:rPr>
+                <w:b/>
+                <w:bCs/>
+              </w:rPr>
+            </w:pPr>
+            <w:r>
+              <w:rPr>
+                <w:b/>
+                <w:bCs/>
+              </w:rPr>
+              <w:t>GPIO</w:t>
+            </w:r>
+          </w:p>
+        </w:tc>
+      </w:tr>
+      <w:tr>
+        <w:tc>
+          <w:tcPr>
+            <w:tcW w:w="0" w:type="auto"/>
+            <w:hideMark/>
+          </w:tcPr>
+          <w:p>
+            <w:pPr>
+              <w:spacing w:after="160" w:line="278" w:lineRule="auto"/>
+            </w:pPr>
+            <w:r>
+              <w:t>D (DIR)</w:t>
+            </w:r>
+          </w:p>
+        </w:tc>
+        <w:tc>
+          <w:tcPr>
+            <w:tcW w:w="0" w:type="auto"/>
+            <w:hideMark/>
+          </w:tcPr>
+          <w:p>
+            <w:pPr>
+              <w:spacing w:after="160" w:line="278" w:lineRule="auto"/>
+            </w:pPr>
+            <w:r>
+              <w:t>GPIO Output</w:t>
+            </w:r>
+          </w:p>
+        </w:tc>
+        <w:tc>
+          <w:tcPr>
+            <w:tcW w:w="0" w:type="auto"/>
+            <w:hideMark/>
+          </w:tcPr>
+          <w:p>
+            <w:pPr>
+              <w:spacing w:after="160" w:line="278" w:lineRule="auto"/>
+            </w:pPr>
+            <w:r>
+              <w:t>Pin 38</w:t>
+            </w:r>
+          </w:p>
+        </w:tc>
+        <w:tc>
+          <w:tcPr>
+            <w:tcW w:w="0" w:type="auto"/>
+            <w:hideMark/>
+          </w:tcPr>
+          <w:p>
+            <w:pPr>
+              <w:spacing w:after="160" w:line="278" w:lineRule="auto"/>
+            </w:pPr>
+            <w:r>
+              <w:rPr>
+                <w:b/>
+                <w:bCs/>
+              </w:rPr>
+              <w:t>GPIO 20</w:t>
+            </w:r>
+          </w:p>
+        </w:tc>
+      </w:tr>
+      <w:tr>
+        <w:tc>
+          <w:tcPr>
+            <w:tcW w:w="0" w:type="auto"/>
+            <w:hideMark/>
+          </w:tcPr>
+          <w:p>
+            <w:pPr>
+              <w:spacing w:after="160" w:line="278" w:lineRule="auto"/>
+            </w:pPr>
+            <w:r>
+              <w:t>S (STEP)</w:t>
+            </w:r>
+          </w:p>
+        </w:tc>
+        <w:tc>
+          <w:tcPr>
+            <w:tcW w:w="0" w:type="auto"/>
+            <w:hideMark/>
+          </w:tcPr>
+          <w:p>
+            <w:pPr>
+              <w:spacing w:after="160" w:line="278" w:lineRule="auto"/>
+            </w:pPr>
+            <w:r>
+              <w:t>GPIO Output</w:t>
+            </w:r>
+          </w:p>
+        </w:tc>
+        <w:tc>
+          <w:tcPr>
+            <w:tcW w:w="0" w:type="auto"/>
+            <w:hideMark/>
+          </w:tcPr>
+          <w:p>
+            <w:pPr>
+              <w:spacing w:after="160" w:line="278" w:lineRule="auto"/>
+            </w:pPr>
+            <w:r>
+              <w:t>Pin 40</w:t>
+            </w:r>
+          </w:p>
+        </w:tc>
+        <w:tc>
+          <w:tcPr>
+            <w:tcW w:w="0" w:type="auto"/>
+            <w:hideMark/>
+          </w:tcPr>
+          <w:p>
+            <w:pPr>
+              <w:spacing w:after="160" w:line="278" w:lineRule="auto"/>
+            </w:pPr>
+            <w:r>
+              <w:rPr>
+                <w:b/>
+                <w:bCs/>
+              </w:rPr>
+              <w:t>GPIO 21</w:t>
+            </w:r>
+          </w:p>
+        </w:tc>
+      </w:tr>
+      <w:tr>
+        <w:tc>
+          <w:tcPr>
+            <w:tcW w:w="0" w:type="auto"/>
+            <w:hideMark/>
+          </w:tcPr>
+          <w:p>
+            <w:pPr>
+              <w:spacing w:after="160" w:line="278" w:lineRule="auto"/>
+            </w:pPr>
+            <w:r>
+              <w:t>E (Enable)</w:t>
+            </w:r>
+          </w:p>
+        </w:tc>
+        <w:tc>
+          <w:tcPr>
+            <w:tcW w:w="0" w:type="auto"/>
+            <w:hideMark/>
+          </w:tcPr>
+          <w:p>
+            <w:pPr>
+              <w:spacing w:after="160" w:line="278" w:lineRule="auto"/>
+            </w:pPr>
+            <w:r>
+              <w:t>Unconnected</w:t>
+            </w:r>
+          </w:p>
+        </w:tc>
+        <w:tc>
+          <w:tcPr>
+            <w:tcW w:w="0" w:type="auto"/>
+            <w:hideMark/>
+          </w:tcPr>
+          <w:p>
+            <w:pPr>
+              <w:spacing w:after="160" w:line="278" w:lineRule="auto"/>
+            </w:pPr>
+            <w:r>
+              <w:t>—</w:t>
+            </w:r>
+          </w:p>
+        </w:tc>
+        <w:tc>
+          <w:tcPr>
+            <w:tcW w:w="0" w:type="auto"/>
+            <w:hideMark/>
+          </w:tcPr>
+          <w:p>
+            <w:pPr>
+              <w:spacing w:after="160" w:line="278" w:lineRule="auto"/>
+            </w:pPr>
+            <w:r>
+              <w:t>Always enabled</w:t>
+            </w:r>
+          </w:p>
+        </w:tc>
+      </w:tr>
+    </w:tbl>
+    <w:p>
+      <w:r>
+        <w:rPr>
+          <w:b/>
+          <w:bCs/>
+        </w:rPr>
+        <w:t>Center:</w:t>
+      </w:r>
+      <w:r>
+        <w:t> A4988 module inserted in socket.</w:t>
+      </w:r>
+    </w:p>
+    <w:p>
+      <w:pPr>
+        <w:rPr>
+          <w:b/>
+          <w:bCs/>
+        </w:rPr>
+      </w:pPr>
+      <w:r>
+        <w:rPr>
+          <w:b/>
+          <w:bCs/>
+        </w:rPr>
+        <w:t>5. HY-SRF05 Ultrasonic Sensor (Tank Level)</w:t>
+      </w:r>
+    </w:p>
+    <w:p>
+      <w:r>
+        <w:rPr>
+          <w:b/>
+          <w:bCs/>
+        </w:rPr>
+        <w:t>Purpose:</w:t>
+      </w:r>
+      <w:r>
+        <w:t> Tank water level + geometric flow meter → </w:t>
+      </w:r>
+      <w:proofErr w:type="spellStart"/>
+      <w:r>
+        <w:t>Tank_Level</w:t>
+      </w:r>
+      <w:proofErr w:type="spellEnd"/>
+      <w:r>
+        <w:t>_%.</w:t>
+      </w:r>
+    </w:p>
+    <w:tbl>
+      <w:tblPr>
+        <w:tblStyle w:val="TableGrid"/>
+        <w:tblW w:w="10770" w:type="dxa"/>
+        <w:tblLook w:val="04A0" w:firstRow="1" w:lastRow="0" w:firstColumn="1" w:lastColumn="0" w:noHBand="0" w:noVBand="1"/>
+      </w:tblPr>
+      <w:tblGrid>
+        <w:gridCol w:w="1385"/>
+        <w:gridCol w:w="4851"/>
+        <w:gridCol w:w="1161"/>
+        <w:gridCol w:w="1453"/>
+        <w:gridCol w:w="1920"/>
+      </w:tblGrid>
+      <w:tr>
+        <w:tc>
+          <w:tcPr>
+            <w:tcW w:w="0" w:type="auto"/>
+            <w:hideMark/>
+          </w:tcPr>
+          <w:p>
+            <w:pPr>
+              <w:spacing w:after="160" w:line="278" w:lineRule="auto"/>
+              <w:rPr>
+                <w:b/>
+                <w:bCs/>
+              </w:rPr>
+            </w:pPr>
+            <w:r>
+              <w:rPr>
+                <w:b/>
+                <w:bCs/>
+              </w:rPr>
+              <w:t>Pin</w:t>
+            </w:r>
+          </w:p>
+        </w:tc>
+        <w:tc>
+          <w:tcPr>
+            <w:tcW w:w="0" w:type="auto"/>
+            <w:hideMark/>
+          </w:tcPr>
+          <w:p>
+            <w:pPr>
+              <w:spacing w:after="160" w:line="278" w:lineRule="auto"/>
+              <w:rPr>
+                <w:b/>
+                <w:bCs/>
+              </w:rPr>
+            </w:pPr>
+            <w:r>
+              <w:rPr>
+                <w:b/>
+                <w:bCs/>
+              </w:rPr>
+              <w:t>To</w:t>
+            </w:r>
+          </w:p>
+        </w:tc>
+        <w:tc>
+          <w:tcPr>
+            <w:tcW w:w="0" w:type="auto"/>
+            <w:hideMark/>
+          </w:tcPr>
+          <w:p>
+            <w:pPr>
+              <w:spacing w:after="160" w:line="278" w:lineRule="auto"/>
+              <w:rPr>
+                <w:b/>
+                <w:bCs/>
+              </w:rPr>
+            </w:pPr>
+            <w:r>
+              <w:rPr>
+                <w:b/>
+                <w:bCs/>
+              </w:rPr>
+              <w:t>Pi Pin</w:t>
+            </w:r>
+          </w:p>
+        </w:tc>
+        <w:tc>
+          <w:tcPr>
+            <w:tcW w:w="0" w:type="auto"/>
+            <w:hideMark/>
+          </w:tcPr>
+          <w:p>
+            <w:pPr>
+              <w:spacing w:after="160" w:line="278" w:lineRule="auto"/>
+              <w:rPr>
+                <w:b/>
+                <w:bCs/>
+              </w:rPr>
+            </w:pPr>
+            <w:r>
+              <w:rPr>
+                <w:b/>
+                <w:bCs/>
+              </w:rPr>
+              <w:t>GPIO</w:t>
+            </w:r>
+          </w:p>
+        </w:tc>
+        <w:tc>
+          <w:tcPr>
+            <w:tcW w:w="0" w:type="auto"/>
+            <w:hideMark/>
+          </w:tcPr>
+          <w:p>
+            <w:pPr>
+              <w:spacing w:after="160" w:line="278" w:lineRule="auto"/>
+              <w:rPr>
+                <w:b/>
+                <w:bCs/>
+              </w:rPr>
+            </w:pPr>
+            <w:r>
+              <w:rPr>
+                <w:b/>
+                <w:bCs/>
+              </w:rPr>
+              <w:t>Notes</w:t>
+            </w:r>
+          </w:p>
+        </w:tc>
+      </w:tr>
+      <w:tr>
+        <w:tc>
+          <w:tcPr>
+            <w:tcW w:w="0" w:type="auto"/>
+            <w:hideMark/>
+          </w:tcPr>
+          <w:p>
+            <w:pPr>
+              <w:spacing w:after="160" w:line="278" w:lineRule="auto"/>
+            </w:pPr>
+            <w:r>
+              <w:t>1 VCC</w:t>
+            </w:r>
+          </w:p>
+        </w:tc>
+        <w:tc>
+          <w:tcPr>
+            <w:tcW w:w="0" w:type="auto"/>
+            <w:hideMark/>
+          </w:tcPr>
+          <w:p>
+            <w:pPr>
+              <w:spacing w:after="160" w:line="278" w:lineRule="auto"/>
+            </w:pPr>
+            <w:r>
+              <w:t>Pi 5V</w:t>
+            </w:r>
+          </w:p>
+        </w:tc>
+        <w:tc>
+          <w:tcPr>
+            <w:tcW w:w="0" w:type="auto"/>
+            <w:hideMark/>
+          </w:tcPr>
+          <w:p>
+            <w:pPr>
+              <w:spacing w:after="160" w:line="278" w:lineRule="auto"/>
+            </w:pPr>
+            <w:r>
+              <w:t>Pin 2</w:t>
+            </w:r>
+          </w:p>
+        </w:tc>
+        <w:tc>
+          <w:tcPr>
+            <w:tcW w:w="0" w:type="auto"/>
+            <w:hideMark/>
+          </w:tcPr>
+          <w:p>
+            <w:pPr>
+              <w:spacing w:after="160" w:line="278" w:lineRule="auto"/>
+            </w:pPr>
+            <w:r>
+              <w:t>—</w:t>
+            </w:r>
+          </w:p>
+        </w:tc>
+        <w:tc>
+          <w:tcPr>
+            <w:tcW w:w="0" w:type="auto"/>
+            <w:hideMark/>
+          </w:tcPr>
+          <w:p>
+            <w:pPr>
+              <w:spacing w:after="160" w:line="278" w:lineRule="auto"/>
+            </w:pPr>
+            <w:r>
+              <w:t>Shared safe</w:t>
+            </w:r>
+          </w:p>
+        </w:tc>
+      </w:tr>
+      <w:tr>
+        <w:tc>
+          <w:tcPr>
+            <w:tcW w:w="0" w:type="auto"/>
+            <w:hideMark/>
+          </w:tcPr>
+          <w:p>
+            <w:pPr>
+              <w:spacing w:after="160" w:line="278" w:lineRule="auto"/>
+            </w:pPr>
+            <w:r>
+              <w:lastRenderedPageBreak/>
+              <w:t>2 TRIG</w:t>
+            </w:r>
+          </w:p>
+        </w:tc>
+        <w:tc>
+          <w:tcPr>
+            <w:tcW w:w="0" w:type="auto"/>
+            <w:hideMark/>
+          </w:tcPr>
+          <w:p>
+            <w:pPr>
+              <w:spacing w:after="160" w:line="278" w:lineRule="auto"/>
+            </w:pPr>
+            <w:r>
+              <w:t>GPIO Output</w:t>
+            </w:r>
+          </w:p>
+        </w:tc>
+        <w:tc>
+          <w:tcPr>
+            <w:tcW w:w="0" w:type="auto"/>
+            <w:hideMark/>
+          </w:tcPr>
+          <w:p>
+            <w:pPr>
+              <w:spacing w:after="160" w:line="278" w:lineRule="auto"/>
+            </w:pPr>
+            <w:r>
+              <w:rPr>
+                <w:b/>
+                <w:bCs/>
+              </w:rPr>
+              <w:t>Pin 13</w:t>
+            </w:r>
+          </w:p>
+        </w:tc>
+        <w:tc>
+          <w:tcPr>
+            <w:tcW w:w="0" w:type="auto"/>
+            <w:hideMark/>
+          </w:tcPr>
+          <w:p>
+            <w:pPr>
+              <w:spacing w:after="160" w:line="278" w:lineRule="auto"/>
+            </w:pPr>
+            <w:r>
+              <w:rPr>
+                <w:b/>
+                <w:bCs/>
+              </w:rPr>
+              <w:t>GPIO 27</w:t>
+            </w:r>
+          </w:p>
+        </w:tc>
+        <w:tc>
+          <w:tcPr>
+            <w:tcW w:w="0" w:type="auto"/>
+            <w:hideMark/>
+          </w:tcPr>
+          <w:p>
+            <w:pPr>
+              <w:spacing w:after="160" w:line="278" w:lineRule="auto"/>
+            </w:pPr>
+            <w:r>
+              <w:t>Free</w:t>
+            </w:r>
+          </w:p>
+        </w:tc>
+      </w:tr>
+      <w:tr>
+        <w:tc>
+          <w:tcPr>
+            <w:tcW w:w="0" w:type="auto"/>
+            <w:hideMark/>
+          </w:tcPr>
+          <w:p>
+            <w:pPr>
+              <w:spacing w:after="160" w:line="278" w:lineRule="auto"/>
+            </w:pPr>
+            <w:r>
+              <w:t>3 ECHO</w:t>
+            </w:r>
+          </w:p>
+        </w:tc>
+        <w:tc>
+          <w:tcPr>
+            <w:tcW w:w="0" w:type="auto"/>
+            <w:hideMark/>
+          </w:tcPr>
+          <w:p>
+            <w:pPr>
+              <w:spacing w:after="160" w:line="278" w:lineRule="auto"/>
+            </w:pPr>
+            <w:r>
+              <w:rPr>
+                <w:b/>
+                <w:bCs/>
+              </w:rPr>
+              <w:t>Via Voltage Divider</w:t>
+            </w:r>
+            <w:r>
+              <w:t> → GPIO Input</w:t>
+            </w:r>
+          </w:p>
+        </w:tc>
+        <w:tc>
+          <w:tcPr>
+            <w:tcW w:w="0" w:type="auto"/>
+            <w:hideMark/>
+          </w:tcPr>
+          <w:p>
+            <w:pPr>
+              <w:spacing w:after="160" w:line="278" w:lineRule="auto"/>
+            </w:pPr>
+            <w:r>
+              <w:rPr>
+                <w:b/>
+                <w:bCs/>
+              </w:rPr>
+              <w:t>Pin 15</w:t>
+            </w:r>
+          </w:p>
+        </w:tc>
+        <w:tc>
+          <w:tcPr>
+            <w:tcW w:w="0" w:type="auto"/>
+            <w:hideMark/>
+          </w:tcPr>
+          <w:p>
+            <w:pPr>
+              <w:spacing w:after="160" w:line="278" w:lineRule="auto"/>
+            </w:pPr>
+            <w:r>
+              <w:rPr>
+                <w:b/>
+                <w:bCs/>
+              </w:rPr>
+              <w:t>GPIO 22</w:t>
+            </w:r>
+          </w:p>
+        </w:tc>
+        <w:tc>
+          <w:tcPr>
+            <w:tcW w:w="0" w:type="auto"/>
+            <w:hideMark/>
+          </w:tcPr>
+          <w:p>
+            <w:pPr>
+              <w:spacing w:after="160" w:line="278" w:lineRule="auto"/>
+            </w:pPr>
+            <w:r>
+              <w:t>Free</w:t>
+            </w:r>
+          </w:p>
+        </w:tc>
+      </w:tr>
+      <w:tr>
+        <w:tc>
+          <w:tcPr>
+            <w:tcW w:w="0" w:type="auto"/>
+            <w:hideMark/>
+          </w:tcPr>
+          <w:p>
+            <w:pPr>
+              <w:spacing w:after="160" w:line="278" w:lineRule="auto"/>
+            </w:pPr>
+            <w:r>
+              <w:t>4 OUT</w:t>
+            </w:r>
+          </w:p>
+        </w:tc>
+        <w:tc>
+          <w:tcPr>
+            <w:tcW w:w="0" w:type="auto"/>
+            <w:hideMark/>
+          </w:tcPr>
+          <w:p>
+            <w:pPr>
+              <w:spacing w:after="160" w:line="278" w:lineRule="auto"/>
+            </w:pPr>
+            <w:r>
+              <w:rPr>
+                <w:b/>
+                <w:bCs/>
+              </w:rPr>
+              <w:t>Unconnected</w:t>
+            </w:r>
+          </w:p>
+        </w:tc>
+        <w:tc>
+          <w:tcPr>
+            <w:tcW w:w="0" w:type="auto"/>
+            <w:hideMark/>
+          </w:tcPr>
+          <w:p>
+            <w:pPr>
+              <w:spacing w:after="160" w:line="278" w:lineRule="auto"/>
+            </w:pPr>
+            <w:r>
+              <w:t>—</w:t>
+            </w:r>
+          </w:p>
+        </w:tc>
+        <w:tc>
+          <w:tcPr>
+            <w:tcW w:w="0" w:type="auto"/>
+            <w:hideMark/>
+          </w:tcPr>
+          <w:p>
+            <w:pPr>
+              <w:spacing w:after="160" w:line="278" w:lineRule="auto"/>
+            </w:pPr>
+            <w:r>
+              <w:t>—</w:t>
+            </w:r>
+          </w:p>
+        </w:tc>
+        <w:tc>
+          <w:tcPr>
+            <w:tcW w:w="0" w:type="auto"/>
+            <w:hideMark/>
+          </w:tcPr>
+          <w:p>
+            <w:pPr>
+              <w:spacing w:after="160" w:line="278" w:lineRule="auto"/>
+            </w:pPr>
+            <w:proofErr w:type="gramStart"/>
+            <w:r>
+              <w:t>Not</w:t>
+            </w:r>
+            <w:proofErr w:type="gramEnd"/>
+            <w:r>
+              <w:t xml:space="preserve"> needed</w:t>
+            </w:r>
+          </w:p>
+        </w:tc>
+      </w:tr>
+      <w:tr>
+        <w:tc>
+          <w:tcPr>
+            <w:tcW w:w="0" w:type="auto"/>
+            <w:hideMark/>
+          </w:tcPr>
+          <w:p>
+            <w:pPr>
+              <w:spacing w:after="160" w:line="278" w:lineRule="auto"/>
+            </w:pPr>
+            <w:r>
+              <w:t>5 GND</w:t>
+            </w:r>
+          </w:p>
+        </w:tc>
+        <w:tc>
+          <w:tcPr>
+            <w:tcW w:w="0" w:type="auto"/>
+            <w:hideMark/>
+          </w:tcPr>
+          <w:p>
+            <w:pPr>
+              <w:spacing w:after="160" w:line="278" w:lineRule="auto"/>
+            </w:pPr>
+            <w:r>
+              <w:t>Pi GND</w:t>
+            </w:r>
+          </w:p>
+        </w:tc>
+        <w:tc>
+          <w:tcPr>
+            <w:tcW w:w="0" w:type="auto"/>
+            <w:hideMark/>
+          </w:tcPr>
+          <w:p>
+            <w:pPr>
+              <w:spacing w:after="160" w:line="278" w:lineRule="auto"/>
+            </w:pPr>
+            <w:r>
+              <w:t>Pin 14</w:t>
+            </w:r>
+          </w:p>
+        </w:tc>
+        <w:tc>
+          <w:tcPr>
+            <w:tcW w:w="0" w:type="auto"/>
+            <w:hideMark/>
+          </w:tcPr>
+          <w:p>
+            <w:pPr>
+              <w:spacing w:after="160" w:line="278" w:lineRule="auto"/>
+            </w:pPr>
+            <w:r>
+              <w:t>—</w:t>
+            </w:r>
+          </w:p>
+        </w:tc>
+        <w:tc>
+          <w:tcPr>
+            <w:tcW w:w="0" w:type="auto"/>
+            <w:hideMark/>
+          </w:tcPr>
+          <w:p>
+            <w:pPr>
+              <w:spacing w:after="160" w:line="278" w:lineRule="auto"/>
+            </w:pPr>
+          </w:p>
+        </w:tc>
+      </w:tr>
+    </w:tbl>
+    <w:p>
+      <w:r>
+        <w:rPr>
+          <w:b/>
+          <w:bCs/>
+        </w:rPr>
+        <w:t>Voltage Divider:</w:t>
+      </w:r>
+      <w:r>
+        <w:t> ECHO → 1kΩ → [Pin 15 + 2kΩ → GND (Pin 14)]</w:t>
+      </w:r>
+    </w:p>
+    <w:p/>
+    <w:p/>
+    <w:p/>
+    <w:p/>
+    <w:p/>
+    <w:p/>
+    <w:p/>
+    <w:p/>
+    <w:p/>
+    <w:p/>
+    <w:p/>
+    <w:p/>
+    <w:p/>
+    <w:p/>
+    <w:p/>
+    <w:p/>
+    <w:p/>
+    <w:p/>
+    <w:p/>
+    <w:p/>
+    <w:p/>
+    <w:p>
+      <w:r>
+        <w:lastRenderedPageBreak/>
+        <w:t>Here's the </w:t>
+      </w:r>
+      <w:r>
+        <w:rPr>
+          <w:b/>
+          <w:bCs/>
+        </w:rPr>
+        <w:t>complete view from your Raspberry Pi header</w:t>
+      </w:r>
+      <w:r>
+        <w:t>, showing </w:t>
+      </w:r>
+      <w:r>
+        <w:rPr>
+          <w:b/>
+          <w:bCs/>
+        </w:rPr>
+        <w:t>exactly which pins are shared</w:t>
+      </w:r>
+      <w:r>
+        <w:t> across sensors. Shared pins are marked with </w:t>
+      </w:r>
+      <w:r>
+        <w:rPr>
+          <w:b/>
+          <w:bCs/>
+        </w:rPr>
+        <w:t>multiple arrows</w:t>
+      </w:r>
+      <w:r>
+        <w:t>.</w:t>
+      </w:r>
+    </w:p>
+    <w:p/>
+    <w:p>
+      <w:r>
+        <w:t xml:space="preserve">Pi </w:t>
+      </w:r>
+      <w:proofErr w:type="gramStart"/>
+      <w:r>
+        <w:t>Pin  1</w:t>
+      </w:r>
+      <w:proofErr w:type="gramEnd"/>
+      <w:r>
+        <w:t xml:space="preserve"> (3.3V) ──</w:t>
+      </w:r>
+      <w:r>
+        <w:rPr>
+          <w:rFonts w:ascii="MS Gothic" w:eastAsia="MS Gothic" w:hAnsi="MS Gothic" w:cs="MS Gothic" w:hint="eastAsia"/>
+        </w:rPr>
+        <w:t>┬</w:t>
+      </w:r>
+      <w:r>
+        <w:rPr>
+          <w:rFonts w:ascii="Aptos" w:hAnsi="Aptos" w:cs="Aptos"/>
+        </w:rPr>
+        <w:t>──</w:t>
+      </w:r>
+      <w:r>
+        <w:rPr>
+          <w:rFonts w:ascii="Arial" w:hAnsi="Arial" w:cs="Arial"/>
+        </w:rPr>
+        <w:t>►</w:t>
+      </w:r>
+      <w:r>
+        <w:t xml:space="preserve"> ADS1115 VDD</w:t>
+      </w:r>
+    </w:p>
+    <w:p>
+      <w:r>
+        <w:t xml:space="preserve">                  └──</w:t>
+      </w:r>
+      <w:r>
+        <w:rPr>
+          <w:rFonts w:ascii="Arial" w:hAnsi="Arial" w:cs="Arial"/>
+        </w:rPr>
+        <w:t>►</w:t>
+      </w:r>
+      <w:r>
+        <w:t xml:space="preserve"> Soil Moisture VCC (Red)</w:t>
+      </w:r>
+    </w:p>
+    <w:p/>
+    <w:p>
+      <w:r>
+        <w:t xml:space="preserve">Pi </w:t>
+      </w:r>
+      <w:proofErr w:type="gramStart"/>
+      <w:r>
+        <w:t>Pin  2</w:t>
+      </w:r>
+      <w:proofErr w:type="gramEnd"/>
+      <w:r>
+        <w:t xml:space="preserve"> (5V)   ──</w:t>
+      </w:r>
+      <w:r>
+        <w:rPr>
+          <w:rFonts w:ascii="MS Gothic" w:eastAsia="MS Gothic" w:hAnsi="MS Gothic" w:cs="MS Gothic" w:hint="eastAsia"/>
+        </w:rPr>
+        <w:t>┬</w:t>
+      </w:r>
+      <w:r>
+        <w:rPr>
+          <w:rFonts w:ascii="Aptos" w:hAnsi="Aptos" w:cs="Aptos"/>
+        </w:rPr>
+        <w:t>──</w:t>
+      </w:r>
+      <w:r>
+        <w:rPr>
+          <w:rFonts w:ascii="Arial" w:hAnsi="Arial" w:cs="Arial"/>
+        </w:rPr>
+        <w:t>►</w:t>
+      </w:r>
+      <w:r>
+        <w:t xml:space="preserve"> HC-SR04 VCC</w:t>
+      </w:r>
+    </w:p>
+    <w:p>
+      <w:r>
+        <w:t xml:space="preserve">                  </w:t>
+      </w:r>
+      <w:r>
+        <w:rPr>
+          <w:rFonts w:ascii="MS Gothic" w:eastAsia="MS Gothic" w:hAnsi="MS Gothic" w:cs="MS Gothic" w:hint="eastAsia"/>
+        </w:rPr>
+        <w:t>├</w:t>
+      </w:r>
+      <w:r>
+        <w:rPr>
+          <w:rFonts w:ascii="Aptos" w:hAnsi="Aptos" w:cs="Aptos"/>
+        </w:rPr>
+        <w:t>──</w:t>
+      </w:r>
+      <w:r>
+        <w:rPr>
+          <w:rFonts w:ascii="Arial" w:hAnsi="Arial" w:cs="Arial"/>
+        </w:rPr>
+        <w:t>►</w:t>
+      </w:r>
+      <w:r>
+        <w:t xml:space="preserve"> YL-83 VCC  </w:t>
+      </w:r>
+    </w:p>
+    <w:p>
+      <w:r>
+        <w:t xml:space="preserve">                  </w:t>
+      </w:r>
+      <w:r>
+        <w:rPr>
+          <w:rFonts w:ascii="MS Gothic" w:eastAsia="MS Gothic" w:hAnsi="MS Gothic" w:cs="MS Gothic" w:hint="eastAsia"/>
+        </w:rPr>
+        <w:t>├</w:t>
+      </w:r>
+      <w:r>
+        <w:rPr>
+          <w:rFonts w:ascii="Aptos" w:hAnsi="Aptos" w:cs="Aptos"/>
+        </w:rPr>
+        <w:t>──</w:t>
+      </w:r>
+      <w:r>
+        <w:rPr>
+          <w:rFonts w:ascii="Arial" w:hAnsi="Arial" w:cs="Arial"/>
+        </w:rPr>
+        <w:t>►</w:t>
+      </w:r>
+      <w:r>
+        <w:t xml:space="preserve"> A4988 VDD (5V Logic)</w:t>
+      </w:r>
+    </w:p>
+    <w:p>
+      <w:r>
+        <w:t xml:space="preserve">                  └──</w:t>
+      </w:r>
+      <w:r>
+        <w:rPr>
+          <w:rFonts w:ascii="Arial" w:hAnsi="Arial" w:cs="Arial"/>
+        </w:rPr>
+        <w:t>►</w:t>
+      </w:r>
+      <w:r>
+        <w:t xml:space="preserve"> HY-SRF05 VCC (Pin 1)</w:t>
+      </w:r>
+    </w:p>
+    <w:p/>
+    <w:p>
+      <w:r>
+        <w:t xml:space="preserve">Pi </w:t>
+      </w:r>
+      <w:proofErr w:type="gramStart"/>
+      <w:r>
+        <w:t>Pin  3</w:t>
+      </w:r>
+      <w:proofErr w:type="gramEnd"/>
+      <w:r>
+        <w:t xml:space="preserve"> (</w:t>
+      </w:r>
+      <w:proofErr w:type="gramStart"/>
+      <w:r>
+        <w:t>SDA)  ─</w:t>
+      </w:r>
+      <w:proofErr w:type="gramEnd"/>
+      <w:r>
+        <w:t>──</w:t>
+      </w:r>
+      <w:r>
+        <w:rPr>
+          <w:rFonts w:ascii="Arial" w:hAnsi="Arial" w:cs="Arial"/>
+        </w:rPr>
+        <w:t>►</w:t>
+      </w:r>
+      <w:r>
+        <w:t xml:space="preserve"> ADS1115 SDA (GPIO 2)</w:t>
+      </w:r>
+    </w:p>
+    <w:p/>
+    <w:p>
+      <w:r>
+        <w:t xml:space="preserve">Pi </w:t>
+      </w:r>
+      <w:proofErr w:type="gramStart"/>
+      <w:r>
+        <w:t>Pin  5</w:t>
+      </w:r>
+      <w:proofErr w:type="gramEnd"/>
+      <w:r>
+        <w:t xml:space="preserve"> (</w:t>
+      </w:r>
+      <w:proofErr w:type="gramStart"/>
+      <w:r>
+        <w:t>SCL)  ─</w:t>
+      </w:r>
+      <w:proofErr w:type="gramEnd"/>
+      <w:r>
+        <w:t>──</w:t>
+      </w:r>
+      <w:r>
+        <w:rPr>
+          <w:rFonts w:ascii="Arial" w:hAnsi="Arial" w:cs="Arial"/>
+        </w:rPr>
+        <w:t>►</w:t>
+      </w:r>
+      <w:r>
+        <w:t xml:space="preserve"> ADS1115 SCL (GPIO 3)</w:t>
+      </w:r>
+    </w:p>
+    <w:p/>
+    <w:p>
+      <w:r>
+        <w:t xml:space="preserve">Pi </w:t>
+      </w:r>
+      <w:proofErr w:type="gramStart"/>
+      <w:r>
+        <w:t>Pin  6</w:t>
+      </w:r>
+      <w:proofErr w:type="gramEnd"/>
+      <w:r>
+        <w:t xml:space="preserve"> (</w:t>
+      </w:r>
+      <w:proofErr w:type="gramStart"/>
+      <w:r>
+        <w:t>GND)  ─</w:t>
+      </w:r>
+      <w:proofErr w:type="gramEnd"/>
+      <w:r>
+        <w:t>─</w:t>
+      </w:r>
+      <w:r>
+        <w:rPr>
+          <w:rFonts w:ascii="MS Gothic" w:eastAsia="MS Gothic" w:hAnsi="MS Gothic" w:cs="MS Gothic" w:hint="eastAsia"/>
+        </w:rPr>
+        <w:t>┬</w:t>
+      </w:r>
+      <w:r>
+        <w:rPr>
+          <w:rFonts w:ascii="Aptos" w:hAnsi="Aptos" w:cs="Aptos"/>
+        </w:rPr>
+        <w:t>──</w:t>
+      </w:r>
+      <w:r>
+        <w:rPr>
+          <w:rFonts w:ascii="Arial" w:hAnsi="Arial" w:cs="Arial"/>
+        </w:rPr>
+        <w:t>►</w:t>
+      </w:r>
+      <w:r>
+        <w:t xml:space="preserve"> HC-SR04 GND</w:t>
+      </w:r>
+    </w:p>
+    <w:p>
+      <w:r>
+        <w:t xml:space="preserve">                  </w:t>
+      </w:r>
+      <w:r>
+        <w:rPr>
+          <w:rFonts w:ascii="MS Gothic" w:eastAsia="MS Gothic" w:hAnsi="MS Gothic" w:cs="MS Gothic" w:hint="eastAsia"/>
+        </w:rPr>
+        <w:t>├</w:t>
+      </w:r>
+      <w:r>
+        <w:rPr>
+          <w:rFonts w:ascii="Aptos" w:hAnsi="Aptos" w:cs="Aptos"/>
+        </w:rPr>
+        <w:t>──</w:t>
+      </w:r>
+      <w:r>
+        <w:rPr>
+          <w:rFonts w:ascii="Arial" w:hAnsi="Arial" w:cs="Arial"/>
+        </w:rPr>
+        <w:t>►</w:t>
+      </w:r>
+      <w:r>
+        <w:t xml:space="preserve"> A4988 Logic GND  </w:t>
+      </w:r>
+    </w:p>
+    <w:p>
+      <w:r>
+        <w:t xml:space="preserve">                  └──</w:t>
+      </w:r>
+      <w:r>
+        <w:rPr>
+          <w:rFonts w:ascii="Arial" w:hAnsi="Arial" w:cs="Arial"/>
+        </w:rPr>
+        <w:t>►</w:t>
+      </w:r>
+      <w:r>
+        <w:t xml:space="preserve"> (2k</w:t>
+      </w:r>
+      <w:r>
+        <w:rPr>
+          <w:rFonts w:ascii="Aptos" w:hAnsi="Aptos" w:cs="Aptos"/>
+        </w:rPr>
+        <w:t>Ω</w:t>
+      </w:r>
+      <w:r>
+        <w:t xml:space="preserve"> from HC-SR04 voltage divider)</w:t>
+      </w:r>
+    </w:p>
+    <w:p/>
+    <w:p>
+      <w:r>
+        <w:t xml:space="preserve">Pi </w:t>
+      </w:r>
+      <w:proofErr w:type="gramStart"/>
+      <w:r>
+        <w:t>Pin  9</w:t>
+      </w:r>
+      <w:proofErr w:type="gramEnd"/>
+      <w:r>
+        <w:t xml:space="preserve"> (</w:t>
+      </w:r>
+      <w:proofErr w:type="gramStart"/>
+      <w:r>
+        <w:t>GND)  ─</w:t>
+      </w:r>
+      <w:proofErr w:type="gramEnd"/>
+      <w:r>
+        <w:t>─</w:t>
+      </w:r>
+      <w:r>
+        <w:rPr>
+          <w:rFonts w:ascii="MS Gothic" w:eastAsia="MS Gothic" w:hAnsi="MS Gothic" w:cs="MS Gothic" w:hint="eastAsia"/>
+        </w:rPr>
+        <w:t>┬</w:t>
+      </w:r>
+      <w:r>
+        <w:rPr>
+          <w:rFonts w:ascii="Aptos" w:hAnsi="Aptos" w:cs="Aptos"/>
+        </w:rPr>
+        <w:t>──</w:t>
+      </w:r>
+      <w:r>
+        <w:rPr>
+          <w:rFonts w:ascii="Arial" w:hAnsi="Arial" w:cs="Arial"/>
+        </w:rPr>
+        <w:t>►</w:t>
+      </w:r>
+      <w:r>
+        <w:t xml:space="preserve"> ADS1115 GND</w:t>
+      </w:r>
+    </w:p>
+    <w:p>
+      <w:r>
+        <w:t xml:space="preserve">                  </w:t>
+      </w:r>
+      <w:r>
+        <w:rPr>
+          <w:rFonts w:ascii="MS Gothic" w:eastAsia="MS Gothic" w:hAnsi="MS Gothic" w:cs="MS Gothic" w:hint="eastAsia"/>
+        </w:rPr>
+        <w:t>├</w:t>
+      </w:r>
+      <w:r>
+        <w:rPr>
+          <w:rFonts w:ascii="Aptos" w:hAnsi="Aptos" w:cs="Aptos"/>
+        </w:rPr>
+        <w:t>──</w:t>
+      </w:r>
+      <w:r>
+        <w:rPr>
+          <w:rFonts w:ascii="Arial" w:hAnsi="Arial" w:cs="Arial"/>
+        </w:rPr>
+        <w:t>►</w:t>
+      </w:r>
+      <w:r>
+        <w:t xml:space="preserve"> Soil Moisture GND (Black)</w:t>
+      </w:r>
+    </w:p>
+    <w:p>
+      <w:r>
+        <w:t xml:space="preserve">                  </w:t>
+      </w:r>
+      <w:r>
+        <w:rPr>
+          <w:rFonts w:ascii="MS Gothic" w:eastAsia="MS Gothic" w:hAnsi="MS Gothic" w:cs="MS Gothic" w:hint="eastAsia"/>
+        </w:rPr>
+        <w:t>├</w:t>
+      </w:r>
+      <w:r>
+        <w:rPr>
+          <w:rFonts w:ascii="Aptos" w:hAnsi="Aptos" w:cs="Aptos"/>
+        </w:rPr>
+        <w:t>──</w:t>
+      </w:r>
+      <w:r>
+        <w:rPr>
+          <w:rFonts w:ascii="Arial" w:hAnsi="Arial" w:cs="Arial"/>
+        </w:rPr>
+        <w:t>►</w:t>
+      </w:r>
+      <w:r>
+        <w:t xml:space="preserve"> YL-83 GND</w:t>
+      </w:r>
+    </w:p>
+    <w:p>
+      <w:r>
+        <w:t xml:space="preserve">                  └──</w:t>
+      </w:r>
+      <w:r>
+        <w:rPr>
+          <w:rFonts w:ascii="Arial" w:hAnsi="Arial" w:cs="Arial"/>
+        </w:rPr>
+        <w:t>►</w:t>
+      </w:r>
+      <w:r>
+        <w:t xml:space="preserve"> (2k</w:t>
+      </w:r>
+      <w:r>
+        <w:rPr>
+          <w:rFonts w:ascii="Aptos" w:hAnsi="Aptos" w:cs="Aptos"/>
+        </w:rPr>
+        <w:t>Ω</w:t>
+      </w:r>
+      <w:r>
+        <w:t xml:space="preserve"> from HY-SRF05 voltage divider)</w:t>
+      </w:r>
+    </w:p>
+    <w:p/>
+    <w:p>
+      <w:r>
+        <w:t>Pi Pin 11         ───</w:t>
+      </w:r>
+      <w:r>
+        <w:rPr>
+          <w:rFonts w:ascii="Arial" w:hAnsi="Arial" w:cs="Arial"/>
+        </w:rPr>
+        <w:t>►</w:t>
+      </w:r>
+      <w:r>
+        <w:t xml:space="preserve"> YL-83 DO (GPIO 17 - Rain detect)</w:t>
+      </w:r>
+    </w:p>
+    <w:p/>
+    <w:p>
+      <w:r>
+        <w:lastRenderedPageBreak/>
+        <w:t>Pi Pin 13         ───</w:t>
+      </w:r>
+      <w:r>
+        <w:rPr>
+          <w:rFonts w:ascii="Arial" w:hAnsi="Arial" w:cs="Arial"/>
+        </w:rPr>
+        <w:t>►</w:t>
+      </w:r>
+      <w:r>
+        <w:t xml:space="preserve"> HY-SRF05 TRIG (GPIO 27)</w:t>
+      </w:r>
+    </w:p>
+    <w:p/>
+    <w:p>
+      <w:r>
+        <w:t>Pi Pin 14 (</w:t>
+      </w:r>
+      <w:proofErr w:type="gramStart"/>
+      <w:r>
+        <w:t xml:space="preserve">GND)   </w:t>
+      </w:r>
+      <w:proofErr w:type="gramEnd"/>
+      <w:r>
+        <w:t>───</w:t>
+      </w:r>
+      <w:r>
+        <w:rPr>
+          <w:rFonts w:ascii="Arial" w:hAnsi="Arial" w:cs="Arial"/>
+        </w:rPr>
+        <w:t>►</w:t>
+      </w:r>
+      <w:r>
+        <w:t xml:space="preserve"> HY-SRF05 GND (Pin 5)</w:t>
+      </w:r>
+    </w:p>
+    <w:p>
+      <w:r>
+        <w:t xml:space="preserve">                  └──</w:t>
+      </w:r>
+      <w:r>
+        <w:rPr>
+          <w:rFonts w:ascii="Arial" w:hAnsi="Arial" w:cs="Arial"/>
+        </w:rPr>
+        <w:t>►</w:t>
+      </w:r>
+      <w:r>
+        <w:t xml:space="preserve"> (2k</w:t>
+      </w:r>
+      <w:r>
+        <w:rPr>
+          <w:rFonts w:ascii="Aptos" w:hAnsi="Aptos" w:cs="Aptos"/>
+        </w:rPr>
+        <w:t>Ω</w:t>
+      </w:r>
+      <w:r>
+        <w:t xml:space="preserve"> from HY-SRF05 voltage divider)</w:t>
+      </w:r>
+    </w:p>
+    <w:p/>
+    <w:p>
+      <w:r>
+        <w:t>Pi Pin 15         ───</w:t>
+      </w:r>
+      <w:r>
+        <w:rPr>
+          <w:rFonts w:ascii="Arial" w:hAnsi="Arial" w:cs="Arial"/>
+        </w:rPr>
+        <w:t>►</w:t>
+      </w:r>
+      <w:r>
+        <w:t xml:space="preserve"> HY-SRF05 ECHO </w:t>
+      </w:r>
+      <w:r>
+        <w:rPr>
+          <w:rFonts w:ascii="Aptos" w:hAnsi="Aptos" w:cs="Aptos"/>
+        </w:rPr>
+        <w:t>→</w:t>
+      </w:r>
+      <w:r>
+        <w:t xml:space="preserve"> 1k</w:t>
+      </w:r>
+      <w:r>
+        <w:rPr>
+          <w:rFonts w:ascii="Aptos" w:hAnsi="Aptos" w:cs="Aptos"/>
+        </w:rPr>
+        <w:t>Ω</w:t>
+      </w:r>
+      <w:r>
+        <w:t xml:space="preserve"> </w:t>
+      </w:r>
+      <w:r>
+        <w:rPr>
+          <w:rFonts w:ascii="Aptos" w:hAnsi="Aptos" w:cs="Aptos"/>
+        </w:rPr>
+        <w:t>→</w:t>
+      </w:r>
+      <w:r>
+        <w:t xml:space="preserve"> GPIO 22</w:t>
+      </w:r>
+    </w:p>
+    <w:p/>
+    <w:p>
+      <w:r>
+        <w:t>Pi Pin 16         ───</w:t>
+      </w:r>
+      <w:r>
+        <w:rPr>
+          <w:rFonts w:ascii="Arial" w:hAnsi="Arial" w:cs="Arial"/>
+        </w:rPr>
+        <w:t>►</w:t>
+      </w:r>
+      <w:r>
+        <w:t xml:space="preserve"> HC-SR04 TRIG (GPIO 23)</w:t>
+      </w:r>
+    </w:p>
+    <w:p/>
+    <w:p>
+      <w:r>
+        <w:t>Pi Pin 18         ───</w:t>
+      </w:r>
+      <w:r>
+        <w:rPr>
+          <w:rFonts w:ascii="Arial" w:hAnsi="Arial" w:cs="Arial"/>
+        </w:rPr>
+        <w:t>►</w:t>
+      </w:r>
+      <w:r>
+        <w:t xml:space="preserve"> HC-SR04 ECHO </w:t>
+      </w:r>
+      <w:r>
+        <w:rPr>
+          <w:rFonts w:ascii="Aptos" w:hAnsi="Aptos" w:cs="Aptos"/>
+        </w:rPr>
+        <w:t>→</w:t>
+      </w:r>
+      <w:r>
+        <w:t xml:space="preserve"> 1k</w:t>
+      </w:r>
+      <w:r>
+        <w:rPr>
+          <w:rFonts w:ascii="Aptos" w:hAnsi="Aptos" w:cs="Aptos"/>
+        </w:rPr>
+        <w:t>Ω</w:t>
+      </w:r>
+      <w:r>
+        <w:t xml:space="preserve"> </w:t>
+      </w:r>
+      <w:r>
+        <w:rPr>
+          <w:rFonts w:ascii="Aptos" w:hAnsi="Aptos" w:cs="Aptos"/>
+        </w:rPr>
+        <w:t>→</w:t>
+      </w:r>
+      <w:r>
+        <w:t xml:space="preserve"> GPIO 24</w:t>
+      </w:r>
+    </w:p>
+    <w:p/>
+    <w:p>
+      <w:r>
+        <w:t>Pi Pin 38         ───</w:t>
+      </w:r>
+      <w:r>
+        <w:rPr>
+          <w:rFonts w:ascii="Arial" w:hAnsi="Arial" w:cs="Arial"/>
+        </w:rPr>
+        <w:t>►</w:t>
+      </w:r>
+      <w:r>
+        <w:t xml:space="preserve"> A4988 DIR (GPIO 20)</w:t>
+      </w:r>
+    </w:p>
+    <w:p/>
+    <w:p>
+      <w:r>
+        <w:t>Pi Pin 40         ───</w:t>
+      </w:r>
+      <w:r>
+        <w:rPr>
+          <w:rFonts w:ascii="Arial" w:hAnsi="Arial" w:cs="Arial"/>
+        </w:rPr>
+        <w:t>►</w:t>
+      </w:r>
+      <w:r>
+        <w:t xml:space="preserve"> A4988 STEP (GPIO 21)</w:t>
+      </w:r>
+    </w:p>
+    <w:p/>
+    <w:p>
+      <w:pPr>
+        <w:rPr>
+          <w:b/>
+          <w:bCs/>
+        </w:rPr>
+      </w:pPr>
+      <w:r>
+        <w:rPr>
+          <w:b/>
+          <w:bCs/>
+        </w:rPr>
+        <w:t>Shared Pin Summary Table</w:t>
+      </w:r>
+    </w:p>
+    <w:tbl>
+      <w:tblPr>
+        <w:tblW w:w="5000" w:type="pct"/>
+        <w:tblCellMar>
+          <w:top w:w="15" w:type="dxa"/>
+          <w:left w:w="15" w:type="dxa"/>
+          <w:bottom w:w="15" w:type="dxa"/>
+          <w:right w:w="15" w:type="dxa"/>
+        </w:tblCellMar>
+        <w:tblLook w:val="04A0" w:firstRow="1" w:lastRow="0" w:firstColumn="1" w:lastColumn="0" w:noHBand="0" w:noVBand="1"/>
+      </w:tblPr>
+      <w:tblGrid>
+        <w:gridCol w:w="917"/>
+        <w:gridCol w:w="1710"/>
+        <w:gridCol w:w="6717"/>
+      </w:tblGrid>
+      <w:tr>
+        <w:trPr>
+          <w:tblHeader/>
+        </w:trPr>
+        <w:tc>
+          <w:tcPr>
+            <w:tcW w:w="0" w:type="auto"/>
+            <w:tcBorders>
+              <w:top w:val="single" w:sz="6" w:space="0" w:color="DDDDDD"/>
+              <w:left w:val="single" w:sz="6" w:space="0" w:color="DDDDDD"/>
+              <w:bottom w:val="single" w:sz="6" w:space="0" w:color="DDDDDD"/>
+              <w:right w:val="single" w:sz="6" w:space="0" w:color="DDDDDD"/>
+            </w:tcBorders>
+            <w:shd w:val="clear" w:color="auto" w:fill="F2F2F2"/>
+            <w:tcMar>
+              <w:top w:w="120" w:type="dxa"/>
+              <w:left w:w="120" w:type="dxa"/>
+              <w:bottom w:w="120" w:type="dxa"/>
+              <w:right w:w="120" w:type="dxa"/>
+            </w:tcMar>
+            <w:vAlign w:val="center"/>
+            <w:hideMark/>
+          </w:tcPr>
+          <w:p>
+            <w:pPr>
+              <w:rPr>
+                <w:b/>
+                <w:bCs/>
+              </w:rPr>
+            </w:pPr>
+            <w:r>
+              <w:rPr>
+                <w:b/>
+                <w:bCs/>
+              </w:rPr>
+              <w:t>Pi Pin</w:t>
+            </w:r>
+          </w:p>
+        </w:tc>
+        <w:tc>
+          <w:tcPr>
+            <w:tcW w:w="0" w:type="auto"/>
+            <w:tcBorders>
+              <w:top w:val="single" w:sz="6" w:space="0" w:color="DDDDDD"/>
+              <w:left w:val="single" w:sz="6" w:space="0" w:color="DDDDDD"/>
+              <w:bottom w:val="single" w:sz="6" w:space="0" w:color="DDDDDD"/>
+              <w:right w:val="single" w:sz="6" w:space="0" w:color="DDDDDD"/>
+            </w:tcBorders>
+            <w:shd w:val="clear" w:color="auto" w:fill="F2F2F2"/>
+            <w:tcMar>
+              <w:top w:w="120" w:type="dxa"/>
+              <w:left w:w="120" w:type="dxa"/>
+              <w:bottom w:w="120" w:type="dxa"/>
+              <w:right w:w="120" w:type="dxa"/>
+            </w:tcMar>
+            <w:vAlign w:val="center"/>
+            <w:hideMark/>
+          </w:tcPr>
+          <w:p>
+            <w:pPr>
+              <w:rPr>
+                <w:b/>
+                <w:bCs/>
+              </w:rPr>
+            </w:pPr>
+            <w:r>
+              <w:rPr>
+                <w:b/>
+                <w:bCs/>
+              </w:rPr>
+              <w:t>Voltage/GPIO</w:t>
+            </w:r>
+          </w:p>
+        </w:tc>
+        <w:tc>
+          <w:tcPr>
+            <w:tcW w:w="0" w:type="auto"/>
+            <w:tcBorders>
+              <w:top w:val="single" w:sz="6" w:space="0" w:color="DDDDDD"/>
+              <w:left w:val="single" w:sz="6" w:space="0" w:color="DDDDDD"/>
+              <w:bottom w:val="single" w:sz="6" w:space="0" w:color="DDDDDD"/>
+              <w:right w:val="single" w:sz="6" w:space="0" w:color="DDDDDD"/>
+            </w:tcBorders>
+            <w:shd w:val="clear" w:color="auto" w:fill="F2F2F2"/>
+            <w:tcMar>
+              <w:top w:w="120" w:type="dxa"/>
+              <w:left w:w="120" w:type="dxa"/>
+              <w:bottom w:w="120" w:type="dxa"/>
+              <w:right w:w="120" w:type="dxa"/>
+            </w:tcMar>
+            <w:vAlign w:val="center"/>
+            <w:hideMark/>
+          </w:tcPr>
+          <w:p>
+            <w:pPr>
+              <w:rPr>
+                <w:b/>
+                <w:bCs/>
+              </w:rPr>
+            </w:pPr>
+            <w:r>
+              <w:rPr>
+                <w:b/>
+                <w:bCs/>
+              </w:rPr>
+              <w:t>Shared By (4 components max)</w:t>
+            </w:r>
+          </w:p>
+        </w:tc>
+      </w:tr>
+      <w:tr>
+        <w:tc>
+          <w:tcPr>
+            <w:tcW w:w="0" w:type="auto"/>
+            <w:tcBorders>
+              <w:top w:val="single" w:sz="6" w:space="0" w:color="DDDDDD"/>
+              <w:left w:val="single" w:sz="6" w:space="0" w:color="DDDDDD"/>
+              <w:bottom w:val="single" w:sz="6" w:space="0" w:color="DDDDDD"/>
+              <w:right w:val="single" w:sz="6" w:space="0" w:color="DDDDDD"/>
+            </w:tcBorders>
+            <w:tcMar>
+              <w:top w:w="120" w:type="dxa"/>
+              <w:left w:w="120" w:type="dxa"/>
+              <w:bottom w:w="120" w:type="dxa"/>
+              <w:right w:w="120" w:type="dxa"/>
+            </w:tcMar>
+            <w:vAlign w:val="center"/>
+            <w:hideMark/>
+          </w:tcPr>
+          <w:p>
+            <w:r>
+              <w:rPr>
+                <w:b/>
+                <w:bCs/>
+              </w:rPr>
+              <w:t>Pin 1</w:t>
+            </w:r>
+          </w:p>
+        </w:tc>
+        <w:tc>
+          <w:tcPr>
+            <w:tcW w:w="0" w:type="auto"/>
+            <w:tcBorders>
+              <w:top w:val="single" w:sz="6" w:space="0" w:color="DDDDDD"/>
+              <w:left w:val="single" w:sz="6" w:space="0" w:color="DDDDDD"/>
+              <w:bottom w:val="single" w:sz="6" w:space="0" w:color="DDDDDD"/>
+              <w:right w:val="single" w:sz="6" w:space="0" w:color="DDDDDD"/>
+            </w:tcBorders>
+            <w:tcMar>
+              <w:top w:w="120" w:type="dxa"/>
+              <w:left w:w="120" w:type="dxa"/>
+              <w:bottom w:w="120" w:type="dxa"/>
+              <w:right w:w="120" w:type="dxa"/>
+            </w:tcMar>
+            <w:vAlign w:val="center"/>
+            <w:hideMark/>
+          </w:tcPr>
+          <w:p>
+            <w:r>
+              <w:t>3.3V</w:t>
+            </w:r>
+          </w:p>
+        </w:tc>
+        <w:tc>
+          <w:tcPr>
+            <w:tcW w:w="0" w:type="auto"/>
+            <w:tcBorders>
+              <w:top w:val="single" w:sz="6" w:space="0" w:color="DDDDDD"/>
+              <w:left w:val="single" w:sz="6" w:space="0" w:color="DDDDDD"/>
+              <w:bottom w:val="single" w:sz="6" w:space="0" w:color="DDDDDD"/>
+              <w:right w:val="single" w:sz="6" w:space="0" w:color="DDDDDD"/>
+            </w:tcBorders>
+            <w:tcMar>
+              <w:top w:w="120" w:type="dxa"/>
+              <w:left w:w="120" w:type="dxa"/>
+              <w:bottom w:w="120" w:type="dxa"/>
+              <w:right w:w="120" w:type="dxa"/>
+            </w:tcMar>
+            <w:vAlign w:val="center"/>
+            <w:hideMark/>
+          </w:tcPr>
+          <w:p>
+            <w:r>
+              <w:t xml:space="preserve">ADS1115 VDD </w:t>
+            </w:r>
+            <w:r>
+              <w:rPr>
+                <w:b/>
+                <w:bCs/>
+              </w:rPr>
+              <w:t>+</w:t>
+            </w:r>
+            <w:r>
+              <w:t xml:space="preserve"> Soil Moisture VCC</w:t>
+            </w:r>
+          </w:p>
+        </w:tc>
+      </w:tr>
+      <w:tr>
+        <w:tc>
+          <w:tcPr>
+            <w:tcW w:w="0" w:type="auto"/>
+            <w:tcBorders>
+              <w:top w:val="single" w:sz="6" w:space="0" w:color="DDDDDD"/>
+              <w:left w:val="single" w:sz="6" w:space="0" w:color="DDDDDD"/>
+              <w:bottom w:val="single" w:sz="6" w:space="0" w:color="DDDDDD"/>
+              <w:right w:val="single" w:sz="6" w:space="0" w:color="DDDDDD"/>
+            </w:tcBorders>
+            <w:tcMar>
+              <w:top w:w="120" w:type="dxa"/>
+              <w:left w:w="120" w:type="dxa"/>
+              <w:bottom w:w="120" w:type="dxa"/>
+              <w:right w:w="120" w:type="dxa"/>
+            </w:tcMar>
+            <w:vAlign w:val="center"/>
+            <w:hideMark/>
+          </w:tcPr>
+          <w:p>
+            <w:r>
+              <w:rPr>
+                <w:b/>
+                <w:bCs/>
+              </w:rPr>
+              <w:t>Pin 2</w:t>
+            </w:r>
+          </w:p>
+        </w:tc>
+        <w:tc>
+          <w:tcPr>
+            <w:tcW w:w="0" w:type="auto"/>
+            <w:tcBorders>
+              <w:top w:val="single" w:sz="6" w:space="0" w:color="DDDDDD"/>
+              <w:left w:val="single" w:sz="6" w:space="0" w:color="DDDDDD"/>
+              <w:bottom w:val="single" w:sz="6" w:space="0" w:color="DDDDDD"/>
+              <w:right w:val="single" w:sz="6" w:space="0" w:color="DDDDDD"/>
+            </w:tcBorders>
+            <w:tcMar>
+              <w:top w:w="120" w:type="dxa"/>
+              <w:left w:w="120" w:type="dxa"/>
+              <w:bottom w:w="120" w:type="dxa"/>
+              <w:right w:w="120" w:type="dxa"/>
+            </w:tcMar>
+            <w:vAlign w:val="center"/>
+            <w:hideMark/>
+          </w:tcPr>
+          <w:p>
+            <w:r>
+              <w:t>5V</w:t>
+            </w:r>
+          </w:p>
+        </w:tc>
+        <w:tc>
+          <w:tcPr>
+            <w:tcW w:w="0" w:type="auto"/>
+            <w:tcBorders>
+              <w:top w:val="single" w:sz="6" w:space="0" w:color="DDDDDD"/>
+              <w:left w:val="single" w:sz="6" w:space="0" w:color="DDDDDD"/>
+              <w:bottom w:val="single" w:sz="6" w:space="0" w:color="DDDDDD"/>
+              <w:right w:val="single" w:sz="6" w:space="0" w:color="DDDDDD"/>
+            </w:tcBorders>
+            <w:tcMar>
+              <w:top w:w="120" w:type="dxa"/>
+              <w:left w:w="120" w:type="dxa"/>
+              <w:bottom w:w="120" w:type="dxa"/>
+              <w:right w:w="120" w:type="dxa"/>
+            </w:tcMar>
+            <w:vAlign w:val="center"/>
+            <w:hideMark/>
+          </w:tcPr>
+          <w:p>
+            <w:r>
+              <w:t xml:space="preserve">HC-SR04 VCC </w:t>
+            </w:r>
+            <w:r>
+              <w:rPr>
+                <w:b/>
+                <w:bCs/>
+              </w:rPr>
+              <w:t>+</w:t>
+            </w:r>
+            <w:r>
+              <w:t xml:space="preserve"> YL-83 VCC </w:t>
+            </w:r>
+            <w:r>
+              <w:rPr>
+                <w:b/>
+                <w:bCs/>
+              </w:rPr>
+              <w:t>+</w:t>
+            </w:r>
+            <w:r>
+              <w:t xml:space="preserve"> A4988 VDD </w:t>
+            </w:r>
+            <w:r>
+              <w:rPr>
+                <w:b/>
+                <w:bCs/>
+              </w:rPr>
+              <w:t>+</w:t>
+            </w:r>
+            <w:r>
+              <w:t xml:space="preserve"> HY-SRF05 VCC</w:t>
+            </w:r>
+          </w:p>
+        </w:tc>
+      </w:tr>
+      <w:tr>
+        <w:tc>
+          <w:tcPr>
+            <w:tcW w:w="0" w:type="auto"/>
+            <w:tcBorders>
+              <w:top w:val="single" w:sz="6" w:space="0" w:color="DDDDDD"/>
+              <w:left w:val="single" w:sz="6" w:space="0" w:color="DDDDDD"/>
+              <w:bottom w:val="single" w:sz="6" w:space="0" w:color="DDDDDD"/>
+              <w:right w:val="single" w:sz="6" w:space="0" w:color="DDDDDD"/>
+            </w:tcBorders>
+            <w:tcMar>
+              <w:top w:w="120" w:type="dxa"/>
+              <w:left w:w="120" w:type="dxa"/>
+              <w:bottom w:w="120" w:type="dxa"/>
+              <w:right w:w="120" w:type="dxa"/>
+            </w:tcMar>
+            <w:vAlign w:val="center"/>
+            <w:hideMark/>
+          </w:tcPr>
+          <w:p>
+            <w:r>
+              <w:rPr>
+                <w:b/>
+                <w:bCs/>
+              </w:rPr>
+              <w:t>Pin 6</w:t>
+            </w:r>
+          </w:p>
+        </w:tc>
+        <w:tc>
+          <w:tcPr>
+            <w:tcW w:w="0" w:type="auto"/>
+            <w:tcBorders>
+              <w:top w:val="single" w:sz="6" w:space="0" w:color="DDDDDD"/>
+              <w:left w:val="single" w:sz="6" w:space="0" w:color="DDDDDD"/>
+              <w:bottom w:val="single" w:sz="6" w:space="0" w:color="DDDDDD"/>
+              <w:right w:val="single" w:sz="6" w:space="0" w:color="DDDDDD"/>
+            </w:tcBorders>
+            <w:tcMar>
+              <w:top w:w="120" w:type="dxa"/>
+              <w:left w:w="120" w:type="dxa"/>
+              <w:bottom w:w="120" w:type="dxa"/>
+              <w:right w:w="120" w:type="dxa"/>
+            </w:tcMar>
+            <w:vAlign w:val="center"/>
+            <w:hideMark/>
+          </w:tcPr>
+          <w:p>
+            <w:r>
+              <w:t>GND</w:t>
+            </w:r>
+          </w:p>
+        </w:tc>
+        <w:tc>
+          <w:tcPr>
+            <w:tcW w:w="0" w:type="auto"/>
+            <w:tcBorders>
+              <w:top w:val="single" w:sz="6" w:space="0" w:color="DDDDDD"/>
+              <w:left w:val="single" w:sz="6" w:space="0" w:color="DDDDDD"/>
+              <w:bottom w:val="single" w:sz="6" w:space="0" w:color="DDDDDD"/>
+              <w:right w:val="single" w:sz="6" w:space="0" w:color="DDDDDD"/>
+            </w:tcBorders>
+            <w:tcMar>
+              <w:top w:w="120" w:type="dxa"/>
+              <w:left w:w="120" w:type="dxa"/>
+              <w:bottom w:w="120" w:type="dxa"/>
+              <w:right w:w="120" w:type="dxa"/>
+            </w:tcMar>
+            <w:vAlign w:val="center"/>
+            <w:hideMark/>
+          </w:tcPr>
+          <w:p>
+            <w:r>
+              <w:t xml:space="preserve">HC-SR04 GND </w:t>
+            </w:r>
+            <w:r>
+              <w:rPr>
+                <w:b/>
+                <w:bCs/>
+              </w:rPr>
+              <w:t>+</w:t>
+            </w:r>
+            <w:r>
+              <w:t xml:space="preserve"> A4988 Logic GND </w:t>
+            </w:r>
+            <w:r>
+              <w:rPr>
+                <w:b/>
+                <w:bCs/>
+              </w:rPr>
+              <w:t>+</w:t>
+            </w:r>
+            <w:r>
+              <w:t xml:space="preserve"> HC-SR04 divider</w:t>
+            </w:r>
+          </w:p>
+        </w:tc>
+      </w:tr>
+      <w:tr>
+        <w:tc>
+          <w:tcPr>
+            <w:tcW w:w="0" w:type="auto"/>
+            <w:tcBorders>
+              <w:top w:val="single" w:sz="6" w:space="0" w:color="DDDDDD"/>
+              <w:left w:val="single" w:sz="6" w:space="0" w:color="DDDDDD"/>
+              <w:bottom w:val="single" w:sz="6" w:space="0" w:color="DDDDDD"/>
+              <w:right w:val="single" w:sz="6" w:space="0" w:color="DDDDDD"/>
+            </w:tcBorders>
+            <w:tcMar>
+              <w:top w:w="120" w:type="dxa"/>
+              <w:left w:w="120" w:type="dxa"/>
+              <w:bottom w:w="120" w:type="dxa"/>
+              <w:right w:w="120" w:type="dxa"/>
+            </w:tcMar>
+            <w:vAlign w:val="center"/>
+            <w:hideMark/>
+          </w:tcPr>
+          <w:p>
+            <w:r>
+              <w:rPr>
+                <w:b/>
+                <w:bCs/>
+              </w:rPr>
+              <w:t>Pin 9</w:t>
+            </w:r>
+          </w:p>
+        </w:tc>
+        <w:tc>
+          <w:tcPr>
+            <w:tcW w:w="0" w:type="auto"/>
+            <w:tcBorders>
+              <w:top w:val="single" w:sz="6" w:space="0" w:color="DDDDDD"/>
+              <w:left w:val="single" w:sz="6" w:space="0" w:color="DDDDDD"/>
+              <w:bottom w:val="single" w:sz="6" w:space="0" w:color="DDDDDD"/>
+              <w:right w:val="single" w:sz="6" w:space="0" w:color="DDDDDD"/>
+            </w:tcBorders>
+            <w:tcMar>
+              <w:top w:w="120" w:type="dxa"/>
+              <w:left w:w="120" w:type="dxa"/>
+              <w:bottom w:w="120" w:type="dxa"/>
+              <w:right w:w="120" w:type="dxa"/>
+            </w:tcMar>
+            <w:vAlign w:val="center"/>
+            <w:hideMark/>
+          </w:tcPr>
+          <w:p>
+            <w:r>
+              <w:t>GND</w:t>
+            </w:r>
+          </w:p>
+        </w:tc>
+        <w:tc>
+          <w:tcPr>
+            <w:tcW w:w="0" w:type="auto"/>
+            <w:tcBorders>
+              <w:top w:val="single" w:sz="6" w:space="0" w:color="DDDDDD"/>
+              <w:left w:val="single" w:sz="6" w:space="0" w:color="DDDDDD"/>
+              <w:bottom w:val="single" w:sz="6" w:space="0" w:color="DDDDDD"/>
+              <w:right w:val="single" w:sz="6" w:space="0" w:color="DDDDDD"/>
+            </w:tcBorders>
+            <w:tcMar>
+              <w:top w:w="120" w:type="dxa"/>
+              <w:left w:w="120" w:type="dxa"/>
+              <w:bottom w:w="120" w:type="dxa"/>
+              <w:right w:w="120" w:type="dxa"/>
+            </w:tcMar>
+            <w:vAlign w:val="center"/>
+            <w:hideMark/>
+          </w:tcPr>
+          <w:p>
+            <w:r>
+              <w:t xml:space="preserve">ADS1115 GND </w:t>
+            </w:r>
+            <w:r>
+              <w:rPr>
+                <w:b/>
+                <w:bCs/>
+              </w:rPr>
+              <w:t>+</w:t>
+            </w:r>
+            <w:r>
+              <w:t xml:space="preserve"> Soil Moisture GND </w:t>
+            </w:r>
+            <w:r>
+              <w:rPr>
+                <w:b/>
+                <w:bCs/>
+              </w:rPr>
+              <w:t>+</w:t>
+            </w:r>
+            <w:r>
+              <w:t xml:space="preserve"> YL-83 GND </w:t>
+            </w:r>
+            <w:r>
+              <w:rPr>
+                <w:b/>
+                <w:bCs/>
+              </w:rPr>
+              <w:t>+</w:t>
+            </w:r>
+            <w:r>
+              <w:t xml:space="preserve"> HY-SRF05 divider</w:t>
+            </w:r>
+          </w:p>
+        </w:tc>
+      </w:tr>
+      <w:tr>
+        <w:tc>
+          <w:tcPr>
+            <w:tcW w:w="0" w:type="auto"/>
+            <w:tcBorders>
+              <w:top w:val="single" w:sz="6" w:space="0" w:color="DDDDDD"/>
+              <w:left w:val="single" w:sz="6" w:space="0" w:color="DDDDDD"/>
+              <w:bottom w:val="single" w:sz="6" w:space="0" w:color="DDDDDD"/>
+              <w:right w:val="single" w:sz="6" w:space="0" w:color="DDDDDD"/>
+            </w:tcBorders>
+            <w:tcMar>
+              <w:top w:w="120" w:type="dxa"/>
+              <w:left w:w="120" w:type="dxa"/>
+              <w:bottom w:w="120" w:type="dxa"/>
+              <w:right w:w="120" w:type="dxa"/>
+            </w:tcMar>
+            <w:vAlign w:val="center"/>
+            <w:hideMark/>
+          </w:tcPr>
+          <w:p>
+            <w:r>
+              <w:lastRenderedPageBreak/>
+              <w:t>Pin 3/5</w:t>
+            </w:r>
+          </w:p>
+        </w:tc>
+        <w:tc>
+          <w:tcPr>
+            <w:tcW w:w="0" w:type="auto"/>
+            <w:tcBorders>
+              <w:top w:val="single" w:sz="6" w:space="0" w:color="DDDDDD"/>
+              <w:left w:val="single" w:sz="6" w:space="0" w:color="DDDDDD"/>
+              <w:bottom w:val="single" w:sz="6" w:space="0" w:color="DDDDDD"/>
+              <w:right w:val="single" w:sz="6" w:space="0" w:color="DDDDDD"/>
+            </w:tcBorders>
+            <w:tcMar>
+              <w:top w:w="120" w:type="dxa"/>
+              <w:left w:w="120" w:type="dxa"/>
+              <w:bottom w:w="120" w:type="dxa"/>
+              <w:right w:w="120" w:type="dxa"/>
+            </w:tcMar>
+            <w:vAlign w:val="center"/>
+            <w:hideMark/>
+          </w:tcPr>
+          <w:p>
+            <w:r>
+              <w:t>I2C</w:t>
+            </w:r>
+          </w:p>
+        </w:tc>
+        <w:tc>
+          <w:tcPr>
+            <w:tcW w:w="0" w:type="auto"/>
+            <w:tcBorders>
+              <w:top w:val="single" w:sz="6" w:space="0" w:color="DDDDDD"/>
+              <w:left w:val="single" w:sz="6" w:space="0" w:color="DDDDDD"/>
+              <w:bottom w:val="single" w:sz="6" w:space="0" w:color="DDDDDD"/>
+              <w:right w:val="single" w:sz="6" w:space="0" w:color="DDDDDD"/>
+            </w:tcBorders>
+            <w:tcMar>
+              <w:top w:w="120" w:type="dxa"/>
+              <w:left w:w="120" w:type="dxa"/>
+              <w:bottom w:w="120" w:type="dxa"/>
+              <w:right w:w="120" w:type="dxa"/>
+            </w:tcMar>
+            <w:vAlign w:val="center"/>
+            <w:hideMark/>
+          </w:tcPr>
+          <w:p>
+            <w:r>
+              <w:t>ADS1115 only</w:t>
+            </w:r>
+          </w:p>
+        </w:tc>
+      </w:tr>
+      <w:tr>
+        <w:tc>
+          <w:tcPr>
+            <w:tcW w:w="0" w:type="auto"/>
+            <w:tcBorders>
+              <w:top w:val="single" w:sz="6" w:space="0" w:color="DDDDDD"/>
+              <w:left w:val="single" w:sz="6" w:space="0" w:color="DDDDDD"/>
+              <w:bottom w:val="single" w:sz="6" w:space="0" w:color="DDDDDD"/>
+              <w:right w:val="single" w:sz="6" w:space="0" w:color="DDDDDD"/>
+            </w:tcBorders>
+            <w:tcMar>
+              <w:top w:w="120" w:type="dxa"/>
+              <w:left w:w="120" w:type="dxa"/>
+              <w:bottom w:w="120" w:type="dxa"/>
+              <w:right w:w="120" w:type="dxa"/>
+            </w:tcMar>
+            <w:vAlign w:val="center"/>
+            <w:hideMark/>
+          </w:tcPr>
+          <w:p>
+            <w:r>
+              <w:t>Pin 14</w:t>
+            </w:r>
+          </w:p>
+        </w:tc>
+        <w:tc>
+          <w:tcPr>
+            <w:tcW w:w="0" w:type="auto"/>
+            <w:tcBorders>
+              <w:top w:val="single" w:sz="6" w:space="0" w:color="DDDDDD"/>
+              <w:left w:val="single" w:sz="6" w:space="0" w:color="DDDDDD"/>
+              <w:bottom w:val="single" w:sz="6" w:space="0" w:color="DDDDDD"/>
+              <w:right w:val="single" w:sz="6" w:space="0" w:color="DDDDDD"/>
+            </w:tcBorders>
+            <w:tcMar>
+              <w:top w:w="120" w:type="dxa"/>
+              <w:left w:w="120" w:type="dxa"/>
+              <w:bottom w:w="120" w:type="dxa"/>
+              <w:right w:w="120" w:type="dxa"/>
+            </w:tcMar>
+            <w:vAlign w:val="center"/>
+            <w:hideMark/>
+          </w:tcPr>
+          <w:p>
+            <w:r>
+              <w:t>GND</w:t>
+            </w:r>
+          </w:p>
+        </w:tc>
+        <w:tc>
+          <w:tcPr>
+            <w:tcW w:w="0" w:type="auto"/>
+            <w:tcBorders>
+              <w:top w:val="single" w:sz="6" w:space="0" w:color="DDDDDD"/>
+              <w:left w:val="single" w:sz="6" w:space="0" w:color="DDDDDD"/>
+              <w:bottom w:val="single" w:sz="6" w:space="0" w:color="DDDDDD"/>
+              <w:right w:val="single" w:sz="6" w:space="0" w:color="DDDDDD"/>
+            </w:tcBorders>
+            <w:tcMar>
+              <w:top w:w="120" w:type="dxa"/>
+              <w:left w:w="120" w:type="dxa"/>
+              <w:bottom w:w="120" w:type="dxa"/>
+              <w:right w:w="120" w:type="dxa"/>
+            </w:tcMar>
+            <w:vAlign w:val="center"/>
+            <w:hideMark/>
+          </w:tcPr>
+          <w:p>
+            <w:r>
+              <w:t>HY-SRF05 only</w:t>
+            </w:r>
+          </w:p>
+        </w:tc>
+      </w:tr>
+    </w:tbl>
     <w:p/>
     <w:sectPr>
       <w:pgSz w:w="12240" w:h="15840"/>
@@ -5553,7 +9968,6 @@
   <w:style w:type="character" w:default="1" w:styleId="DefaultParagraphFont">
     <w:name w:val="Default Paragraph Font"/>
     <w:uiPriority w:val="1"/>
-    <w:semiHidden/>
     <w:unhideWhenUsed/>
   </w:style>
   <w:style w:type="table" w:default="1" w:styleId="TableNormal">
